--- a/docs/18-guia-de-instalacao-e-uso.docx
+++ b/docs/18-guia-de-instalacao-e-uso.docx
@@ -56,7 +56,7 @@
         <w:rPr>
           <w:sz w:val="23"/>
         </w:rPr>
-        <w:t>Guia passo a passo para colocar a loja G-Nesting no ar e usá-la no dia a dia. Os detalhes técnicos de cada assunto estão nos documentos citados entre parênteses; para instalar e usar, este guia basta. assistente da loja. Não precisa de Terminal, programação nem GitHub.</w:t>
+        <w:t>Guia passo a passo para colocar a loja G-Nesting no ar e usá-la no dia a dia. Os detalhes técnicos de cada assunto estão nos documentos citados entre parênteses; para instalar e usar, este guia basta. assistente da loja. Não precisa de Terminal, programação nem GitHub. equipe faz.</w:t>
       </w:r>
     </w:p>
     <w:p>
@@ -99,7 +99,7 @@
         <w:rPr>
           <w:sz w:val="23"/>
         </w:rPr>
-        <w:t xml:space="preserve"> cadastro, pedidos, produção, expedição e rotinas, com o que cada pessoa da equipe faz.</w:t>
+        <w:t xml:space="preserve"> cadastro, pedidos, produção, estoque, expedição, relatórios e rotinas, com o que cada pessoa da</w:t>
       </w:r>
     </w:p>
     <w:p/>
@@ -116,7 +116,7 @@
           <w:color w:val="6B665E"/>
           <w:sz w:val="18"/>
         </w:rPr>
-        <w:t>Versão de 26 de setembro de 2026 · gerado a partir de docs/18-guia-de-instalacao-e-uso.md</w:t>
+        <w:t>Versão de 27 de setembro de 2026 · gerado a partir de docs/18-guia-de-instalacao-e-uso.md</w:t>
       </w:r>
     </w:p>
     <w:p>
@@ -156,7 +156,7 @@
       <w:r>
         <w:fldChar w:fldCharType="separate"/>
       </w:r>
-      <w:hyperlink w:anchor="_Toc241348863" w:history="1">
+      <w:hyperlink w:anchor="_Toc241393757" w:history="1">
         <w:r>
           <w:rPr>
             <w:rStyle w:val="Hyperlink"/>
@@ -183,7 +183,7 @@
             <w:noProof/>
             <w:webHidden/>
           </w:rPr>
-          <w:instrText xml:space="preserve"> PAGEREF _Toc241348863 \h </w:instrText>
+          <w:instrText xml:space="preserve"> PAGEREF _Toc241393757 \h </w:instrText>
         </w:r>
         <w:r>
           <w:rPr>
@@ -224,7 +224,7 @@
           <w:noProof/>
         </w:rPr>
       </w:pPr>
-      <w:hyperlink w:anchor="_Toc241348864" w:history="1">
+      <w:hyperlink w:anchor="_Toc241393758" w:history="1">
         <w:r>
           <w:rPr>
             <w:rStyle w:val="Hyperlink"/>
@@ -251,7 +251,7 @@
             <w:noProof/>
             <w:webHidden/>
           </w:rPr>
-          <w:instrText xml:space="preserve"> PAGEREF _Toc241348864 \h </w:instrText>
+          <w:instrText xml:space="preserve"> PAGEREF _Toc241393758 \h </w:instrText>
         </w:r>
         <w:r>
           <w:rPr>
@@ -292,7 +292,7 @@
           <w:noProof/>
         </w:rPr>
       </w:pPr>
-      <w:hyperlink w:anchor="_Toc241348865" w:history="1">
+      <w:hyperlink w:anchor="_Toc241393759" w:history="1">
         <w:r>
           <w:rPr>
             <w:rStyle w:val="Hyperlink"/>
@@ -319,7 +319,7 @@
             <w:noProof/>
             <w:webHidden/>
           </w:rPr>
-          <w:instrText xml:space="preserve"> PAGEREF _Toc241348865 \h </w:instrText>
+          <w:instrText xml:space="preserve"> PAGEREF _Toc241393759 \h </w:instrText>
         </w:r>
         <w:r>
           <w:rPr>
@@ -360,7 +360,7 @@
           <w:noProof/>
         </w:rPr>
       </w:pPr>
-      <w:hyperlink w:anchor="_Toc241348866" w:history="1">
+      <w:hyperlink w:anchor="_Toc241393760" w:history="1">
         <w:r>
           <w:rPr>
             <w:rStyle w:val="Hyperlink"/>
@@ -387,7 +387,7 @@
             <w:noProof/>
             <w:webHidden/>
           </w:rPr>
-          <w:instrText xml:space="preserve"> PAGEREF _Toc241348866 \h </w:instrText>
+          <w:instrText xml:space="preserve"> PAGEREF _Toc241393760 \h </w:instrText>
         </w:r>
         <w:r>
           <w:rPr>
@@ -428,7 +428,7 @@
           <w:noProof/>
         </w:rPr>
       </w:pPr>
-      <w:hyperlink w:anchor="_Toc241348867" w:history="1">
+      <w:hyperlink w:anchor="_Toc241393761" w:history="1">
         <w:r>
           <w:rPr>
             <w:rStyle w:val="Hyperlink"/>
@@ -455,7 +455,7 @@
             <w:noProof/>
             <w:webHidden/>
           </w:rPr>
-          <w:instrText xml:space="preserve"> PAGEREF _Toc241348867 \h </w:instrText>
+          <w:instrText xml:space="preserve"> PAGEREF _Toc241393761 \h </w:instrText>
         </w:r>
         <w:r>
           <w:rPr>
@@ -496,7 +496,7 @@
           <w:noProof/>
         </w:rPr>
       </w:pPr>
-      <w:hyperlink w:anchor="_Toc241348868" w:history="1">
+      <w:hyperlink w:anchor="_Toc241393762" w:history="1">
         <w:r>
           <w:rPr>
             <w:rStyle w:val="Hyperlink"/>
@@ -531,7 +531,7 @@
             <w:noProof/>
             <w:webHidden/>
           </w:rPr>
-          <w:instrText xml:space="preserve"> PAGEREF _Toc241348868 \h </w:instrText>
+          <w:instrText xml:space="preserve"> PAGEREF _Toc241393762 \h </w:instrText>
         </w:r>
         <w:r>
           <w:rPr>
@@ -572,7 +572,7 @@
           <w:noProof/>
         </w:rPr>
       </w:pPr>
-      <w:hyperlink w:anchor="_Toc241348869" w:history="1">
+      <w:hyperlink w:anchor="_Toc241393763" w:history="1">
         <w:r>
           <w:rPr>
             <w:rStyle w:val="Hyperlink"/>
@@ -599,7 +599,7 @@
             <w:noProof/>
             <w:webHidden/>
           </w:rPr>
-          <w:instrText xml:space="preserve"> PAGEREF _Toc241348869 \h </w:instrText>
+          <w:instrText xml:space="preserve"> PAGEREF _Toc241393763 \h </w:instrText>
         </w:r>
         <w:r>
           <w:rPr>
@@ -640,7 +640,7 @@
           <w:noProof/>
         </w:rPr>
       </w:pPr>
-      <w:hyperlink w:anchor="_Toc241348870" w:history="1">
+      <w:hyperlink w:anchor="_Toc241393764" w:history="1">
         <w:r>
           <w:rPr>
             <w:rStyle w:val="Hyperlink"/>
@@ -667,7 +667,7 @@
             <w:noProof/>
             <w:webHidden/>
           </w:rPr>
-          <w:instrText xml:space="preserve"> PAGEREF _Toc241348870 \h </w:instrText>
+          <w:instrText xml:space="preserve"> PAGEREF _Toc241393764 \h </w:instrText>
         </w:r>
         <w:r>
           <w:rPr>
@@ -708,7 +708,7 @@
           <w:noProof/>
         </w:rPr>
       </w:pPr>
-      <w:hyperlink w:anchor="_Toc241348871" w:history="1">
+      <w:hyperlink w:anchor="_Toc241393765" w:history="1">
         <w:r>
           <w:rPr>
             <w:rStyle w:val="Hyperlink"/>
@@ -735,7 +735,7 @@
             <w:noProof/>
             <w:webHidden/>
           </w:rPr>
-          <w:instrText xml:space="preserve"> PAGEREF _Toc241348871 \h </w:instrText>
+          <w:instrText xml:space="preserve"> PAGEREF _Toc241393765 \h </w:instrText>
         </w:r>
         <w:r>
           <w:rPr>
@@ -776,7 +776,7 @@
           <w:noProof/>
         </w:rPr>
       </w:pPr>
-      <w:hyperlink w:anchor="_Toc241348872" w:history="1">
+      <w:hyperlink w:anchor="_Toc241393766" w:history="1">
         <w:r>
           <w:rPr>
             <w:rStyle w:val="Hyperlink"/>
@@ -803,7 +803,7 @@
             <w:noProof/>
             <w:webHidden/>
           </w:rPr>
-          <w:instrText xml:space="preserve"> PAGEREF _Toc241348872 \h </w:instrText>
+          <w:instrText xml:space="preserve"> PAGEREF _Toc241393766 \h </w:instrText>
         </w:r>
         <w:r>
           <w:rPr>
@@ -844,7 +844,7 @@
           <w:noProof/>
         </w:rPr>
       </w:pPr>
-      <w:hyperlink w:anchor="_Toc241348873" w:history="1">
+      <w:hyperlink w:anchor="_Toc241393767" w:history="1">
         <w:r>
           <w:rPr>
             <w:rStyle w:val="Hyperlink"/>
@@ -886,7 +886,7 @@
             <w:noProof/>
             <w:webHidden/>
           </w:rPr>
-          <w:instrText xml:space="preserve"> PAGEREF _Toc241348873 \h </w:instrText>
+          <w:instrText xml:space="preserve"> PAGEREF _Toc241393767 \h </w:instrText>
         </w:r>
         <w:r>
           <w:rPr>
@@ -927,7 +927,7 @@
           <w:noProof/>
         </w:rPr>
       </w:pPr>
-      <w:hyperlink w:anchor="_Toc241348874" w:history="1">
+      <w:hyperlink w:anchor="_Toc241393768" w:history="1">
         <w:r>
           <w:rPr>
             <w:rStyle w:val="Hyperlink"/>
@@ -969,7 +969,7 @@
             <w:noProof/>
             <w:webHidden/>
           </w:rPr>
-          <w:instrText xml:space="preserve"> PAGEREF _Toc241348874 \h </w:instrText>
+          <w:instrText xml:space="preserve"> PAGEREF _Toc241393768 \h </w:instrText>
         </w:r>
         <w:r>
           <w:rPr>
@@ -1010,7 +1010,7 @@
           <w:noProof/>
         </w:rPr>
       </w:pPr>
-      <w:hyperlink w:anchor="_Toc241348875" w:history="1">
+      <w:hyperlink w:anchor="_Toc241393769" w:history="1">
         <w:r>
           <w:rPr>
             <w:rStyle w:val="Hyperlink"/>
@@ -1037,7 +1037,7 @@
             <w:noProof/>
             <w:webHidden/>
           </w:rPr>
-          <w:instrText xml:space="preserve"> PAGEREF _Toc241348875 \h </w:instrText>
+          <w:instrText xml:space="preserve"> PAGEREF _Toc241393769 \h </w:instrText>
         </w:r>
         <w:r>
           <w:rPr>
@@ -1057,7 +1057,7 @@
             <w:noProof/>
             <w:webHidden/>
           </w:rPr>
-          <w:t>10</w:t>
+          <w:t>11</w:t>
         </w:r>
         <w:r>
           <w:rPr>
@@ -1078,7 +1078,7 @@
           <w:noProof/>
         </w:rPr>
       </w:pPr>
-      <w:hyperlink w:anchor="_Toc241348876" w:history="1">
+      <w:hyperlink w:anchor="_Toc241393770" w:history="1">
         <w:r>
           <w:rPr>
             <w:rStyle w:val="Hyperlink"/>
@@ -1105,7 +1105,7 @@
             <w:noProof/>
             <w:webHidden/>
           </w:rPr>
-          <w:instrText xml:space="preserve"> PAGEREF _Toc241348876 \h </w:instrText>
+          <w:instrText xml:space="preserve"> PAGEREF _Toc241393770 \h </w:instrText>
         </w:r>
         <w:r>
           <w:rPr>
@@ -1146,7 +1146,7 @@
           <w:noProof/>
         </w:rPr>
       </w:pPr>
-      <w:hyperlink w:anchor="_Toc241348877" w:history="1">
+      <w:hyperlink w:anchor="_Toc241393771" w:history="1">
         <w:r>
           <w:rPr>
             <w:rStyle w:val="Hyperlink"/>
@@ -1173,7 +1173,7 @@
             <w:noProof/>
             <w:webHidden/>
           </w:rPr>
-          <w:instrText xml:space="preserve"> PAGEREF _Toc241348877 \h </w:instrText>
+          <w:instrText xml:space="preserve"> PAGEREF _Toc241393771 \h </w:instrText>
         </w:r>
         <w:r>
           <w:rPr>
@@ -1193,7 +1193,7 @@
             <w:noProof/>
             <w:webHidden/>
           </w:rPr>
-          <w:t>11</w:t>
+          <w:t>12</w:t>
         </w:r>
         <w:r>
           <w:rPr>
@@ -1214,7 +1214,7 @@
           <w:noProof/>
         </w:rPr>
       </w:pPr>
-      <w:hyperlink w:anchor="_Toc241348878" w:history="1">
+      <w:hyperlink w:anchor="_Toc241393772" w:history="1">
         <w:r>
           <w:rPr>
             <w:rStyle w:val="Hyperlink"/>
@@ -1241,7 +1241,7 @@
             <w:noProof/>
             <w:webHidden/>
           </w:rPr>
-          <w:instrText xml:space="preserve"> PAGEREF _Toc241348878 \h </w:instrText>
+          <w:instrText xml:space="preserve"> PAGEREF _Toc241393772 \h </w:instrText>
         </w:r>
         <w:r>
           <w:rPr>
@@ -1282,7 +1282,7 @@
           <w:noProof/>
         </w:rPr>
       </w:pPr>
-      <w:hyperlink w:anchor="_Toc241348879" w:history="1">
+      <w:hyperlink w:anchor="_Toc241393773" w:history="1">
         <w:r>
           <w:rPr>
             <w:rStyle w:val="Hyperlink"/>
@@ -1309,7 +1309,7 @@
             <w:noProof/>
             <w:webHidden/>
           </w:rPr>
-          <w:instrText xml:space="preserve"> PAGEREF _Toc241348879 \h </w:instrText>
+          <w:instrText xml:space="preserve"> PAGEREF _Toc241393773 \h </w:instrText>
         </w:r>
         <w:r>
           <w:rPr>
@@ -1350,7 +1350,7 @@
           <w:noProof/>
         </w:rPr>
       </w:pPr>
-      <w:hyperlink w:anchor="_Toc241348880" w:history="1">
+      <w:hyperlink w:anchor="_Toc241393774" w:history="1">
         <w:r>
           <w:rPr>
             <w:rStyle w:val="Hyperlink"/>
@@ -1377,7 +1377,7 @@
             <w:noProof/>
             <w:webHidden/>
           </w:rPr>
-          <w:instrText xml:space="preserve"> PAGEREF _Toc241348880 \h </w:instrText>
+          <w:instrText xml:space="preserve"> PAGEREF _Toc241393774 \h </w:instrText>
         </w:r>
         <w:r>
           <w:rPr>
@@ -1418,7 +1418,7 @@
           <w:noProof/>
         </w:rPr>
       </w:pPr>
-      <w:hyperlink w:anchor="_Toc241348881" w:history="1">
+      <w:hyperlink w:anchor="_Toc241393775" w:history="1">
         <w:r>
           <w:rPr>
             <w:rStyle w:val="Hyperlink"/>
@@ -1445,7 +1445,7 @@
             <w:noProof/>
             <w:webHidden/>
           </w:rPr>
-          <w:instrText xml:space="preserve"> PAGEREF _Toc241348881 \h </w:instrText>
+          <w:instrText xml:space="preserve"> PAGEREF _Toc241393775 \h </w:instrText>
         </w:r>
         <w:r>
           <w:rPr>
@@ -1486,7 +1486,7 @@
           <w:noProof/>
         </w:rPr>
       </w:pPr>
-      <w:hyperlink w:anchor="_Toc241348882" w:history="1">
+      <w:hyperlink w:anchor="_Toc241393776" w:history="1">
         <w:r>
           <w:rPr>
             <w:rStyle w:val="Hyperlink"/>
@@ -1513,7 +1513,7 @@
             <w:noProof/>
             <w:webHidden/>
           </w:rPr>
-          <w:instrText xml:space="preserve"> PAGEREF _Toc241348882 \h </w:instrText>
+          <w:instrText xml:space="preserve"> PAGEREF _Toc241393776 \h </w:instrText>
         </w:r>
         <w:r>
           <w:rPr>
@@ -1554,7 +1554,7 @@
           <w:noProof/>
         </w:rPr>
       </w:pPr>
-      <w:hyperlink w:anchor="_Toc241348883" w:history="1">
+      <w:hyperlink w:anchor="_Toc241393777" w:history="1">
         <w:r>
           <w:rPr>
             <w:rStyle w:val="Hyperlink"/>
@@ -1581,7 +1581,7 @@
             <w:noProof/>
             <w:webHidden/>
           </w:rPr>
-          <w:instrText xml:space="preserve"> PAGEREF _Toc241348883 \h </w:instrText>
+          <w:instrText xml:space="preserve"> PAGEREF _Toc241393777 \h </w:instrText>
         </w:r>
         <w:r>
           <w:rPr>
@@ -1622,7 +1622,7 @@
           <w:noProof/>
         </w:rPr>
       </w:pPr>
-      <w:hyperlink w:anchor="_Toc241348884" w:history="1">
+      <w:hyperlink w:anchor="_Toc241393778" w:history="1">
         <w:r>
           <w:rPr>
             <w:rStyle w:val="Hyperlink"/>
@@ -1649,7 +1649,7 @@
             <w:noProof/>
             <w:webHidden/>
           </w:rPr>
-          <w:instrText xml:space="preserve"> PAGEREF _Toc241348884 \h </w:instrText>
+          <w:instrText xml:space="preserve"> PAGEREF _Toc241393778 \h </w:instrText>
         </w:r>
         <w:r>
           <w:rPr>
@@ -1669,7 +1669,7 @@
             <w:noProof/>
             <w:webHidden/>
           </w:rPr>
-          <w:t>14</w:t>
+          <w:t>15</w:t>
         </w:r>
         <w:r>
           <w:rPr>
@@ -1690,7 +1690,7 @@
           <w:noProof/>
         </w:rPr>
       </w:pPr>
-      <w:hyperlink w:anchor="_Toc241348885" w:history="1">
+      <w:hyperlink w:anchor="_Toc241393779" w:history="1">
         <w:r>
           <w:rPr>
             <w:rStyle w:val="Hyperlink"/>
@@ -1717,7 +1717,7 @@
             <w:noProof/>
             <w:webHidden/>
           </w:rPr>
-          <w:instrText xml:space="preserve"> PAGEREF _Toc241348885 \h </w:instrText>
+          <w:instrText xml:space="preserve"> PAGEREF _Toc241393779 \h </w:instrText>
         </w:r>
         <w:r>
           <w:rPr>
@@ -1758,7 +1758,7 @@
           <w:noProof/>
         </w:rPr>
       </w:pPr>
-      <w:hyperlink w:anchor="_Toc241348886" w:history="1">
+      <w:hyperlink w:anchor="_Toc241393780" w:history="1">
         <w:r>
           <w:rPr>
             <w:rStyle w:val="Hyperlink"/>
@@ -1785,7 +1785,7 @@
             <w:noProof/>
             <w:webHidden/>
           </w:rPr>
-          <w:instrText xml:space="preserve"> PAGEREF _Toc241348886 \h </w:instrText>
+          <w:instrText xml:space="preserve"> PAGEREF _Toc241393780 \h </w:instrText>
         </w:r>
         <w:r>
           <w:rPr>
@@ -1826,7 +1826,7 @@
           <w:noProof/>
         </w:rPr>
       </w:pPr>
-      <w:hyperlink w:anchor="_Toc241348887" w:history="1">
+      <w:hyperlink w:anchor="_Toc241393781" w:history="1">
         <w:r>
           <w:rPr>
             <w:rStyle w:val="Hyperlink"/>
@@ -1853,7 +1853,7 @@
             <w:noProof/>
             <w:webHidden/>
           </w:rPr>
-          <w:instrText xml:space="preserve"> PAGEREF _Toc241348887 \h </w:instrText>
+          <w:instrText xml:space="preserve"> PAGEREF _Toc241393781 \h </w:instrText>
         </w:r>
         <w:r>
           <w:rPr>
@@ -1873,7 +1873,7 @@
             <w:noProof/>
             <w:webHidden/>
           </w:rPr>
-          <w:t>15</w:t>
+          <w:t>16</w:t>
         </w:r>
         <w:r>
           <w:rPr>
@@ -1894,7 +1894,7 @@
           <w:noProof/>
         </w:rPr>
       </w:pPr>
-      <w:hyperlink w:anchor="_Toc241348888" w:history="1">
+      <w:hyperlink w:anchor="_Toc241393782" w:history="1">
         <w:r>
           <w:rPr>
             <w:rStyle w:val="Hyperlink"/>
@@ -1921,7 +1921,7 @@
             <w:noProof/>
             <w:webHidden/>
           </w:rPr>
-          <w:instrText xml:space="preserve"> PAGEREF _Toc241348888 \h </w:instrText>
+          <w:instrText xml:space="preserve"> PAGEREF _Toc241393782 \h </w:instrText>
         </w:r>
         <w:r>
           <w:rPr>
@@ -1941,7 +1941,7 @@
             <w:noProof/>
             <w:webHidden/>
           </w:rPr>
-          <w:t>15</w:t>
+          <w:t>16</w:t>
         </w:r>
         <w:r>
           <w:rPr>
@@ -1962,7 +1962,7 @@
           <w:noProof/>
         </w:rPr>
       </w:pPr>
-      <w:hyperlink w:anchor="_Toc241348889" w:history="1">
+      <w:hyperlink w:anchor="_Toc241393783" w:history="1">
         <w:r>
           <w:rPr>
             <w:rStyle w:val="Hyperlink"/>
@@ -1989,7 +1989,7 @@
             <w:noProof/>
             <w:webHidden/>
           </w:rPr>
-          <w:instrText xml:space="preserve"> PAGEREF _Toc241348889 \h </w:instrText>
+          <w:instrText xml:space="preserve"> PAGEREF _Toc241393783 \h </w:instrText>
         </w:r>
         <w:r>
           <w:rPr>
@@ -2030,7 +2030,7 @@
           <w:noProof/>
         </w:rPr>
       </w:pPr>
-      <w:hyperlink w:anchor="_Toc241348890" w:history="1">
+      <w:hyperlink w:anchor="_Toc241393784" w:history="1">
         <w:r>
           <w:rPr>
             <w:rStyle w:val="Hyperlink"/>
@@ -2057,7 +2057,7 @@
             <w:noProof/>
             <w:webHidden/>
           </w:rPr>
-          <w:instrText xml:space="preserve"> PAGEREF _Toc241348890 \h </w:instrText>
+          <w:instrText xml:space="preserve"> PAGEREF _Toc241393784 \h </w:instrText>
         </w:r>
         <w:r>
           <w:rPr>
@@ -2077,7 +2077,7 @@
             <w:noProof/>
             <w:webHidden/>
           </w:rPr>
-          <w:t>16</w:t>
+          <w:t>17</w:t>
         </w:r>
         <w:r>
           <w:rPr>
@@ -2098,7 +2098,7 @@
           <w:noProof/>
         </w:rPr>
       </w:pPr>
-      <w:hyperlink w:anchor="_Toc241348891" w:history="1">
+      <w:hyperlink w:anchor="_Toc241393785" w:history="1">
         <w:r>
           <w:rPr>
             <w:rStyle w:val="Hyperlink"/>
@@ -2125,7 +2125,7 @@
             <w:noProof/>
             <w:webHidden/>
           </w:rPr>
-          <w:instrText xml:space="preserve"> PAGEREF _Toc241348891 \h </w:instrText>
+          <w:instrText xml:space="preserve"> PAGEREF _Toc241393785 \h </w:instrText>
         </w:r>
         <w:r>
           <w:rPr>
@@ -2145,7 +2145,7 @@
             <w:noProof/>
             <w:webHidden/>
           </w:rPr>
-          <w:t>16</w:t>
+          <w:t>17</w:t>
         </w:r>
         <w:r>
           <w:rPr>
@@ -2166,7 +2166,7 @@
           <w:noProof/>
         </w:rPr>
       </w:pPr>
-      <w:hyperlink w:anchor="_Toc241348892" w:history="1">
+      <w:hyperlink w:anchor="_Toc241393786" w:history="1">
         <w:r>
           <w:rPr>
             <w:rStyle w:val="Hyperlink"/>
@@ -2193,7 +2193,7 @@
             <w:noProof/>
             <w:webHidden/>
           </w:rPr>
-          <w:instrText xml:space="preserve"> PAGEREF _Toc241348892 \h </w:instrText>
+          <w:instrText xml:space="preserve"> PAGEREF _Toc241393786 \h </w:instrText>
         </w:r>
         <w:r>
           <w:rPr>
@@ -2234,7 +2234,7 @@
           <w:noProof/>
         </w:rPr>
       </w:pPr>
-      <w:hyperlink w:anchor="_Toc241348893" w:history="1">
+      <w:hyperlink w:anchor="_Toc241393787" w:history="1">
         <w:r>
           <w:rPr>
             <w:rStyle w:val="Hyperlink"/>
@@ -2261,7 +2261,7 @@
             <w:noProof/>
             <w:webHidden/>
           </w:rPr>
-          <w:instrText xml:space="preserve"> PAGEREF _Toc241348893 \h </w:instrText>
+          <w:instrText xml:space="preserve"> PAGEREF _Toc241393787 \h </w:instrText>
         </w:r>
         <w:r>
           <w:rPr>
@@ -2281,7 +2281,7 @@
             <w:noProof/>
             <w:webHidden/>
           </w:rPr>
-          <w:t>17</w:t>
+          <w:t>18</w:t>
         </w:r>
         <w:r>
           <w:rPr>
@@ -2302,7 +2302,7 @@
           <w:noProof/>
         </w:rPr>
       </w:pPr>
-      <w:hyperlink w:anchor="_Toc241348894" w:history="1">
+      <w:hyperlink w:anchor="_Toc241393788" w:history="1">
         <w:r>
           <w:rPr>
             <w:rStyle w:val="Hyperlink"/>
@@ -2329,7 +2329,7 @@
             <w:noProof/>
             <w:webHidden/>
           </w:rPr>
-          <w:instrText xml:space="preserve"> PAGEREF _Toc241348894 \h </w:instrText>
+          <w:instrText xml:space="preserve"> PAGEREF _Toc241393788 \h </w:instrText>
         </w:r>
         <w:r>
           <w:rPr>
@@ -2349,7 +2349,7 @@
             <w:noProof/>
             <w:webHidden/>
           </w:rPr>
-          <w:t>17</w:t>
+          <w:t>18</w:t>
         </w:r>
         <w:r>
           <w:rPr>
@@ -2370,7 +2370,7 @@
           <w:noProof/>
         </w:rPr>
       </w:pPr>
-      <w:hyperlink w:anchor="_Toc241348895" w:history="1">
+      <w:hyperlink w:anchor="_Toc241393789" w:history="1">
         <w:r>
           <w:rPr>
             <w:rStyle w:val="Hyperlink"/>
@@ -2397,7 +2397,7 @@
             <w:noProof/>
             <w:webHidden/>
           </w:rPr>
-          <w:instrText xml:space="preserve"> PAGEREF _Toc241348895 \h </w:instrText>
+          <w:instrText xml:space="preserve"> PAGEREF _Toc241393789 \h </w:instrText>
         </w:r>
         <w:r>
           <w:rPr>
@@ -2417,7 +2417,7 @@
             <w:noProof/>
             <w:webHidden/>
           </w:rPr>
-          <w:t>18</w:t>
+          <w:t>19</w:t>
         </w:r>
         <w:r>
           <w:rPr>
@@ -2438,7 +2438,7 @@
           <w:noProof/>
         </w:rPr>
       </w:pPr>
-      <w:hyperlink w:anchor="_Toc241348896" w:history="1">
+      <w:hyperlink w:anchor="_Toc241393790" w:history="1">
         <w:r>
           <w:rPr>
             <w:rStyle w:val="Hyperlink"/>
@@ -2465,7 +2465,7 @@
             <w:noProof/>
             <w:webHidden/>
           </w:rPr>
-          <w:instrText xml:space="preserve"> PAGEREF _Toc241348896 \h </w:instrText>
+          <w:instrText xml:space="preserve"> PAGEREF _Toc241393790 \h </w:instrText>
         </w:r>
         <w:r>
           <w:rPr>
@@ -2485,7 +2485,7 @@
             <w:noProof/>
             <w:webHidden/>
           </w:rPr>
-          <w:t>18</w:t>
+          <w:t>19</w:t>
         </w:r>
         <w:r>
           <w:rPr>
@@ -2506,7 +2506,7 @@
           <w:noProof/>
         </w:rPr>
       </w:pPr>
-      <w:hyperlink w:anchor="_Toc241348897" w:history="1">
+      <w:hyperlink w:anchor="_Toc241393791" w:history="1">
         <w:r>
           <w:rPr>
             <w:rStyle w:val="Hyperlink"/>
@@ -2533,7 +2533,7 @@
             <w:noProof/>
             <w:webHidden/>
           </w:rPr>
-          <w:instrText xml:space="preserve"> PAGEREF _Toc241348897 \h </w:instrText>
+          <w:instrText xml:space="preserve"> PAGEREF _Toc241393791 \h </w:instrText>
         </w:r>
         <w:r>
           <w:rPr>
@@ -2553,7 +2553,7 @@
             <w:noProof/>
             <w:webHidden/>
           </w:rPr>
-          <w:t>18</w:t>
+          <w:t>19</w:t>
         </w:r>
         <w:r>
           <w:rPr>
@@ -2574,7 +2574,7 @@
           <w:noProof/>
         </w:rPr>
       </w:pPr>
-      <w:hyperlink w:anchor="_Toc241348898" w:history="1">
+      <w:hyperlink w:anchor="_Toc241393792" w:history="1">
         <w:r>
           <w:rPr>
             <w:rStyle w:val="Hyperlink"/>
@@ -2601,7 +2601,7 @@
             <w:noProof/>
             <w:webHidden/>
           </w:rPr>
-          <w:instrText xml:space="preserve"> PAGEREF _Toc241348898 \h </w:instrText>
+          <w:instrText xml:space="preserve"> PAGEREF _Toc241393792 \h </w:instrText>
         </w:r>
         <w:r>
           <w:rPr>
@@ -2621,7 +2621,7 @@
             <w:noProof/>
             <w:webHidden/>
           </w:rPr>
-          <w:t>18</w:t>
+          <w:t>19</w:t>
         </w:r>
         <w:r>
           <w:rPr>
@@ -2642,7 +2642,7 @@
           <w:noProof/>
         </w:rPr>
       </w:pPr>
-      <w:hyperlink w:anchor="_Toc241348899" w:history="1">
+      <w:hyperlink w:anchor="_Toc241393793" w:history="1">
         <w:r>
           <w:rPr>
             <w:rStyle w:val="Hyperlink"/>
@@ -2669,7 +2669,7 @@
             <w:noProof/>
             <w:webHidden/>
           </w:rPr>
-          <w:instrText xml:space="preserve"> PAGEREF _Toc241348899 \h </w:instrText>
+          <w:instrText xml:space="preserve"> PAGEREF _Toc241393793 \h </w:instrText>
         </w:r>
         <w:r>
           <w:rPr>
@@ -2689,7 +2689,7 @@
             <w:noProof/>
             <w:webHidden/>
           </w:rPr>
-          <w:t>19</w:t>
+          <w:t>20</w:t>
         </w:r>
         <w:r>
           <w:rPr>
@@ -2710,7 +2710,7 @@
           <w:noProof/>
         </w:rPr>
       </w:pPr>
-      <w:hyperlink w:anchor="_Toc241348900" w:history="1">
+      <w:hyperlink w:anchor="_Toc241393794" w:history="1">
         <w:r>
           <w:rPr>
             <w:rStyle w:val="Hyperlink"/>
@@ -2737,7 +2737,7 @@
             <w:noProof/>
             <w:webHidden/>
           </w:rPr>
-          <w:instrText xml:space="preserve"> PAGEREF _Toc241348900 \h </w:instrText>
+          <w:instrText xml:space="preserve"> PAGEREF _Toc241393794 \h </w:instrText>
         </w:r>
         <w:r>
           <w:rPr>
@@ -2757,7 +2757,7 @@
             <w:noProof/>
             <w:webHidden/>
           </w:rPr>
-          <w:t>20</w:t>
+          <w:t>21</w:t>
         </w:r>
         <w:r>
           <w:rPr>
@@ -2778,7 +2778,7 @@
           <w:noProof/>
         </w:rPr>
       </w:pPr>
-      <w:hyperlink w:anchor="_Toc241348901" w:history="1">
+      <w:hyperlink w:anchor="_Toc241393795" w:history="1">
         <w:r>
           <w:rPr>
             <w:rStyle w:val="Hyperlink"/>
@@ -2805,7 +2805,7 @@
             <w:noProof/>
             <w:webHidden/>
           </w:rPr>
-          <w:instrText xml:space="preserve"> PAGEREF _Toc241348901 \h </w:instrText>
+          <w:instrText xml:space="preserve"> PAGEREF _Toc241393795 \h </w:instrText>
         </w:r>
         <w:r>
           <w:rPr>
@@ -2825,7 +2825,7 @@
             <w:noProof/>
             <w:webHidden/>
           </w:rPr>
-          <w:t>20</w:t>
+          <w:t>21</w:t>
         </w:r>
         <w:r>
           <w:rPr>
@@ -2846,7 +2846,7 @@
           <w:noProof/>
         </w:rPr>
       </w:pPr>
-      <w:hyperlink w:anchor="_Toc241348902" w:history="1">
+      <w:hyperlink w:anchor="_Toc241393796" w:history="1">
         <w:r>
           <w:rPr>
             <w:rStyle w:val="Hyperlink"/>
@@ -2873,7 +2873,7 @@
             <w:noProof/>
             <w:webHidden/>
           </w:rPr>
-          <w:instrText xml:space="preserve"> PAGEREF _Toc241348902 \h </w:instrText>
+          <w:instrText xml:space="preserve"> PAGEREF _Toc241393796 \h </w:instrText>
         </w:r>
         <w:r>
           <w:rPr>
@@ -2893,7 +2893,7 @@
             <w:noProof/>
             <w:webHidden/>
           </w:rPr>
-          <w:t>21</w:t>
+          <w:t>22</w:t>
         </w:r>
         <w:r>
           <w:rPr>
@@ -2905,6 +2905,210 @@
       </w:hyperlink>
     </w:p>
     <w:p>
+      <w:pPr>
+        <w:pStyle w:val="Sumrio2"/>
+        <w:tabs>
+          <w:tab w:val="right" w:leader="dot" w:pos="9402"/>
+        </w:tabs>
+        <w:rPr>
+          <w:noProof/>
+        </w:rPr>
+      </w:pPr>
+      <w:hyperlink w:anchor="_Toc241393797" w:history="1">
+        <w:r>
+          <w:rPr>
+            <w:rStyle w:val="Hyperlink"/>
+            <w:noProof/>
+          </w:rPr>
+          <w:t>2.21 Visão geral do painel</w:t>
+        </w:r>
+        <w:r>
+          <w:rPr>
+            <w:noProof/>
+            <w:webHidden/>
+          </w:rPr>
+          <w:tab/>
+        </w:r>
+        <w:r>
+          <w:rPr>
+            <w:noProof/>
+            <w:webHidden/>
+          </w:rPr>
+          <w:fldChar w:fldCharType="begin"/>
+        </w:r>
+        <w:r>
+          <w:rPr>
+            <w:noProof/>
+            <w:webHidden/>
+          </w:rPr>
+          <w:instrText xml:space="preserve"> PAGEREF _Toc241393797 \h </w:instrText>
+        </w:r>
+        <w:r>
+          <w:rPr>
+            <w:noProof/>
+            <w:webHidden/>
+          </w:rPr>
+        </w:r>
+        <w:r>
+          <w:rPr>
+            <w:noProof/>
+            <w:webHidden/>
+          </w:rPr>
+          <w:fldChar w:fldCharType="separate"/>
+        </w:r>
+        <w:r>
+          <w:rPr>
+            <w:noProof/>
+            <w:webHidden/>
+          </w:rPr>
+          <w:t>22</w:t>
+        </w:r>
+        <w:r>
+          <w:rPr>
+            <w:noProof/>
+            <w:webHidden/>
+          </w:rPr>
+          <w:fldChar w:fldCharType="end"/>
+        </w:r>
+      </w:hyperlink>
+    </w:p>
+    <w:p>
+      <w:pPr>
+        <w:pStyle w:val="Sumrio2"/>
+        <w:tabs>
+          <w:tab w:val="right" w:leader="dot" w:pos="9402"/>
+        </w:tabs>
+        <w:rPr>
+          <w:noProof/>
+        </w:rPr>
+      </w:pPr>
+      <w:hyperlink w:anchor="_Toc241393798" w:history="1">
+        <w:r>
+          <w:rPr>
+            <w:rStyle w:val="Hyperlink"/>
+            <w:noProof/>
+          </w:rPr>
+          <w:t>2.22 Estoque (gestor ou produção)</w:t>
+        </w:r>
+        <w:r>
+          <w:rPr>
+            <w:noProof/>
+            <w:webHidden/>
+          </w:rPr>
+          <w:tab/>
+        </w:r>
+        <w:r>
+          <w:rPr>
+            <w:noProof/>
+            <w:webHidden/>
+          </w:rPr>
+          <w:fldChar w:fldCharType="begin"/>
+        </w:r>
+        <w:r>
+          <w:rPr>
+            <w:noProof/>
+            <w:webHidden/>
+          </w:rPr>
+          <w:instrText xml:space="preserve"> PAGEREF _Toc241393798 \h </w:instrText>
+        </w:r>
+        <w:r>
+          <w:rPr>
+            <w:noProof/>
+            <w:webHidden/>
+          </w:rPr>
+        </w:r>
+        <w:r>
+          <w:rPr>
+            <w:noProof/>
+            <w:webHidden/>
+          </w:rPr>
+          <w:fldChar w:fldCharType="separate"/>
+        </w:r>
+        <w:r>
+          <w:rPr>
+            <w:noProof/>
+            <w:webHidden/>
+          </w:rPr>
+          <w:t>23</w:t>
+        </w:r>
+        <w:r>
+          <w:rPr>
+            <w:noProof/>
+            <w:webHidden/>
+          </w:rPr>
+          <w:fldChar w:fldCharType="end"/>
+        </w:r>
+      </w:hyperlink>
+    </w:p>
+    <w:p>
+      <w:pPr>
+        <w:pStyle w:val="Sumrio2"/>
+        <w:tabs>
+          <w:tab w:val="right" w:leader="dot" w:pos="9402"/>
+        </w:tabs>
+        <w:rPr>
+          <w:noProof/>
+        </w:rPr>
+      </w:pPr>
+      <w:hyperlink w:anchor="_Toc241393799" w:history="1">
+        <w:r>
+          <w:rPr>
+            <w:rStyle w:val="Hyperlink"/>
+            <w:noProof/>
+          </w:rPr>
+          <w:t>2.23 Relatórios (gestor ou proprietário)</w:t>
+        </w:r>
+        <w:r>
+          <w:rPr>
+            <w:noProof/>
+            <w:webHidden/>
+          </w:rPr>
+          <w:tab/>
+        </w:r>
+        <w:r>
+          <w:rPr>
+            <w:noProof/>
+            <w:webHidden/>
+          </w:rPr>
+          <w:fldChar w:fldCharType="begin"/>
+        </w:r>
+        <w:r>
+          <w:rPr>
+            <w:noProof/>
+            <w:webHidden/>
+          </w:rPr>
+          <w:instrText xml:space="preserve"> PAGEREF _Toc241393799 \h </w:instrText>
+        </w:r>
+        <w:r>
+          <w:rPr>
+            <w:noProof/>
+            <w:webHidden/>
+          </w:rPr>
+        </w:r>
+        <w:r>
+          <w:rPr>
+            <w:noProof/>
+            <w:webHidden/>
+          </w:rPr>
+          <w:fldChar w:fldCharType="separate"/>
+        </w:r>
+        <w:r>
+          <w:rPr>
+            <w:noProof/>
+            <w:webHidden/>
+          </w:rPr>
+          <w:t>23</w:t>
+        </w:r>
+        <w:r>
+          <w:rPr>
+            <w:noProof/>
+            <w:webHidden/>
+          </w:rPr>
+          <w:fldChar w:fldCharType="end"/>
+        </w:r>
+      </w:hyperlink>
+    </w:p>
+    <w:p>
       <w:r>
         <w:fldChar w:fldCharType="end"/>
       </w:r>
@@ -2918,7 +3122,7 @@
       <w:pPr>
         <w:pStyle w:val="Ttulo1"/>
       </w:pPr>
-      <w:bookmarkStart w:id="0" w:name="_Toc241348863"/>
+      <w:bookmarkStart w:id="0" w:name="_Toc241393757"/>
       <w:r>
         <w:lastRenderedPageBreak/>
         <w:t>Parte 1 — Instalação</w:t>
@@ -2929,7 +3133,7 @@
       <w:pPr>
         <w:pStyle w:val="Ttulo2"/>
       </w:pPr>
-      <w:bookmarkStart w:id="1" w:name="_Toc241348864"/>
+      <w:bookmarkStart w:id="1" w:name="_Toc241393758"/>
       <w:r>
         <w:t>1.0 Antes de começar</w:t>
       </w:r>
@@ -4620,7 +4824,7 @@
       <w:pPr>
         <w:pStyle w:val="Ttulo2"/>
       </w:pPr>
-      <w:bookmarkStart w:id="2" w:name="_Toc241348865"/>
+      <w:bookmarkStart w:id="2" w:name="_Toc241393759"/>
       <w:r>
         <w:t>1.1 Criar o banco de dados</w:t>
       </w:r>
@@ -4949,7 +5153,7 @@
       <w:pPr>
         <w:pStyle w:val="Ttulo2"/>
       </w:pPr>
-      <w:bookmarkStart w:id="3" w:name="_Toc241348866"/>
+      <w:bookmarkStart w:id="3" w:name="_Toc241393760"/>
       <w:r>
         <w:t>1.2 Criar o e-mail da loja</w:t>
       </w:r>
@@ -5235,7 +5439,7 @@
       <w:pPr>
         <w:pStyle w:val="Ttulo2"/>
       </w:pPr>
-      <w:bookmarkStart w:id="4" w:name="_Toc241348867"/>
+      <w:bookmarkStart w:id="4" w:name="_Toc241393761"/>
       <w:r>
         <w:t>1.3 Escolher a versão do PHP</w:t>
       </w:r>
@@ -5525,7 +5729,7 @@
       <w:pPr>
         <w:pStyle w:val="Ttulo2"/>
       </w:pPr>
-      <w:bookmarkStart w:id="5" w:name="_Toc241348868"/>
+      <w:bookmarkStart w:id="5" w:name="_Toc241393762"/>
       <w:r>
         <w:t xml:space="preserve">1.4 Enviar e extrair o pacote no </w:t>
       </w:r>
@@ -6231,7 +6435,7 @@
       <w:pPr>
         <w:pStyle w:val="Ttulo2"/>
       </w:pPr>
-      <w:bookmarkStart w:id="6" w:name="_Toc241348869"/>
+      <w:bookmarkStart w:id="6" w:name="_Toc241393763"/>
       <w:r>
         <w:t>1.5 Ativar o HTTPS (cadeado)</w:t>
       </w:r>
@@ -6362,7 +6566,7 @@
       <w:pPr>
         <w:pStyle w:val="Ttulo2"/>
       </w:pPr>
-      <w:bookmarkStart w:id="7" w:name="_Toc241348870"/>
+      <w:bookmarkStart w:id="7" w:name="_Toc241393764"/>
       <w:r>
         <w:t>1.6 Conferir a proteção</w:t>
       </w:r>
@@ -6784,7 +6988,7 @@
       <w:pPr>
         <w:pStyle w:val="Ttulo2"/>
       </w:pPr>
-      <w:bookmarkStart w:id="8" w:name="_Toc241348871"/>
+      <w:bookmarkStart w:id="8" w:name="_Toc241393765"/>
       <w:r>
         <w:t>1.7 Instalar pelo assistente</w:t>
       </w:r>
@@ -7309,312 +7513,61 @@
           </w:p>
         </w:tc>
       </w:tr>
+      <w:tr>
+        <w:trPr>
+          <w:cantSplit/>
+        </w:trPr>
+        <w:tc>
+          <w:tcPr>
+            <w:tcW w:w="4706" w:type="dxa"/>
+          </w:tcPr>
+          <w:p>
+            <w:pPr>
+              <w:spacing w:after="0" w:line="252" w:lineRule="auto"/>
+            </w:pPr>
+            <w:r>
+              <w:rPr>
+                <w:sz w:val="18"/>
+              </w:rPr>
+              <w:t>Dados de demonstração (opcional)</w:t>
+            </w:r>
+          </w:p>
+        </w:tc>
+        <w:tc>
+          <w:tcPr>
+            <w:tcW w:w="4706" w:type="dxa"/>
+          </w:tcPr>
+          <w:p>
+            <w:pPr>
+              <w:spacing w:after="0" w:line="252" w:lineRule="auto"/>
+            </w:pPr>
+            <w:r>
+              <w:rPr>
+                <w:sz w:val="18"/>
+              </w:rPr>
+              <w:t xml:space="preserve">marque </w:t>
+            </w:r>
+            <w:r>
+              <w:rPr>
+                <w:b/>
+                <w:sz w:val="18"/>
+              </w:rPr>
+              <w:t>Instalar dados de demonstração</w:t>
+            </w:r>
+            <w:r>
+              <w:rPr>
+                <w:sz w:val="18"/>
+              </w:rPr>
+              <w:t xml:space="preserve"> para ver a loja e o painel funcionando antes de cadastrar os seus produtos (veja o quadro abaixo)</w:t>
+            </w:r>
+          </w:p>
+        </w:tc>
+      </w:tr>
     </w:tbl>
     <w:p>
       <w:pPr>
         <w:spacing w:after="40"/>
       </w:pPr>
-    </w:p>
-    <w:p>
-      <w:r>
-        <w:t xml:space="preserve">Clique em </w:t>
-      </w:r>
-      <w:r>
-        <w:rPr>
-          <w:b/>
-        </w:rPr>
-        <w:t>Instalar a loja</w:t>
-      </w:r>
-      <w:r>
-        <w:t xml:space="preserve"> e espere (menos de um minuto; não feche a página).</w:t>
-      </w:r>
-    </w:p>
-    <w:p>
-      <w:r>
-        <w:t>✅</w:t>
-      </w:r>
-      <w:r>
-        <w:t xml:space="preserve"> </w:t>
-      </w:r>
-      <w:r>
-        <w:rPr>
-          <w:b/>
-        </w:rPr>
-        <w:t>Deu certo se</w:t>
-      </w:r>
-      <w:r>
-        <w:t xml:space="preserve"> aparece </w:t>
-      </w:r>
-      <w:r>
-        <w:rPr>
-          <w:b/>
-        </w:rPr>
-        <w:t>"Pronto! A loja foi instalada"</w:t>
-      </w:r>
-      <w:r>
-        <w:t xml:space="preserve">, com a lista do que foi feito (arquivo </w:t>
-      </w:r>
-      <w:r>
-        <w:rPr>
-          <w:rFonts w:ascii="Consolas" w:eastAsia="Consolas" w:hAnsi="Consolas" w:cs="Consolas"/>
-          <w:color w:val="A8431F"/>
-          <w:sz w:val="19"/>
-        </w:rPr>
-        <w:t>.env</w:t>
-      </w:r>
-      <w:r>
-        <w:t xml:space="preserve"> gravado, tabelas criadas, proprietário criado, instalação travada). Na mesma tela, </w:t>
-      </w:r>
-      <w:r>
-        <w:rPr>
-          <w:b/>
-        </w:rPr>
-        <w:t>anote na ficha</w:t>
-      </w:r>
-      <w:r>
-        <w:t>:</w:t>
-      </w:r>
-    </w:p>
-    <w:p>
-      <w:pPr>
-        <w:tabs>
-          <w:tab w:val="left" w:pos="425"/>
-        </w:tabs>
-        <w:spacing w:after="60"/>
-        <w:ind w:left="425" w:hanging="340"/>
-      </w:pPr>
-      <w:r>
-        <w:rPr>
-          <w:color w:val="C4532D"/>
-        </w:rPr>
-        <w:t>•</w:t>
-      </w:r>
-      <w:r>
-        <w:rPr>
-          <w:color w:val="C4532D"/>
-        </w:rPr>
-        <w:tab/>
-      </w:r>
-      <w:r>
-        <w:t xml:space="preserve">o </w:t>
-      </w:r>
-      <w:r>
-        <w:rPr>
-          <w:b/>
-        </w:rPr>
-        <w:t>comando do Cron Jobs</w:t>
-      </w:r>
-      <w:r>
-        <w:t xml:space="preserve"> (algo como </w:t>
-      </w:r>
-      <w:r>
-        <w:rPr>
-          <w:rFonts w:ascii="Consolas" w:eastAsia="Consolas" w:hAnsi="Consolas" w:cs="Consolas"/>
-          <w:color w:val="A8431F"/>
-          <w:sz w:val="19"/>
-        </w:rPr>
-        <w:t>php /home/USUARIO/public_html/bin/cron.php</w:t>
-      </w:r>
-      <w:r>
-        <w:t>);</w:t>
-      </w:r>
-    </w:p>
-    <w:p>
-      <w:pPr>
-        <w:tabs>
-          <w:tab w:val="left" w:pos="425"/>
-        </w:tabs>
-        <w:spacing w:after="60"/>
-        <w:ind w:left="425" w:hanging="340"/>
-      </w:pPr>
-      <w:r>
-        <w:rPr>
-          <w:color w:val="C4532D"/>
-        </w:rPr>
-        <w:t>•</w:t>
-      </w:r>
-      <w:r>
-        <w:rPr>
-          <w:color w:val="C4532D"/>
-        </w:rPr>
-        <w:tab/>
-      </w:r>
-      <w:r>
-        <w:t xml:space="preserve">o </w:t>
-      </w:r>
-      <w:r>
-        <w:rPr>
-          <w:b/>
-        </w:rPr>
-        <w:t>endereço do cron</w:t>
-      </w:r>
-      <w:r>
-        <w:t xml:space="preserve"> (</w:t>
-      </w:r>
-      <w:r>
-        <w:rPr>
-          <w:rFonts w:ascii="Consolas" w:eastAsia="Consolas" w:hAnsi="Consolas" w:cs="Consolas"/>
-          <w:color w:val="A8431F"/>
-          <w:sz w:val="19"/>
-        </w:rPr>
-        <w:t>https://gnesting.com.br/cron.php?token=…</w:t>
-      </w:r>
-      <w:r>
-        <w:t>). Ele é secreto, como uma senha.</w:t>
-      </w:r>
-    </w:p>
-    <w:p>
-      <w:r>
-        <w:t xml:space="preserve">A partir daqui, o assistente </w:t>
-      </w:r>
-      <w:r>
-        <w:rPr>
-          <w:b/>
-        </w:rPr>
-        <w:t>se desliga</w:t>
-      </w:r>
-      <w:r>
-        <w:t xml:space="preserve">: quem abrir </w:t>
-      </w:r>
-      <w:r>
-        <w:rPr>
-          <w:rFonts w:ascii="Consolas" w:eastAsia="Consolas" w:hAnsi="Consolas" w:cs="Consolas"/>
-          <w:color w:val="A8431F"/>
-          <w:sz w:val="19"/>
-        </w:rPr>
-        <w:t>instalar.php</w:t>
-      </w:r>
-      <w:r>
-        <w:t xml:space="preserve"> vê "A loja já está instalada".</w:t>
-      </w:r>
-    </w:p>
-    <w:p>
-      <w:r>
-        <w:t>⚠</w:t>
-      </w:r>
-      <w:r>
-        <w:t>️</w:t>
-      </w:r>
-      <w:r>
-        <w:t xml:space="preserve"> </w:t>
-      </w:r>
-      <w:r>
-        <w:rPr>
-          <w:b/>
-        </w:rPr>
-        <w:t>Se aparecer erro no banco:</w:t>
-      </w:r>
-    </w:p>
-    <w:p>
-      <w:pPr>
-        <w:tabs>
-          <w:tab w:val="left" w:pos="425"/>
-        </w:tabs>
-        <w:spacing w:after="60"/>
-        <w:ind w:left="425" w:hanging="340"/>
-      </w:pPr>
-      <w:r>
-        <w:rPr>
-          <w:color w:val="C4532D"/>
-        </w:rPr>
-        <w:t>•</w:t>
-      </w:r>
-      <w:r>
-        <w:rPr>
-          <w:color w:val="C4532D"/>
-        </w:rPr>
-        <w:tab/>
-      </w:r>
-      <w:r>
-        <w:t>"Usuário ou senha do banco incorretos": confira a senha e o prefixo no passo 1.1;</w:t>
-      </w:r>
-    </w:p>
-    <w:p>
-      <w:pPr>
-        <w:tabs>
-          <w:tab w:val="left" w:pos="425"/>
-        </w:tabs>
-        <w:spacing w:after="60"/>
-        <w:ind w:left="425" w:hanging="340"/>
-      </w:pPr>
-      <w:r>
-        <w:rPr>
-          <w:color w:val="C4532D"/>
-        </w:rPr>
-        <w:t>•</w:t>
-      </w:r>
-      <w:r>
-        <w:rPr>
-          <w:color w:val="C4532D"/>
-        </w:rPr>
-        <w:tab/>
-      </w:r>
-      <w:r>
-        <w:t>"O banco informado não existe": confira o nome completo, com prefixo;</w:t>
-      </w:r>
-    </w:p>
-    <w:p>
-      <w:pPr>
-        <w:tabs>
-          <w:tab w:val="left" w:pos="425"/>
-        </w:tabs>
-        <w:spacing w:after="60"/>
-        <w:ind w:left="425" w:hanging="340"/>
-      </w:pPr>
-      <w:r>
-        <w:rPr>
-          <w:color w:val="C4532D"/>
-        </w:rPr>
-        <w:t>•</w:t>
-      </w:r>
-      <w:r>
-        <w:rPr>
-          <w:color w:val="C4532D"/>
-        </w:rPr>
-        <w:tab/>
-      </w:r>
-      <w:r>
-        <w:t>"O usuário não tem permissão": falta o passo 1.1 item 3;</w:t>
-      </w:r>
-    </w:p>
-    <w:p>
-      <w:pPr>
-        <w:tabs>
-          <w:tab w:val="left" w:pos="425"/>
-        </w:tabs>
-        <w:spacing w:after="60"/>
-        <w:ind w:left="425" w:hanging="340"/>
-      </w:pPr>
-      <w:r>
-        <w:rPr>
-          <w:color w:val="C4532D"/>
-        </w:rPr>
-        <w:t>•</w:t>
-      </w:r>
-      <w:r>
-        <w:rPr>
-          <w:color w:val="C4532D"/>
-        </w:rPr>
-        <w:tab/>
-      </w:r>
-      <w:r>
-        <w:t>"O banco é MySQL 5.6…" (ou mais antigo): a loja precisa de MySQL 5.7 ou mais novo. Peça à hospedagem a atualização.</w:t>
-      </w:r>
-    </w:p>
-    <w:p>
-      <w:r>
-        <w:lastRenderedPageBreak/>
-        <w:t xml:space="preserve">Corrija e clique de novo em </w:t>
-      </w:r>
-      <w:r>
-        <w:rPr>
-          <w:i/>
-        </w:rPr>
-        <w:t>Instalar</w:t>
-      </w:r>
-      <w:r>
-        <w:t>: o que já tinha sido feito é aproveitado.</w:t>
-      </w:r>
     </w:p>
     <w:p>
       <w:pPr>
@@ -7627,60 +7580,89 @@
       </w:pPr>
       <w:r>
         <w:rPr>
+          <w:b/>
           <w:sz w:val="20"/>
         </w:rPr>
-        <w:t>Faça a instalação logo depois de enviar os arquivos. Enquanto ela não termina, o assistente fica aberto para qualquer pessoa que encontre o endereço.</w:t>
-      </w:r>
-    </w:p>
-    <w:p>
-      <w:pPr>
-        <w:pStyle w:val="Ttulo2"/>
-      </w:pPr>
-      <w:bookmarkStart w:id="9" w:name="_Toc241348872"/>
-      <w:r>
-        <w:t>1.8 Primeiro acesso ao painel</w:t>
-      </w:r>
-      <w:bookmarkEnd w:id="9"/>
-    </w:p>
-    <w:p>
-      <w:r>
-        <w:rPr>
-          <w:b/>
-        </w:rPr>
-        <w:t>Para quê:</w:t>
-      </w:r>
-      <w:r>
-        <w:t xml:space="preserve"> conferir que está tudo certo e fazer o primeiro backup.</w:t>
-      </w:r>
-    </w:p>
-    <w:p>
-      <w:r>
-        <w:rPr>
-          <w:b/>
-        </w:rPr>
-        <w:t>Onde:</w:t>
+        <w:t>Dados de demonstração.</w:t>
+      </w:r>
+      <w:r>
+        <w:rPr>
+          <w:sz w:val="20"/>
+        </w:rPr>
+        <w:t xml:space="preserve"> Com a caixa marcada, o assistente cria 34 produtos com fotos, 31 categorias, 16 clientes e 29 pedidos em todas as etapas (pagamento, produção, envio, entregues e cancelados). Nenhum e-mail é enviado a esses clientes fictícios. Serve para conhecer cada tela com dados de exemplo. Quando for cadastrar os seus produtos, apague tudo em </w:t>
+      </w:r>
+      <w:r>
+        <w:rPr>
+          <w:b/>
+          <w:sz w:val="20"/>
+        </w:rPr>
+        <w:t>Sistema → Remover dados de demonstração</w:t>
+      </w:r>
+      <w:r>
+        <w:rPr>
+          <w:sz w:val="20"/>
+        </w:rPr>
+        <w:t xml:space="preserve"> (passo 2.1). Pode marcar mesmo instalando direto na hospedagem.</w:t>
+      </w:r>
+    </w:p>
+    <w:p>
+      <w:r>
+        <w:t xml:space="preserve">Clique em </w:t>
+      </w:r>
+      <w:r>
+        <w:rPr>
+          <w:b/>
+        </w:rPr>
+        <w:t>Instalar a loja</w:t>
+      </w:r>
+      <w:r>
+        <w:t xml:space="preserve"> e espere (menos de um minuto; não feche a página).</w:t>
+      </w:r>
+    </w:p>
+    <w:p>
+      <w:r>
+        <w:t>✅</w:t>
       </w:r>
       <w:r>
         <w:t xml:space="preserve"> </w:t>
       </w:r>
       <w:r>
         <w:rPr>
+          <w:b/>
+        </w:rPr>
+        <w:t>Deu certo se</w:t>
+      </w:r>
+      <w:r>
+        <w:t xml:space="preserve"> aparece </w:t>
+      </w:r>
+      <w:r>
+        <w:rPr>
+          <w:b/>
+        </w:rPr>
+        <w:t>"Pronto! A loja foi instalada"</w:t>
+      </w:r>
+      <w:r>
+        <w:t xml:space="preserve">, com a lista do que foi feito (arquivo </w:t>
+      </w:r>
+      <w:r>
+        <w:rPr>
           <w:rFonts w:ascii="Consolas" w:eastAsia="Consolas" w:hAnsi="Consolas" w:cs="Consolas"/>
           <w:color w:val="A8431F"/>
           <w:sz w:val="19"/>
         </w:rPr>
-        <w:t>https://gnesting.com.br/admin</w:t>
-      </w:r>
-      <w:r>
-        <w:t>.</w:t>
-      </w:r>
-    </w:p>
-    <w:p>
-      <w:r>
-        <w:rPr>
-          <w:b/>
-        </w:rPr>
-        <w:t>Faça:</w:t>
+        <w:t>.env</w:t>
+      </w:r>
+      <w:r>
+        <w:t xml:space="preserve"> gravado, tabelas criadas, proprietário criado, dados de demonstração se marcou, instalação travada). Na mesma tela, </w:t>
+      </w:r>
+      <w:r>
+        <w:rPr>
+          <w:b/>
+        </w:rPr>
+        <w:t>anote na ficha</w:t>
+      </w:r>
+      <w:r>
+        <w:t>:</w:t>
       </w:r>
     </w:p>
     <w:p>
@@ -7693,20 +7675,38 @@
       </w:pPr>
       <w:r>
         <w:rPr>
-          <w:b/>
-          <w:color w:val="A8431F"/>
-        </w:rPr>
-        <w:t>1.</w:t>
-      </w:r>
-      <w:r>
-        <w:rPr>
-          <w:b/>
-          <w:color w:val="A8431F"/>
+          <w:color w:val="C4532D"/>
+        </w:rPr>
+        <w:t>•</w:t>
+      </w:r>
+      <w:r>
+        <w:rPr>
+          <w:color w:val="C4532D"/>
         </w:rPr>
         <w:tab/>
       </w:r>
       <w:r>
-        <w:t>Entre com o e-mail e a senha que você cadastrou no assistente.</w:t>
+        <w:t xml:space="preserve">o </w:t>
+      </w:r>
+      <w:r>
+        <w:rPr>
+          <w:b/>
+        </w:rPr>
+        <w:t>comando do Cron Jobs</w:t>
+      </w:r>
+      <w:r>
+        <w:t xml:space="preserve"> (algo como </w:t>
+      </w:r>
+      <w:r>
+        <w:rPr>
+          <w:rFonts w:ascii="Consolas" w:eastAsia="Consolas" w:hAnsi="Consolas" w:cs="Consolas"/>
+          <w:color w:val="A8431F"/>
+          <w:sz w:val="19"/>
+        </w:rPr>
+        <w:t>php /home/USUARIO/public_html/bin/cron.php</w:t>
+      </w:r>
+      <w:r>
+        <w:t>);</w:t>
       </w:r>
     </w:p>
     <w:p>
@@ -7719,140 +7719,81 @@
       </w:pPr>
       <w:r>
         <w:rPr>
-          <w:b/>
-          <w:color w:val="A8431F"/>
-        </w:rPr>
-        <w:t>2.</w:t>
-      </w:r>
-      <w:r>
-        <w:rPr>
-          <w:b/>
-          <w:color w:val="A8431F"/>
+          <w:color w:val="C4532D"/>
+        </w:rPr>
+        <w:t>•</w:t>
+      </w:r>
+      <w:r>
+        <w:rPr>
+          <w:color w:val="C4532D"/>
         </w:rPr>
         <w:tab/>
       </w:r>
       <w:r>
-        <w:t xml:space="preserve">Menu </w:t>
-      </w:r>
-      <w:r>
-        <w:rPr>
-          <w:b/>
-        </w:rPr>
-        <w:t>Sistema</w:t>
-      </w:r>
-      <w:r>
-        <w:t>. Veja os quadros:</w:t>
-      </w:r>
-    </w:p>
-    <w:p>
-      <w:pPr>
-        <w:tabs>
-          <w:tab w:val="left" w:pos="850"/>
-        </w:tabs>
-        <w:spacing w:after="60"/>
-        <w:ind w:left="850" w:hanging="340"/>
-      </w:pPr>
-      <w:r>
-        <w:rPr>
-          <w:color w:val="C4532D"/>
-        </w:rPr>
-        <w:t>•</w:t>
-      </w:r>
-      <w:r>
-        <w:rPr>
-          <w:color w:val="C4532D"/>
-        </w:rPr>
-        <w:tab/>
-      </w:r>
-      <w:r>
-        <w:rPr>
-          <w:b/>
-        </w:rPr>
-        <w:t>Saúde</w:t>
-      </w:r>
-      <w:r>
-        <w:t xml:space="preserve">: tudo deve estar "ok", menos </w:t>
-      </w:r>
-      <w:r>
-        <w:rPr>
-          <w:i/>
-        </w:rPr>
-        <w:t>Cron</w:t>
-      </w:r>
-      <w:r>
-        <w:t xml:space="preserve"> (ainda não configurado, passo 1.11) e </w:t>
-      </w:r>
-      <w:r>
-        <w:rPr>
-          <w:i/>
-        </w:rPr>
-        <w:t>Backup</w:t>
-      </w:r>
-      <w:r>
-        <w:t xml:space="preserve"> (ainda não existe);</w:t>
-      </w:r>
-    </w:p>
-    <w:p>
-      <w:pPr>
-        <w:tabs>
-          <w:tab w:val="left" w:pos="850"/>
-        </w:tabs>
-        <w:spacing w:after="60"/>
-        <w:ind w:left="850" w:hanging="340"/>
-      </w:pPr>
-      <w:r>
-        <w:rPr>
-          <w:color w:val="C4532D"/>
-        </w:rPr>
-        <w:t>•</w:t>
-      </w:r>
-      <w:r>
-        <w:rPr>
-          <w:color w:val="C4532D"/>
-        </w:rPr>
-        <w:tab/>
-      </w:r>
-      <w:r>
-        <w:rPr>
-          <w:b/>
-        </w:rPr>
-        <w:t>Lista de verificação de produção</w:t>
-      </w:r>
-      <w:r>
-        <w:t>: mostra o que falta para vender. É normal aparecerem "E-mail de verdade" e "Credenciais do Mercado Pago" se você deixou esses campos em branco.</w:t>
-      </w:r>
-    </w:p>
-    <w:p>
-      <w:pPr>
-        <w:tabs>
-          <w:tab w:val="left" w:pos="850"/>
-        </w:tabs>
-        <w:spacing w:after="60"/>
-        <w:ind w:left="850" w:hanging="340"/>
-      </w:pPr>
-      <w:r>
-        <w:rPr>
-          <w:color w:val="C4532D"/>
-        </w:rPr>
-        <w:t>•</w:t>
-      </w:r>
-      <w:r>
-        <w:rPr>
-          <w:color w:val="C4532D"/>
-        </w:rPr>
-        <w:tab/>
-      </w:r>
-      <w:r>
-        <w:t xml:space="preserve">Se a hospedagem usa </w:t>
-      </w:r>
-      <w:r>
-        <w:rPr>
-          <w:b/>
-        </w:rPr>
-        <w:t>MySQL 5.7</w:t>
-      </w:r>
-      <w:r>
-        <w:t>, aparece o aviso "MySQL 8 ou MariaDB". A loja funciona normalmente; é só uma recomendação para pedir à hospedagem a versão 8 quando possível (a 5.7 não recebe mais atualizações de segurança).</w:t>
+        <w:t xml:space="preserve">o </w:t>
+      </w:r>
+      <w:r>
+        <w:rPr>
+          <w:b/>
+        </w:rPr>
+        <w:t>endereço do cron</w:t>
+      </w:r>
+      <w:r>
+        <w:t xml:space="preserve"> (</w:t>
+      </w:r>
+      <w:r>
+        <w:rPr>
+          <w:rFonts w:ascii="Consolas" w:eastAsia="Consolas" w:hAnsi="Consolas" w:cs="Consolas"/>
+          <w:color w:val="A8431F"/>
+          <w:sz w:val="19"/>
+        </w:rPr>
+        <w:t>https://gnesting.com.br/cron.php?token=…</w:t>
+      </w:r>
+      <w:r>
+        <w:t>). Ele é secreto, como uma senha.</w:t>
+      </w:r>
+    </w:p>
+    <w:p>
+      <w:r>
+        <w:lastRenderedPageBreak/>
+        <w:t xml:space="preserve">A partir daqui, o assistente </w:t>
+      </w:r>
+      <w:r>
+        <w:rPr>
+          <w:b/>
+        </w:rPr>
+        <w:t>se desliga</w:t>
+      </w:r>
+      <w:r>
+        <w:t xml:space="preserve">: quem abrir </w:t>
+      </w:r>
+      <w:r>
+        <w:rPr>
+          <w:rFonts w:ascii="Consolas" w:eastAsia="Consolas" w:hAnsi="Consolas" w:cs="Consolas"/>
+          <w:color w:val="A8431F"/>
+          <w:sz w:val="19"/>
+        </w:rPr>
+        <w:t>instalar.php</w:t>
+      </w:r>
+      <w:r>
+        <w:t xml:space="preserve"> vê "A loja já está instalada".</w:t>
+      </w:r>
+    </w:p>
+    <w:p>
+      <w:r>
+        <w:t>⚠</w:t>
+      </w:r>
+      <w:r>
+        <w:t>️</w:t>
+      </w:r>
+      <w:r>
+        <w:t xml:space="preserve"> </w:t>
+      </w:r>
+      <w:r>
+        <w:rPr>
+          <w:b/>
+        </w:rPr>
+        <w:t>Se aparecer erro no banco:</w:t>
       </w:r>
     </w:p>
     <w:p>
@@ -7865,165 +7806,18 @@
       </w:pPr>
       <w:r>
         <w:rPr>
-          <w:b/>
-          <w:color w:val="A8431F"/>
-        </w:rPr>
-        <w:t>3.</w:t>
-      </w:r>
-      <w:r>
-        <w:rPr>
-          <w:b/>
-          <w:color w:val="A8431F"/>
+          <w:color w:val="C4532D"/>
+        </w:rPr>
+        <w:t>•</w:t>
+      </w:r>
+      <w:r>
+        <w:rPr>
+          <w:color w:val="C4532D"/>
         </w:rPr>
         <w:tab/>
       </w:r>
       <w:r>
-        <w:t xml:space="preserve">Clique em </w:t>
-      </w:r>
-      <w:r>
-        <w:rPr>
-          <w:b/>
-        </w:rPr>
-        <w:t>Fazer backup agora</w:t>
-      </w:r>
-      <w:r>
-        <w:t>.</w:t>
-      </w:r>
-    </w:p>
-    <w:p>
-      <w:r>
-        <w:t>✅</w:t>
-      </w:r>
-      <w:r>
-        <w:t xml:space="preserve"> </w:t>
-      </w:r>
-      <w:r>
-        <w:rPr>
-          <w:b/>
-        </w:rPr>
-        <w:t>Deu certo se</w:t>
-      </w:r>
-      <w:r>
-        <w:t xml:space="preserve"> o backup aparece na lista </w:t>
-      </w:r>
-      <w:r>
-        <w:rPr>
-          <w:i/>
-        </w:rPr>
-        <w:t>Backups</w:t>
-      </w:r>
-      <w:r>
-        <w:t xml:space="preserve"> com data, tamanho e os links </w:t>
-      </w:r>
-      <w:r>
-        <w:rPr>
-          <w:i/>
-        </w:rPr>
-        <w:t>banco</w:t>
-      </w:r>
-      <w:r>
-        <w:t xml:space="preserve"> / </w:t>
-      </w:r>
-      <w:r>
-        <w:rPr>
-          <w:i/>
-        </w:rPr>
-        <w:t>arquivos</w:t>
-      </w:r>
-      <w:r>
-        <w:t>.</w:t>
-      </w:r>
-    </w:p>
-    <w:p>
-      <w:pPr>
-        <w:pStyle w:val="Ttulo2"/>
-      </w:pPr>
-      <w:bookmarkStart w:id="10" w:name="_Toc241348873"/>
-      <w:r>
-        <w:t xml:space="preserve">1.9 Apontar o domínio para </w:t>
-      </w:r>
-      <w:r>
-        <w:rPr>
-          <w:rFonts w:ascii="Consolas" w:eastAsia="Consolas" w:hAnsi="Consolas" w:cs="Consolas"/>
-          <w:b w:val="0"/>
-          <w:color w:val="A8431F"/>
-          <w:sz w:val="19"/>
-        </w:rPr>
-        <w:t>public_html/public</w:t>
-      </w:r>
-      <w:r>
-        <w:t xml:space="preserve"> (recomendado)</w:t>
-      </w:r>
-      <w:bookmarkEnd w:id="10"/>
-    </w:p>
-    <w:p>
-      <w:r>
-        <w:rPr>
-          <w:b/>
-        </w:rPr>
-        <w:t>Para quê:</w:t>
-      </w:r>
-      <w:r>
-        <w:t xml:space="preserve"> reforço de segurança. Com o domínio apontando direto para a subpasta </w:t>
-      </w:r>
-      <w:r>
-        <w:rPr>
-          <w:rFonts w:ascii="Consolas" w:eastAsia="Consolas" w:hAnsi="Consolas" w:cs="Consolas"/>
-          <w:color w:val="A8431F"/>
-          <w:sz w:val="19"/>
-        </w:rPr>
-        <w:t>public</w:t>
-      </w:r>
-      <w:r>
-        <w:t xml:space="preserve">, o código e as senhas ficam fora do alcance da internet mesmo que o </w:t>
-      </w:r>
-      <w:r>
-        <w:rPr>
-          <w:rFonts w:ascii="Consolas" w:eastAsia="Consolas" w:hAnsi="Consolas" w:cs="Consolas"/>
-          <w:color w:val="A8431F"/>
-          <w:sz w:val="19"/>
-        </w:rPr>
-        <w:t>.htaccess</w:t>
-      </w:r>
-      <w:r>
-        <w:t xml:space="preserve"> deixe de funcionar um dia. Os endereços da loja não mudam.</w:t>
-      </w:r>
-    </w:p>
-    <w:p>
-      <w:r>
-        <w:rPr>
-          <w:b/>
-        </w:rPr>
-        <w:t>Onde:</w:t>
-      </w:r>
-      <w:r>
-        <w:t xml:space="preserve"> cPanel → </w:t>
-      </w:r>
-      <w:r>
-        <w:rPr>
-          <w:b/>
-        </w:rPr>
-        <w:t>Domínios</w:t>
-      </w:r>
-      <w:r>
-        <w:t xml:space="preserve"> (</w:t>
-      </w:r>
-      <w:r>
-        <w:rPr>
-          <w:i/>
-        </w:rPr>
-        <w:t>Domains</w:t>
-      </w:r>
-      <w:r>
-        <w:t>).</w:t>
-      </w:r>
-    </w:p>
-    <w:p>
-      <w:r>
-        <w:rPr>
-          <w:b/>
-        </w:rPr>
-        <w:t>Faça:</w:t>
+        <w:t>"Usuário ou senha do banco incorretos": confira a senha e o prefixo no passo 1.1;</w:t>
       </w:r>
     </w:p>
     <w:p>
@@ -8036,38 +7830,18 @@
       </w:pPr>
       <w:r>
         <w:rPr>
-          <w:b/>
-          <w:color w:val="A8431F"/>
-        </w:rPr>
-        <w:t>1.</w:t>
-      </w:r>
-      <w:r>
-        <w:rPr>
-          <w:b/>
-          <w:color w:val="A8431F"/>
+          <w:color w:val="C4532D"/>
+        </w:rPr>
+        <w:t>•</w:t>
+      </w:r>
+      <w:r>
+        <w:rPr>
+          <w:color w:val="C4532D"/>
         </w:rPr>
         <w:tab/>
       </w:r>
       <w:r>
-        <w:t xml:space="preserve">Na linha do domínio, clique em </w:t>
-      </w:r>
-      <w:r>
-        <w:rPr>
-          <w:b/>
-        </w:rPr>
-        <w:t>Gerenciar</w:t>
-      </w:r>
-      <w:r>
-        <w:t xml:space="preserve"> (</w:t>
-      </w:r>
-      <w:r>
-        <w:rPr>
-          <w:i/>
-        </w:rPr>
-        <w:t>Manage</w:t>
-      </w:r>
-      <w:r>
-        <w:t>).</w:t>
+        <w:t>"O banco informado não existe": confira o nome completo, com prefixo;</w:t>
       </w:r>
     </w:p>
     <w:p>
@@ -8080,78 +7854,18 @@
       </w:pPr>
       <w:r>
         <w:rPr>
-          <w:b/>
-          <w:color w:val="A8431F"/>
-        </w:rPr>
-        <w:t>2.</w:t>
-      </w:r>
-      <w:r>
-        <w:rPr>
-          <w:b/>
-          <w:color w:val="A8431F"/>
+          <w:color w:val="C4532D"/>
+        </w:rPr>
+        <w:t>•</w:t>
+      </w:r>
+      <w:r>
+        <w:rPr>
+          <w:color w:val="C4532D"/>
         </w:rPr>
         <w:tab/>
       </w:r>
       <w:r>
-        <w:t xml:space="preserve">Em </w:t>
-      </w:r>
-      <w:r>
-        <w:rPr>
-          <w:b/>
-        </w:rPr>
-        <w:t>Raiz do documento</w:t>
-      </w:r>
-      <w:r>
-        <w:t xml:space="preserve"> (</w:t>
-      </w:r>
-      <w:r>
-        <w:rPr>
-          <w:i/>
-        </w:rPr>
-        <w:t>Document Root</w:t>
-      </w:r>
-      <w:r>
-        <w:t xml:space="preserve">), troque </w:t>
-      </w:r>
-      <w:r>
-        <w:rPr>
-          <w:rFonts w:ascii="Consolas" w:eastAsia="Consolas" w:hAnsi="Consolas" w:cs="Consolas"/>
-          <w:color w:val="A8431F"/>
-          <w:sz w:val="19"/>
-        </w:rPr>
-        <w:t>public_html</w:t>
-      </w:r>
-      <w:r>
-        <w:t xml:space="preserve"> por </w:t>
-      </w:r>
-      <w:r>
-        <w:rPr>
-          <w:rFonts w:ascii="Consolas" w:eastAsia="Consolas" w:hAnsi="Consolas" w:cs="Consolas"/>
-          <w:color w:val="A8431F"/>
-          <w:sz w:val="19"/>
-        </w:rPr>
-        <w:t>public_html/public</w:t>
-      </w:r>
-      <w:r>
-        <w:t xml:space="preserve"> → </w:t>
-      </w:r>
-      <w:r>
-        <w:rPr>
-          <w:i/>
-        </w:rPr>
-        <w:t>Atualizar</w:t>
-      </w:r>
-      <w:r>
-        <w:t xml:space="preserve"> (</w:t>
-      </w:r>
-      <w:r>
-        <w:rPr>
-          <w:i/>
-        </w:rPr>
-        <w:t>Update</w:t>
-      </w:r>
-      <w:r>
-        <w:t>).</w:t>
+        <w:t>"O usuário não tem permissão": falta o passo 1.1 item 3;</w:t>
       </w:r>
     </w:p>
     <w:p>
@@ -8164,130 +7878,32 @@
       </w:pPr>
       <w:r>
         <w:rPr>
-          <w:b/>
-          <w:color w:val="A8431F"/>
-        </w:rPr>
-        <w:t>3.</w:t>
-      </w:r>
-      <w:r>
-        <w:rPr>
-          <w:b/>
-          <w:color w:val="A8431F"/>
+          <w:color w:val="C4532D"/>
+        </w:rPr>
+        <w:t>•</w:t>
+      </w:r>
+      <w:r>
+        <w:rPr>
+          <w:color w:val="C4532D"/>
         </w:rPr>
         <w:tab/>
       </w:r>
       <w:r>
-        <w:t>Abra a loja e o painel de novo para conferir.</w:t>
-      </w:r>
-    </w:p>
-    <w:p>
-      <w:r>
-        <w:t>✅</w:t>
-      </w:r>
-      <w:r>
-        <w:t xml:space="preserve"> </w:t>
-      </w:r>
-      <w:r>
-        <w:rPr>
-          <w:b/>
-        </w:rPr>
-        <w:t>Deu certo se</w:t>
-      </w:r>
-      <w:r>
-        <w:t xml:space="preserve"> a coluna </w:t>
+        <w:t>"O banco é MySQL 5.6…" (ou mais antigo): a loja precisa de MySQL 5.7 ou mais novo. Peça à hospedagem a atualização.</w:t>
+      </w:r>
+    </w:p>
+    <w:p>
+      <w:r>
+        <w:t xml:space="preserve">Corrija e clique de novo em </w:t>
       </w:r>
       <w:r>
         <w:rPr>
           <w:i/>
         </w:rPr>
-        <w:t>Raiz do documento</w:t>
-      </w:r>
-      <w:r>
-        <w:t xml:space="preserve"> mostra </w:t>
-      </w:r>
-      <w:r>
-        <w:rPr>
-          <w:rFonts w:ascii="Consolas" w:eastAsia="Consolas" w:hAnsi="Consolas" w:cs="Consolas"/>
-          <w:color w:val="A8431F"/>
-          <w:sz w:val="19"/>
-        </w:rPr>
-        <w:t>/home/USUARIO/public_html/public</w:t>
-      </w:r>
-      <w:r>
-        <w:t>, e a loja e o painel abrem normalmente.</w:t>
-      </w:r>
-    </w:p>
-    <w:p>
-      <w:r>
-        <w:t>⚠</w:t>
-      </w:r>
-      <w:r>
-        <w:t>️</w:t>
-      </w:r>
-      <w:r>
-        <w:t xml:space="preserve"> </w:t>
-      </w:r>
-      <w:r>
-        <w:rPr>
-          <w:b/>
-        </w:rPr>
-        <w:t>Se a loja parar de abrir</w:t>
-      </w:r>
-      <w:r>
-        <w:t xml:space="preserve"> logo depois, volte a raiz para </w:t>
-      </w:r>
-      <w:r>
-        <w:rPr>
-          <w:rFonts w:ascii="Consolas" w:eastAsia="Consolas" w:hAnsi="Consolas" w:cs="Consolas"/>
-          <w:color w:val="A8431F"/>
-          <w:sz w:val="19"/>
-        </w:rPr>
-        <w:t>public_html</w:t>
-      </w:r>
-      <w:r>
-        <w:t xml:space="preserve"> (a loja volta na hora) e confira se digitou </w:t>
-      </w:r>
-      <w:r>
-        <w:rPr>
-          <w:rFonts w:ascii="Consolas" w:eastAsia="Consolas" w:hAnsi="Consolas" w:cs="Consolas"/>
-          <w:color w:val="A8431F"/>
-          <w:sz w:val="19"/>
-        </w:rPr>
-        <w:t>public_html/public</w:t>
-      </w:r>
-      <w:r>
-        <w:t xml:space="preserve"> sem espaços.</w:t>
-      </w:r>
-    </w:p>
-    <w:p>
-      <w:r>
-        <w:t>⚠</w:t>
-      </w:r>
-      <w:r>
-        <w:t>️</w:t>
-      </w:r>
-      <w:r>
-        <w:t xml:space="preserve"> </w:t>
-      </w:r>
-      <w:r>
-        <w:rPr>
-          <w:b/>
-        </w:rPr>
-        <w:t>Se o campo estiver bloqueado</w:t>
-      </w:r>
-      <w:r>
-        <w:t xml:space="preserve"> (muitas hospedagens não deixam mudar o domínio principal), a loja continua funcionando e protegida pelo </w:t>
-      </w:r>
-      <w:r>
-        <w:rPr>
-          <w:rFonts w:ascii="Consolas" w:eastAsia="Consolas" w:hAnsi="Consolas" w:cs="Consolas"/>
-          <w:color w:val="A8431F"/>
-          <w:sz w:val="19"/>
-        </w:rPr>
-        <w:t>.htaccess</w:t>
-      </w:r>
-      <w:r>
-        <w:t xml:space="preserve"> (passo 1.6). Se quiser o reforço, abra um chamado no suporte com este texto:</w:t>
+        <w:t>Instalar</w:t>
+      </w:r>
+      <w:r>
+        <w:t>: o que já tinha sido feito é aproveitado.</w:t>
       </w:r>
     </w:p>
     <w:p>
@@ -8303,7 +7919,725 @@
         <w:rPr>
           <w:sz w:val="20"/>
         </w:rPr>
+        <w:t>Faça a instalação logo depois de enviar os arquivos. Enquanto ela não termina, o assistente fica aberto para qualquer pessoa que encontre o endereço.</w:t>
+      </w:r>
+    </w:p>
+    <w:p>
+      <w:pPr>
+        <w:pStyle w:val="Ttulo2"/>
+      </w:pPr>
+      <w:bookmarkStart w:id="9" w:name="_Toc241393766"/>
+      <w:r>
+        <w:t>1.8 Primeiro acesso ao painel</w:t>
+      </w:r>
+      <w:bookmarkEnd w:id="9"/>
+    </w:p>
+    <w:p>
+      <w:r>
+        <w:rPr>
+          <w:b/>
+        </w:rPr>
+        <w:t>Para quê:</w:t>
+      </w:r>
+      <w:r>
+        <w:t xml:space="preserve"> conferir que está tudo certo e fazer o primeiro backup.</w:t>
+      </w:r>
+    </w:p>
+    <w:p>
+      <w:r>
+        <w:rPr>
+          <w:b/>
+        </w:rPr>
+        <w:t>Onde:</w:t>
+      </w:r>
+      <w:r>
+        <w:t xml:space="preserve"> </w:t>
+      </w:r>
+      <w:r>
+        <w:rPr>
+          <w:rFonts w:ascii="Consolas" w:eastAsia="Consolas" w:hAnsi="Consolas" w:cs="Consolas"/>
+          <w:color w:val="A8431F"/>
+          <w:sz w:val="19"/>
+        </w:rPr>
+        <w:t>https://gnesting.com.br/admin</w:t>
+      </w:r>
+      <w:r>
+        <w:t>.</w:t>
+      </w:r>
+    </w:p>
+    <w:p>
+      <w:r>
+        <w:rPr>
+          <w:b/>
+        </w:rPr>
+        <w:t>Faça:</w:t>
+      </w:r>
+    </w:p>
+    <w:p>
+      <w:pPr>
+        <w:tabs>
+          <w:tab w:val="left" w:pos="425"/>
+        </w:tabs>
+        <w:spacing w:after="60"/>
+        <w:ind w:left="425" w:hanging="340"/>
+      </w:pPr>
+      <w:r>
+        <w:rPr>
+          <w:b/>
+          <w:color w:val="A8431F"/>
+        </w:rPr>
+        <w:t>1.</w:t>
+      </w:r>
+      <w:r>
+        <w:rPr>
+          <w:b/>
+          <w:color w:val="A8431F"/>
+        </w:rPr>
+        <w:tab/>
+      </w:r>
+      <w:r>
+        <w:t>Entre com o e-mail e a senha que você cadastrou no assistente.</w:t>
+      </w:r>
+    </w:p>
+    <w:p>
+      <w:pPr>
+        <w:tabs>
+          <w:tab w:val="left" w:pos="425"/>
+        </w:tabs>
+        <w:spacing w:after="60"/>
+        <w:ind w:left="425" w:hanging="340"/>
+      </w:pPr>
+      <w:r>
+        <w:rPr>
+          <w:b/>
+          <w:color w:val="A8431F"/>
+        </w:rPr>
+        <w:t>2.</w:t>
+      </w:r>
+      <w:r>
+        <w:rPr>
+          <w:b/>
+          <w:color w:val="A8431F"/>
+        </w:rPr>
+        <w:tab/>
+      </w:r>
+      <w:r>
+        <w:t xml:space="preserve">Menu </w:t>
+      </w:r>
+      <w:r>
+        <w:rPr>
+          <w:b/>
+        </w:rPr>
+        <w:t>Sistema</w:t>
+      </w:r>
+      <w:r>
+        <w:t>. Veja os quadros:</w:t>
+      </w:r>
+    </w:p>
+    <w:p>
+      <w:pPr>
+        <w:tabs>
+          <w:tab w:val="left" w:pos="850"/>
+        </w:tabs>
+        <w:spacing w:after="60"/>
+        <w:ind w:left="850" w:hanging="340"/>
+      </w:pPr>
+      <w:r>
+        <w:rPr>
+          <w:color w:val="C4532D"/>
+        </w:rPr>
+        <w:t>•</w:t>
+      </w:r>
+      <w:r>
+        <w:rPr>
+          <w:color w:val="C4532D"/>
+        </w:rPr>
+        <w:tab/>
+      </w:r>
+      <w:r>
+        <w:rPr>
+          <w:b/>
+        </w:rPr>
+        <w:t>Saúde</w:t>
+      </w:r>
+      <w:r>
+        <w:t xml:space="preserve">: tudo deve estar "ok", menos </w:t>
+      </w:r>
+      <w:r>
+        <w:rPr>
+          <w:i/>
+        </w:rPr>
+        <w:t>Cron</w:t>
+      </w:r>
+      <w:r>
+        <w:t xml:space="preserve"> (ainda não configurado, passo 1.11) e </w:t>
+      </w:r>
+      <w:r>
+        <w:rPr>
+          <w:i/>
+        </w:rPr>
+        <w:t>Backup</w:t>
+      </w:r>
+      <w:r>
+        <w:t xml:space="preserve"> (ainda não existe);</w:t>
+      </w:r>
+    </w:p>
+    <w:p>
+      <w:pPr>
+        <w:tabs>
+          <w:tab w:val="left" w:pos="850"/>
+        </w:tabs>
+        <w:spacing w:after="60"/>
+        <w:ind w:left="850" w:hanging="340"/>
+      </w:pPr>
+      <w:r>
+        <w:rPr>
+          <w:color w:val="C4532D"/>
+        </w:rPr>
+        <w:t>•</w:t>
+      </w:r>
+      <w:r>
+        <w:rPr>
+          <w:color w:val="C4532D"/>
+        </w:rPr>
+        <w:tab/>
+      </w:r>
+      <w:r>
+        <w:rPr>
+          <w:b/>
+        </w:rPr>
+        <w:t>Lista de verificação de produção</w:t>
+      </w:r>
+      <w:r>
+        <w:t>: mostra o que falta para vender. É normal aparecerem "E-mail de verdade" e "Credenciais do Mercado Pago" se você deixou esses campos em branco.</w:t>
+      </w:r>
+    </w:p>
+    <w:p>
+      <w:pPr>
+        <w:tabs>
+          <w:tab w:val="left" w:pos="850"/>
+        </w:tabs>
+        <w:spacing w:after="60"/>
+        <w:ind w:left="850" w:hanging="340"/>
+      </w:pPr>
+      <w:r>
+        <w:rPr>
+          <w:color w:val="C4532D"/>
+        </w:rPr>
+        <w:t>•</w:t>
+      </w:r>
+      <w:r>
+        <w:rPr>
+          <w:color w:val="C4532D"/>
+        </w:rPr>
+        <w:tab/>
+      </w:r>
+      <w:r>
+        <w:t xml:space="preserve">Se a hospedagem usa </w:t>
+      </w:r>
+      <w:r>
+        <w:rPr>
+          <w:b/>
+        </w:rPr>
+        <w:t>MySQL 5.7</w:t>
+      </w:r>
+      <w:r>
+        <w:t>, aparece o aviso "MySQL 8 ou MariaDB". A loja funciona normalmente; é só uma recomendação para pedir à hospedagem a versão 8 quando possível (a 5.7 não recebe mais atualizações de segurança).</w:t>
+      </w:r>
+    </w:p>
+    <w:p>
+      <w:pPr>
+        <w:tabs>
+          <w:tab w:val="left" w:pos="425"/>
+        </w:tabs>
+        <w:spacing w:after="60"/>
+        <w:ind w:left="425" w:hanging="340"/>
+      </w:pPr>
+      <w:r>
+        <w:rPr>
+          <w:b/>
+          <w:color w:val="A8431F"/>
+        </w:rPr>
+        <w:t>3.</w:t>
+      </w:r>
+      <w:r>
+        <w:rPr>
+          <w:b/>
+          <w:color w:val="A8431F"/>
+        </w:rPr>
+        <w:tab/>
+      </w:r>
+      <w:r>
+        <w:t xml:space="preserve">Clique em </w:t>
+      </w:r>
+      <w:r>
+        <w:rPr>
+          <w:b/>
+        </w:rPr>
+        <w:t>Fazer backup agora</w:t>
+      </w:r>
+      <w:r>
+        <w:t>.</w:t>
+      </w:r>
+    </w:p>
+    <w:p>
+      <w:pPr>
+        <w:tabs>
+          <w:tab w:val="left" w:pos="425"/>
+        </w:tabs>
+        <w:spacing w:after="60"/>
+        <w:ind w:left="425" w:hanging="340"/>
+      </w:pPr>
+      <w:r>
+        <w:rPr>
+          <w:b/>
+          <w:color w:val="A8431F"/>
+        </w:rPr>
+        <w:t>4.</w:t>
+      </w:r>
+      <w:r>
+        <w:rPr>
+          <w:b/>
+          <w:color w:val="A8431F"/>
+        </w:rPr>
+        <w:tab/>
+      </w:r>
+      <w:r>
+        <w:t xml:space="preserve">Se instalou os </w:t>
+      </w:r>
+      <w:r>
+        <w:rPr>
+          <w:b/>
+        </w:rPr>
+        <w:t>dados de demonstração</w:t>
+      </w:r>
+      <w:r>
+        <w:t xml:space="preserve">, aparece também o quadro </w:t>
+      </w:r>
+      <w:r>
+        <w:rPr>
+          <w:b/>
+        </w:rPr>
+        <w:t>Dados de demonstração</w:t>
+      </w:r>
+      <w:r>
+        <w:t>, com o botão para removê-los. Explore a loja e o painel à vontade antes (passo 2.1).</w:t>
+      </w:r>
+    </w:p>
+    <w:p>
+      <w:r>
+        <w:t>✅</w:t>
+      </w:r>
+      <w:r>
+        <w:t xml:space="preserve"> </w:t>
+      </w:r>
+      <w:r>
+        <w:rPr>
+          <w:b/>
+        </w:rPr>
+        <w:t>Deu certo se</w:t>
+      </w:r>
+      <w:r>
+        <w:t xml:space="preserve"> o backup aparece na lista </w:t>
+      </w:r>
+      <w:r>
+        <w:rPr>
+          <w:i/>
+        </w:rPr>
+        <w:t>Backups</w:t>
+      </w:r>
+      <w:r>
+        <w:t xml:space="preserve"> com data, tamanho e os links </w:t>
+      </w:r>
+      <w:r>
+        <w:rPr>
+          <w:i/>
+        </w:rPr>
+        <w:t>banco</w:t>
+      </w:r>
+      <w:r>
+        <w:t xml:space="preserve"> / </w:t>
+      </w:r>
+      <w:r>
+        <w:rPr>
+          <w:i/>
+        </w:rPr>
+        <w:t>arquivos</w:t>
+      </w:r>
+      <w:r>
+        <w:t>.</w:t>
+      </w:r>
+    </w:p>
+    <w:p>
+      <w:pPr>
+        <w:pStyle w:val="Ttulo2"/>
+      </w:pPr>
+      <w:bookmarkStart w:id="10" w:name="_Toc241393767"/>
+      <w:r>
+        <w:t xml:space="preserve">1.9 Apontar o domínio para </w:t>
+      </w:r>
+      <w:r>
+        <w:rPr>
+          <w:rFonts w:ascii="Consolas" w:eastAsia="Consolas" w:hAnsi="Consolas" w:cs="Consolas"/>
+          <w:b w:val="0"/>
+          <w:color w:val="A8431F"/>
+          <w:sz w:val="19"/>
+        </w:rPr>
+        <w:t>public_html/public</w:t>
+      </w:r>
+      <w:r>
+        <w:t xml:space="preserve"> (recomendado)</w:t>
+      </w:r>
+      <w:bookmarkEnd w:id="10"/>
+    </w:p>
+    <w:p>
+      <w:r>
+        <w:rPr>
+          <w:b/>
+        </w:rPr>
+        <w:t>Para quê:</w:t>
+      </w:r>
+      <w:r>
+        <w:t xml:space="preserve"> reforço de segurança. Com o domínio apontando direto para a subpasta </w:t>
+      </w:r>
+      <w:r>
+        <w:rPr>
+          <w:rFonts w:ascii="Consolas" w:eastAsia="Consolas" w:hAnsi="Consolas" w:cs="Consolas"/>
+          <w:color w:val="A8431F"/>
+          <w:sz w:val="19"/>
+        </w:rPr>
+        <w:t>public</w:t>
+      </w:r>
+      <w:r>
+        <w:t xml:space="preserve">, o código e as senhas ficam fora do alcance da internet mesmo que o </w:t>
+      </w:r>
+      <w:r>
+        <w:rPr>
+          <w:rFonts w:ascii="Consolas" w:eastAsia="Consolas" w:hAnsi="Consolas" w:cs="Consolas"/>
+          <w:color w:val="A8431F"/>
+          <w:sz w:val="19"/>
+        </w:rPr>
+        <w:t>.htaccess</w:t>
+      </w:r>
+      <w:r>
+        <w:t xml:space="preserve"> deixe de funcionar um dia. Os endereços da loja não mudam.</w:t>
+      </w:r>
+    </w:p>
+    <w:p>
+      <w:r>
+        <w:rPr>
+          <w:b/>
+        </w:rPr>
+        <w:t>Onde:</w:t>
+      </w:r>
+      <w:r>
+        <w:t xml:space="preserve"> cPanel → </w:t>
+      </w:r>
+      <w:r>
+        <w:rPr>
+          <w:b/>
+        </w:rPr>
+        <w:t>Domínios</w:t>
+      </w:r>
+      <w:r>
+        <w:t xml:space="preserve"> (</w:t>
+      </w:r>
+      <w:r>
+        <w:rPr>
+          <w:i/>
+        </w:rPr>
+        <w:t>Domains</w:t>
+      </w:r>
+      <w:r>
+        <w:t>).</w:t>
+      </w:r>
+    </w:p>
+    <w:p>
+      <w:r>
+        <w:rPr>
+          <w:b/>
+        </w:rPr>
+        <w:t>Faça:</w:t>
+      </w:r>
+    </w:p>
+    <w:p>
+      <w:pPr>
+        <w:tabs>
+          <w:tab w:val="left" w:pos="425"/>
+        </w:tabs>
+        <w:spacing w:after="60"/>
+        <w:ind w:left="425" w:hanging="340"/>
+      </w:pPr>
+      <w:r>
+        <w:rPr>
+          <w:b/>
+          <w:color w:val="A8431F"/>
+        </w:rPr>
+        <w:t>1.</w:t>
+      </w:r>
+      <w:r>
+        <w:rPr>
+          <w:b/>
+          <w:color w:val="A8431F"/>
+        </w:rPr>
+        <w:tab/>
+      </w:r>
+      <w:r>
+        <w:t xml:space="preserve">Na linha do domínio, clique em </w:t>
+      </w:r>
+      <w:r>
+        <w:rPr>
+          <w:b/>
+        </w:rPr>
+        <w:t>Gerenciar</w:t>
+      </w:r>
+      <w:r>
+        <w:t xml:space="preserve"> (</w:t>
+      </w:r>
+      <w:r>
+        <w:rPr>
+          <w:i/>
+        </w:rPr>
+        <w:t>Manage</w:t>
+      </w:r>
+      <w:r>
+        <w:t>).</w:t>
+      </w:r>
+    </w:p>
+    <w:p>
+      <w:pPr>
+        <w:tabs>
+          <w:tab w:val="left" w:pos="425"/>
+        </w:tabs>
+        <w:spacing w:after="60"/>
+        <w:ind w:left="425" w:hanging="340"/>
+      </w:pPr>
+      <w:r>
+        <w:rPr>
+          <w:b/>
+          <w:color w:val="A8431F"/>
+        </w:rPr>
         <w:lastRenderedPageBreak/>
+        <w:t>2.</w:t>
+      </w:r>
+      <w:r>
+        <w:rPr>
+          <w:b/>
+          <w:color w:val="A8431F"/>
+        </w:rPr>
+        <w:tab/>
+      </w:r>
+      <w:r>
+        <w:t xml:space="preserve">Em </w:t>
+      </w:r>
+      <w:r>
+        <w:rPr>
+          <w:b/>
+        </w:rPr>
+        <w:t>Raiz do documento</w:t>
+      </w:r>
+      <w:r>
+        <w:t xml:space="preserve"> (</w:t>
+      </w:r>
+      <w:r>
+        <w:rPr>
+          <w:i/>
+        </w:rPr>
+        <w:t>Document Root</w:t>
+      </w:r>
+      <w:r>
+        <w:t xml:space="preserve">), troque </w:t>
+      </w:r>
+      <w:r>
+        <w:rPr>
+          <w:rFonts w:ascii="Consolas" w:eastAsia="Consolas" w:hAnsi="Consolas" w:cs="Consolas"/>
+          <w:color w:val="A8431F"/>
+          <w:sz w:val="19"/>
+        </w:rPr>
+        <w:t>public_html</w:t>
+      </w:r>
+      <w:r>
+        <w:t xml:space="preserve"> por </w:t>
+      </w:r>
+      <w:r>
+        <w:rPr>
+          <w:rFonts w:ascii="Consolas" w:eastAsia="Consolas" w:hAnsi="Consolas" w:cs="Consolas"/>
+          <w:color w:val="A8431F"/>
+          <w:sz w:val="19"/>
+        </w:rPr>
+        <w:t>public_html/public</w:t>
+      </w:r>
+      <w:r>
+        <w:t xml:space="preserve"> → </w:t>
+      </w:r>
+      <w:r>
+        <w:rPr>
+          <w:i/>
+        </w:rPr>
+        <w:t>Atualizar</w:t>
+      </w:r>
+      <w:r>
+        <w:t xml:space="preserve"> (</w:t>
+      </w:r>
+      <w:r>
+        <w:rPr>
+          <w:i/>
+        </w:rPr>
+        <w:t>Update</w:t>
+      </w:r>
+      <w:r>
+        <w:t>).</w:t>
+      </w:r>
+    </w:p>
+    <w:p>
+      <w:pPr>
+        <w:tabs>
+          <w:tab w:val="left" w:pos="425"/>
+        </w:tabs>
+        <w:spacing w:after="60"/>
+        <w:ind w:left="425" w:hanging="340"/>
+      </w:pPr>
+      <w:r>
+        <w:rPr>
+          <w:b/>
+          <w:color w:val="A8431F"/>
+        </w:rPr>
+        <w:t>3.</w:t>
+      </w:r>
+      <w:r>
+        <w:rPr>
+          <w:b/>
+          <w:color w:val="A8431F"/>
+        </w:rPr>
+        <w:tab/>
+      </w:r>
+      <w:r>
+        <w:t>Abra a loja e o painel de novo para conferir.</w:t>
+      </w:r>
+    </w:p>
+    <w:p>
+      <w:r>
+        <w:t>✅</w:t>
+      </w:r>
+      <w:r>
+        <w:t xml:space="preserve"> </w:t>
+      </w:r>
+      <w:r>
+        <w:rPr>
+          <w:b/>
+        </w:rPr>
+        <w:t>Deu certo se</w:t>
+      </w:r>
+      <w:r>
+        <w:t xml:space="preserve"> a coluna </w:t>
+      </w:r>
+      <w:r>
+        <w:rPr>
+          <w:i/>
+        </w:rPr>
+        <w:t>Raiz do documento</w:t>
+      </w:r>
+      <w:r>
+        <w:t xml:space="preserve"> mostra </w:t>
+      </w:r>
+      <w:r>
+        <w:rPr>
+          <w:rFonts w:ascii="Consolas" w:eastAsia="Consolas" w:hAnsi="Consolas" w:cs="Consolas"/>
+          <w:color w:val="A8431F"/>
+          <w:sz w:val="19"/>
+        </w:rPr>
+        <w:t>/home/USUARIO/public_html/public</w:t>
+      </w:r>
+      <w:r>
+        <w:t>, e a loja e o painel abrem normalmente.</w:t>
+      </w:r>
+    </w:p>
+    <w:p>
+      <w:r>
+        <w:t>⚠</w:t>
+      </w:r>
+      <w:r>
+        <w:t>️</w:t>
+      </w:r>
+      <w:r>
+        <w:t xml:space="preserve"> </w:t>
+      </w:r>
+      <w:r>
+        <w:rPr>
+          <w:b/>
+        </w:rPr>
+        <w:t>Se a loja parar de abrir</w:t>
+      </w:r>
+      <w:r>
+        <w:t xml:space="preserve"> logo depois, volte a raiz para </w:t>
+      </w:r>
+      <w:r>
+        <w:rPr>
+          <w:rFonts w:ascii="Consolas" w:eastAsia="Consolas" w:hAnsi="Consolas" w:cs="Consolas"/>
+          <w:color w:val="A8431F"/>
+          <w:sz w:val="19"/>
+        </w:rPr>
+        <w:t>public_html</w:t>
+      </w:r>
+      <w:r>
+        <w:t xml:space="preserve"> (a loja volta na hora) e confira se digitou </w:t>
+      </w:r>
+      <w:r>
+        <w:rPr>
+          <w:rFonts w:ascii="Consolas" w:eastAsia="Consolas" w:hAnsi="Consolas" w:cs="Consolas"/>
+          <w:color w:val="A8431F"/>
+          <w:sz w:val="19"/>
+        </w:rPr>
+        <w:t>public_html/public</w:t>
+      </w:r>
+      <w:r>
+        <w:t xml:space="preserve"> sem espaços.</w:t>
+      </w:r>
+    </w:p>
+    <w:p>
+      <w:r>
+        <w:t>⚠</w:t>
+      </w:r>
+      <w:r>
+        <w:t>️</w:t>
+      </w:r>
+      <w:r>
+        <w:t xml:space="preserve"> </w:t>
+      </w:r>
+      <w:r>
+        <w:rPr>
+          <w:b/>
+        </w:rPr>
+        <w:t>Se o campo estiver bloqueado</w:t>
+      </w:r>
+      <w:r>
+        <w:t xml:space="preserve"> (muitas hospedagens não deixam mudar o domínio principal), a loja continua funcionando e protegida pelo </w:t>
+      </w:r>
+      <w:r>
+        <w:rPr>
+          <w:rFonts w:ascii="Consolas" w:eastAsia="Consolas" w:hAnsi="Consolas" w:cs="Consolas"/>
+          <w:color w:val="A8431F"/>
+          <w:sz w:val="19"/>
+        </w:rPr>
+        <w:t>.htaccess</w:t>
+      </w:r>
+      <w:r>
+        <w:t xml:space="preserve"> (passo 1.6). Se quiser o reforço, abra um chamado no suporte com este texto:</w:t>
+      </w:r>
+    </w:p>
+    <w:p>
+      <w:pPr>
+        <w:pBdr>
+          <w:left w:val="single" w:sz="24" w:space="8" w:color="C4532D"/>
+        </w:pBdr>
+        <w:shd w:val="clear" w:color="auto" w:fill="F3ECE2"/>
+        <w:spacing w:before="80" w:after="160"/>
+        <w:ind w:left="113"/>
+      </w:pPr>
+      <w:r>
+        <w:rPr>
+          <w:sz w:val="20"/>
+        </w:rPr>
         <w:t>Olá! Preciso que a raiz do documento (Document Root) do domínio gnesting.com.br aponte para a pasta /home/USUARIO/public_html/public. Vocês podem fazer essa alteração? Obrigado.</w:t>
       </w:r>
     </w:p>
@@ -8311,7 +8645,7 @@
       <w:pPr>
         <w:pStyle w:val="Ttulo2"/>
       </w:pPr>
-      <w:bookmarkStart w:id="11" w:name="_Toc241348874"/>
+      <w:bookmarkStart w:id="11" w:name="_Toc241393768"/>
       <w:r>
         <w:t xml:space="preserve">1.10 Completar a configuração (arquivo </w:t>
       </w:r>
@@ -9083,6 +9417,7 @@
     </w:p>
     <w:p>
       <w:r>
+        <w:lastRenderedPageBreak/>
         <w:t>⚠</w:t>
       </w:r>
       <w:r>
@@ -9167,7 +9502,7 @@
       <w:pPr>
         <w:pStyle w:val="Ttulo2"/>
       </w:pPr>
-      <w:bookmarkStart w:id="12" w:name="_Toc241348875"/>
+      <w:bookmarkStart w:id="12" w:name="_Toc241393769"/>
       <w:r>
         <w:t>1.11 Ligar as tarefas automáticas</w:t>
       </w:r>
@@ -9305,7 +9640,6 @@
           <w:b/>
           <w:color w:val="A8431F"/>
         </w:rPr>
-        <w:lastRenderedPageBreak/>
         <w:t>2.</w:t>
       </w:r>
       <w:r>
@@ -9533,7 +9867,7 @@
       <w:pPr>
         <w:pStyle w:val="Ttulo2"/>
       </w:pPr>
-      <w:bookmarkStart w:id="13" w:name="_Toc241348876"/>
+      <w:bookmarkStart w:id="13" w:name="_Toc241393770"/>
       <w:r>
         <w:t>1.12 Conectar o Mercado Pago</w:t>
       </w:r>
@@ -9878,8 +10212,9 @@
       <w:pPr>
         <w:pStyle w:val="Ttulo2"/>
       </w:pPr>
-      <w:bookmarkStart w:id="14" w:name="_Toc241348877"/>
-      <w:r>
+      <w:bookmarkStart w:id="14" w:name="_Toc241393771"/>
+      <w:r>
+        <w:lastRenderedPageBreak/>
         <w:t>1.13 Ajustar a tabela de frete</w:t>
       </w:r>
       <w:bookmarkEnd w:id="14"/>
@@ -10128,7 +10463,6 @@
                 <w:rFonts w:ascii="Consolas" w:eastAsia="Consolas" w:hAnsi="Consolas" w:cs="Consolas"/>
                 <w:sz w:val="18"/>
               </w:rPr>
-              <w:lastRenderedPageBreak/>
               <w:t xml:space="preserve">    SE:</w:t>
             </w:r>
             <w:r>
@@ -10468,7 +10802,7 @@
       <w:pPr>
         <w:pStyle w:val="Ttulo2"/>
       </w:pPr>
-      <w:bookmarkStart w:id="15" w:name="_Toc241348878"/>
+      <w:bookmarkStart w:id="15" w:name="_Toc241393772"/>
       <w:r>
         <w:t>1.14 Monitoramento (recomendado)</w:t>
       </w:r>
@@ -10613,7 +10947,7 @@
       <w:pPr>
         <w:pStyle w:val="Ttulo2"/>
       </w:pPr>
-      <w:bookmarkStart w:id="16" w:name="_Toc241348879"/>
+      <w:bookmarkStart w:id="16" w:name="_Toc241393773"/>
       <w:r>
         <w:t>1.15 Compra de teste</w:t>
       </w:r>
@@ -10663,6 +10997,7 @@
           <w:b/>
           <w:color w:val="A8431F"/>
         </w:rPr>
+        <w:lastRenderedPageBreak/>
         <w:t>1.</w:t>
       </w:r>
       <w:r>
@@ -10896,7 +11231,6 @@
         <w:rPr>
           <w:color w:val="C4532D"/>
         </w:rPr>
-        <w:lastRenderedPageBreak/>
         <w:t>•</w:t>
       </w:r>
       <w:r>
@@ -10979,7 +11313,7 @@
       <w:pPr>
         <w:pStyle w:val="Ttulo2"/>
       </w:pPr>
-      <w:bookmarkStart w:id="17" w:name="_Toc241348880"/>
+      <w:bookmarkStart w:id="17" w:name="_Toc241393774"/>
       <w:r>
         <w:t>1.16 Checklist final: loja pronta para vender</w:t>
       </w:r>
@@ -11336,7 +11670,16 @@
         <w:tab/>
       </w:r>
       <w:r>
-        <w:t>Configurações: WhatsApp, e-mail de contato, faixa de avisos (passo 2.1).</w:t>
+        <w:t xml:space="preserve">Se instalou os dados de demonstração: </w:t>
+      </w:r>
+      <w:r>
+        <w:rPr>
+          <w:b/>
+        </w:rPr>
+        <w:t>removidos</w:t>
+      </w:r>
+      <w:r>
+        <w:t xml:space="preserve"> (Sistema → Remover dados de demonstração, passo 2.1).</w:t>
       </w:r>
     </w:p>
     <w:p>
@@ -11360,6 +11703,30 @@
         <w:tab/>
       </w:r>
       <w:r>
+        <w:t>Configurações: WhatsApp, e-mail de contato, faixa de avisos (passo 2.1).</w:t>
+      </w:r>
+    </w:p>
+    <w:p>
+      <w:pPr>
+        <w:tabs>
+          <w:tab w:val="left" w:pos="425"/>
+        </w:tabs>
+        <w:spacing w:after="60"/>
+        <w:ind w:left="425" w:hanging="340"/>
+      </w:pPr>
+      <w:r>
+        <w:rPr>
+          <w:sz w:val="24"/>
+        </w:rPr>
+        <w:t>☐</w:t>
+      </w:r>
+      <w:r>
+        <w:rPr>
+          <w:sz w:val="24"/>
+        </w:rPr>
+        <w:tab/>
+      </w:r>
+      <w:r>
         <w:t xml:space="preserve">Ficha de anotações guardada num lugar seguro, e o </w:t>
       </w:r>
       <w:r>
@@ -11394,7 +11761,7 @@
       <w:pPr>
         <w:pStyle w:val="Ttulo1"/>
       </w:pPr>
-      <w:bookmarkStart w:id="18" w:name="_Toc241348881"/>
+      <w:bookmarkStart w:id="18" w:name="_Toc241393775"/>
       <w:r>
         <w:lastRenderedPageBreak/>
         <w:t>Parte 2 — Uso do sistema</w:t>
@@ -11405,7 +11772,7 @@
       <w:pPr>
         <w:pStyle w:val="Ttulo2"/>
       </w:pPr>
-      <w:bookmarkStart w:id="19" w:name="_Toc241348882"/>
+      <w:bookmarkStart w:id="19" w:name="_Toc241393776"/>
       <w:r>
         <w:t>2.0 Quem faz o quê</w:t>
       </w:r>
@@ -11534,7 +11901,7 @@
               <w:rPr>
                 <w:sz w:val="18"/>
               </w:rPr>
-              <w:t>tudo, e ainda: usuários, configurações da loja (inclusive o arquivo YAML), auditoria, sistema (atualizar banco, backups, restaurar, manutenção), LGPD</w:t>
+              <w:t>tudo, e ainda: usuários, configurações da loja (inclusive o arquivo YAML), auditoria, sistema (atualizar banco, backups, restaurar, manutenção, remover dados de demonstração), LGPD</w:t>
             </w:r>
           </w:p>
         </w:tc>
@@ -11572,7 +11939,20 @@
               <w:rPr>
                 <w:sz w:val="18"/>
               </w:rPr>
-              <w:t>produtos, categorias, variações, personalização, cupons, pedidos (inclusive cancelar e estornar), clientes, produção, expedição</w:t>
+              <w:t xml:space="preserve">produtos, categorias, variações, personalização, cupons, pedidos (inclusive cancelar e estornar), clientes, produção, expedição, estoque, </w:t>
+            </w:r>
+            <w:r>
+              <w:rPr>
+                <w:b/>
+                <w:sz w:val="18"/>
+              </w:rPr>
+              <w:t>relatórios</w:t>
+            </w:r>
+            <w:r>
+              <w:rPr>
+                <w:sz w:val="18"/>
+              </w:rPr>
+              <w:t xml:space="preserve"> e o faturamento na visão geral</w:t>
             </w:r>
           </w:p>
         </w:tc>
@@ -11610,7 +11990,20 @@
               <w:rPr>
                 <w:sz w:val="18"/>
               </w:rPr>
-              <w:t>fila de produção, fichas de produção, materiais, expedição (despachar e marcar entregue), notas internas nos pedidos</w:t>
+              <w:t xml:space="preserve">fila de produção, fichas de produção, matérias-primas, </w:t>
+            </w:r>
+            <w:r>
+              <w:rPr>
+                <w:b/>
+                <w:sz w:val="18"/>
+              </w:rPr>
+              <w:t>estoque</w:t>
+            </w:r>
+            <w:r>
+              <w:rPr>
+                <w:sz w:val="18"/>
+              </w:rPr>
+              <w:t>, expedição (despachar e marcar entregue), notas internas nos pedidos</w:t>
             </w:r>
           </w:p>
         </w:tc>
@@ -11648,7 +12041,7 @@
               <w:rPr>
                 <w:sz w:val="18"/>
               </w:rPr>
-              <w:t>consultar pedidos e clientes (CPF mascarado), mensagens aos clientes, notas internas, reenviar link do pedido</w:t>
+              <w:t>consultar pedidos e clientes (CPF mascarado), mensagens aos clientes, notas internas, observações do cliente, reenviar link do pedido</w:t>
             </w:r>
           </w:p>
         </w:tc>
@@ -11660,10 +12053,69 @@
       </w:pPr>
     </w:p>
     <w:p>
+      <w:r>
+        <w:t xml:space="preserve">O menu do painel é dividido em áreas: </w:t>
+      </w:r>
+      <w:r>
+        <w:rPr>
+          <w:b/>
+        </w:rPr>
+        <w:t>Vendas</w:t>
+      </w:r>
+      <w:r>
+        <w:t xml:space="preserve"> (Pedidos, Clientes, Cupons, Relatórios), </w:t>
+      </w:r>
+      <w:r>
+        <w:rPr>
+          <w:b/>
+        </w:rPr>
+        <w:t>Produção</w:t>
+      </w:r>
+      <w:r>
+        <w:t xml:space="preserve"> (Fila de produção, Expedição, Estoque, Fichas de produção, Matérias-primas), </w:t>
+      </w:r>
+      <w:r>
+        <w:rPr>
+          <w:b/>
+        </w:rPr>
+        <w:t>Catálogo</w:t>
+      </w:r>
+      <w:r>
+        <w:t xml:space="preserve"> (Produtos, Categorias) e </w:t>
+      </w:r>
+      <w:r>
+        <w:rPr>
+          <w:b/>
+        </w:rPr>
+        <w:t>Administração</w:t>
+      </w:r>
+      <w:r>
+        <w:t xml:space="preserve"> (Configurações, Usuários, Auditoria, Sistema). No topo de cada tela, a trilha (ex.: </w:t>
+      </w:r>
+      <w:r>
+        <w:rPr>
+          <w:i/>
+        </w:rPr>
+        <w:t>Painel › Vendas › Pedidos</w:t>
+      </w:r>
+      <w:r>
+        <w:t xml:space="preserve">) mostra onde você está, e </w:t>
+      </w:r>
+      <w:r>
+        <w:rPr>
+          <w:b/>
+        </w:rPr>
+        <w:t>Ver loja</w:t>
+      </w:r>
+      <w:r>
+        <w:t xml:space="preserve"> abre a vitrine em outra aba. No celular, o menu fica no botão de três linhas. A primeira tela, a visão geral, está no passo 2.21.</w:t>
+      </w:r>
+    </w:p>
+    <w:p>
       <w:pPr>
         <w:pStyle w:val="Ttulo2"/>
       </w:pPr>
-      <w:bookmarkStart w:id="20" w:name="_Toc241348883"/>
+      <w:bookmarkStart w:id="20" w:name="_Toc241393777"/>
       <w:r>
         <w:t>2.1 Primeiro dia (proprietário)</w:t>
       </w:r>
@@ -11828,9 +12280,159 @@
     </w:p>
     <w:p>
       <w:pPr>
+        <w:tabs>
+          <w:tab w:val="left" w:pos="425"/>
+        </w:tabs>
+        <w:spacing w:after="60"/>
+        <w:ind w:left="425" w:hanging="340"/>
+      </w:pPr>
+      <w:r>
+        <w:rPr>
+          <w:b/>
+          <w:color w:val="A8431F"/>
+        </w:rPr>
+        <w:t>5.</w:t>
+      </w:r>
+      <w:r>
+        <w:rPr>
+          <w:b/>
+          <w:color w:val="A8431F"/>
+        </w:rPr>
+        <w:tab/>
+      </w:r>
+      <w:r>
+        <w:rPr>
+          <w:b/>
+        </w:rPr>
+        <w:t>Dados de demonstração</w:t>
+      </w:r>
+      <w:r>
+        <w:t xml:space="preserve"> (se instalou): quando terminar de explorar e for cadastrar os seus produtos, vá em </w:t>
+      </w:r>
+      <w:r>
+        <w:rPr>
+          <w:b/>
+        </w:rPr>
+        <w:t>Sistema → Dados de demonstração</w:t>
+      </w:r>
+      <w:r>
+        <w:t xml:space="preserve">, digite </w:t>
+      </w:r>
+      <w:r>
+        <w:rPr>
+          <w:b/>
+        </w:rPr>
+        <w:t>REMOVER</w:t>
+      </w:r>
+      <w:r>
+        <w:t xml:space="preserve"> e clique em </w:t>
+      </w:r>
+      <w:r>
+        <w:rPr>
+          <w:i/>
+        </w:rPr>
+        <w:t>Remover dados de demonstração</w:t>
+      </w:r>
+      <w:r>
+        <w:t>.</w:t>
+      </w:r>
+    </w:p>
+    <w:p>
+      <w:pPr>
+        <w:tabs>
+          <w:tab w:val="left" w:pos="850"/>
+        </w:tabs>
+        <w:spacing w:after="60"/>
+        <w:ind w:left="850" w:hanging="340"/>
+      </w:pPr>
+      <w:r>
+        <w:rPr>
+          <w:color w:val="C4532D"/>
+        </w:rPr>
+        <w:t>•</w:t>
+      </w:r>
+      <w:r>
+        <w:rPr>
+          <w:color w:val="C4532D"/>
+        </w:rPr>
+        <w:tab/>
+      </w:r>
+      <w:r>
+        <w:t xml:space="preserve">Antes de apagar, o sistema faz um backup do banco (aparece na lista </w:t>
+      </w:r>
+      <w:r>
+        <w:rPr>
+          <w:i/>
+        </w:rPr>
+        <w:t>Backups</w:t>
+      </w:r>
+      <w:r>
+        <w:t>).</w:t>
+      </w:r>
+    </w:p>
+    <w:p>
+      <w:pPr>
+        <w:tabs>
+          <w:tab w:val="left" w:pos="850"/>
+        </w:tabs>
+        <w:spacing w:after="60"/>
+        <w:ind w:left="850" w:hanging="340"/>
+      </w:pPr>
+      <w:r>
+        <w:rPr>
+          <w:color w:val="C4532D"/>
+        </w:rPr>
+        <w:t>•</w:t>
+      </w:r>
+      <w:r>
+        <w:rPr>
+          <w:color w:val="C4532D"/>
+        </w:rPr>
+        <w:tab/>
+      </w:r>
+      <w:r>
+        <w:t>Sai só o que a demonstração criou; o que você cadastrou fica.</w:t>
+      </w:r>
+    </w:p>
+    <w:p>
+      <w:pPr>
+        <w:tabs>
+          <w:tab w:val="left" w:pos="850"/>
+        </w:tabs>
+        <w:spacing w:after="60"/>
+        <w:ind w:left="850" w:hanging="340"/>
+      </w:pPr>
+      <w:r>
+        <w:rPr>
+          <w:color w:val="C4532D"/>
+        </w:rPr>
+        <w:lastRenderedPageBreak/>
+        <w:t>•</w:t>
+      </w:r>
+      <w:r>
+        <w:rPr>
+          <w:color w:val="C4532D"/>
+        </w:rPr>
+        <w:tab/>
+      </w:r>
+      <w:r>
+        <w:t xml:space="preserve">Se um produto de demonstração entrou num pedido de verdade, ele fica </w:t>
+      </w:r>
+      <w:r>
+        <w:rPr>
+          <w:b/>
+        </w:rPr>
+        <w:t>desativado</w:t>
+      </w:r>
+      <w:r>
+        <w:t xml:space="preserve"> em vez de apagado, para o pedido continuar completo.</w:t>
+      </w:r>
+    </w:p>
+    <w:p>
+      <w:pPr>
         <w:pStyle w:val="Ttulo2"/>
       </w:pPr>
-      <w:bookmarkStart w:id="21" w:name="_Toc241348884"/>
+      <w:bookmarkStart w:id="21" w:name="_Toc241393778"/>
       <w:r>
         <w:t>2.2 Cadastro: a ordem que funciona</w:t>
       </w:r>
@@ -11876,7 +12478,7 @@
                 <w:rFonts w:ascii="Consolas" w:eastAsia="Consolas" w:hAnsi="Consolas" w:cs="Consolas"/>
                 <w:sz w:val="18"/>
               </w:rPr>
-              <w:t>Categorias → Materiais → Produto (dados + fotos) → Variações → Personalização → Ficha de produção → Ativar</w:t>
+              <w:t>Categorias → Matérias-primas → Produto (dados + fotos) → Variações → Personalização → Ficha de produção → Ativar</w:t>
             </w:r>
           </w:p>
         </w:tc>
@@ -11905,9 +12507,8 @@
       <w:pPr>
         <w:pStyle w:val="Ttulo2"/>
       </w:pPr>
-      <w:bookmarkStart w:id="22" w:name="_Toc241348885"/>
-      <w:r>
-        <w:lastRenderedPageBreak/>
+      <w:bookmarkStart w:id="22" w:name="_Toc241393779"/>
+      <w:r>
         <w:t>2.3 Categorias (gestor)</w:t>
       </w:r>
       <w:bookmarkEnd w:id="22"/>
@@ -11938,14 +12539,32 @@
         <w:t>Relógios de parede</w:t>
       </w:r>
       <w:r>
-        <w:t>). Uma categoria inativa esconde os produtos dela. Para excluir uma categoria, mova antes os produtos e subcategorias.</w:t>
+        <w:t xml:space="preserve">). A lista mostra a árvore: cada categoria principal num bloco, com as subcategorias dentro e o total de produtos. </w:t>
+      </w:r>
+      <w:r>
+        <w:rPr>
+          <w:b/>
+        </w:rPr>
+        <w:t>+ Subcategoria</w:t>
+      </w:r>
+      <w:r>
+        <w:t xml:space="preserve"> já abre o cadastro com a categoria principal escolhida. A </w:t>
+      </w:r>
+      <w:r>
+        <w:rPr>
+          <w:b/>
+        </w:rPr>
+        <w:t>Ordem de exibição</w:t>
+      </w:r>
+      <w:r>
+        <w:t xml:space="preserve"> é a ordem do menu da loja. Uma categoria inativa esconde os produtos dela. Para excluir uma categoria, mova antes os produtos e subcategorias.</w:t>
       </w:r>
     </w:p>
     <w:p>
       <w:pPr>
         <w:pStyle w:val="Ttulo2"/>
       </w:pPr>
-      <w:bookmarkStart w:id="23" w:name="_Toc241348886"/>
+      <w:bookmarkStart w:id="23" w:name="_Toc241393780"/>
       <w:r>
         <w:t>2.4 Produto (gestor)</w:t>
       </w:r>
@@ -11980,27 +12599,34 @@
         <w:t>Produtos → Novo produto</w:t>
       </w:r>
       <w:r>
-        <w:t xml:space="preserve">: nome, categoria, </w:t>
-      </w:r>
-      <w:r>
-        <w:rPr>
-          <w:b/>
-        </w:rPr>
-        <w:t>SKU</w:t>
-      </w:r>
-      <w:r>
-        <w:t xml:space="preserve"> (código único, permanente), preço (ex.: </w:t>
-      </w:r>
-      <w:r>
-        <w:rPr>
-          <w:rFonts w:ascii="Consolas" w:eastAsia="Consolas" w:hAnsi="Consolas" w:cs="Consolas"/>
-          <w:color w:val="A8431F"/>
-          <w:sz w:val="19"/>
-        </w:rPr>
-        <w:t>129,90</w:t>
-      </w:r>
-      <w:r>
-        <w:t>), preço "de" (opcional, para promoção), prazo de produção em dias úteis, material, medidas, peso e medidas da embalagem (usados no frete), e o tipo de estoque:</w:t>
+        <w:t xml:space="preserve">. O cadastro é dividido em abas. </w:t>
+      </w:r>
+      <w:r>
+        <w:rPr>
+          <w:b/>
+        </w:rPr>
+        <w:t>Geral, Comercial, Estoque e envio e SEO</w:t>
+      </w:r>
+      <w:r>
+        <w:t xml:space="preserve"> são uma ficha só: troque de aba à vontade e clique </w:t>
+      </w:r>
+      <w:r>
+        <w:rPr>
+          <w:b/>
+        </w:rPr>
+        <w:t>uma vez</w:t>
+      </w:r>
+      <w:r>
+        <w:t xml:space="preserve"> em </w:t>
+      </w:r>
+      <w:r>
+        <w:rPr>
+          <w:i/>
+        </w:rPr>
+        <w:t>Salvar</w:t>
+      </w:r>
+      <w:r>
+        <w:t>.</w:t>
       </w:r>
     </w:p>
     <w:p>
@@ -12027,10 +12653,28 @@
         <w:rPr>
           <w:b/>
         </w:rPr>
-        <w:t>Produzido sob pedido</w:t>
-      </w:r>
-      <w:r>
-        <w:t xml:space="preserve"> (padrão): vende sem limite de quantidade;</w:t>
+        <w:t>Geral</w:t>
+      </w:r>
+      <w:r>
+        <w:t xml:space="preserve">: nome, categoria, resumo (aparece no cartão da vitrine), descrição, características (uma por linha), destaque na página inicial, selo "Novo", material, medidas, </w:t>
+      </w:r>
+      <w:r>
+        <w:rPr>
+          <w:b/>
+        </w:rPr>
+        <w:t>montagem</w:t>
+      </w:r>
+      <w:r>
+        <w:t xml:space="preserve"> e </w:t>
+      </w:r>
+      <w:r>
+        <w:rPr>
+          <w:b/>
+        </w:rPr>
+        <w:t>cuidados</w:t>
+      </w:r>
+      <w:r>
+        <w:t xml:space="preserve"> (os dois aparecem na página do produto na loja).</w:t>
       </w:r>
     </w:p>
     <w:p>
@@ -12057,10 +12701,144 @@
         <w:rPr>
           <w:b/>
         </w:rPr>
+        <w:t>Comercial</w:t>
+      </w:r>
+      <w:r>
+        <w:t xml:space="preserve">: preço (ex.: </w:t>
+      </w:r>
+      <w:r>
+        <w:rPr>
+          <w:rFonts w:ascii="Consolas" w:eastAsia="Consolas" w:hAnsi="Consolas" w:cs="Consolas"/>
+          <w:color w:val="A8431F"/>
+          <w:sz w:val="19"/>
+        </w:rPr>
+        <w:t>129,90</w:t>
+      </w:r>
+      <w:r>
+        <w:t xml:space="preserve">), preço "de" (opcional, promoção: aparece riscado com o selo de desconto), </w:t>
+      </w:r>
+      <w:r>
+        <w:rPr>
+          <w:b/>
+        </w:rPr>
+        <w:t>custo unitário</w:t>
+      </w:r>
+      <w:r>
+        <w:t xml:space="preserve"> (material, mão de obra e embalagem; nunca aparece na loja) e o </w:t>
+      </w:r>
+      <w:r>
+        <w:rPr>
+          <w:b/>
+        </w:rPr>
+        <w:t>SKU</w:t>
+      </w:r>
+      <w:r>
+        <w:t xml:space="preserve"> (código único e permanente). A </w:t>
+      </w:r>
+      <w:r>
+        <w:rPr>
+          <w:b/>
+        </w:rPr>
+        <w:t>margem</w:t>
+      </w:r>
+      <w:r>
+        <w:t xml:space="preserve"> é calculada enquanto você digita e fica em alerta abaixo de 20%.</w:t>
+      </w:r>
+    </w:p>
+    <w:p>
+      <w:pPr>
+        <w:tabs>
+          <w:tab w:val="left" w:pos="850"/>
+        </w:tabs>
+        <w:spacing w:after="60"/>
+        <w:ind w:left="850" w:hanging="340"/>
+      </w:pPr>
+      <w:r>
+        <w:rPr>
+          <w:color w:val="C4532D"/>
+        </w:rPr>
+        <w:t>•</w:t>
+      </w:r>
+      <w:r>
+        <w:rPr>
+          <w:color w:val="C4532D"/>
+        </w:rPr>
+        <w:tab/>
+      </w:r>
+      <w:r>
+        <w:rPr>
+          <w:b/>
+        </w:rPr>
+        <w:t>Estoque e envio</w:t>
+      </w:r>
+      <w:r>
+        <w:t>: tipo de estoque (</w:t>
+      </w:r>
+      <w:r>
+        <w:rPr>
+          <w:b/>
+        </w:rPr>
+        <w:t>Produzido sob pedido</w:t>
+      </w:r>
+      <w:r>
+        <w:t xml:space="preserve">, o padrão, vende sem limite; </w:t>
+      </w:r>
+      <w:r>
+        <w:rPr>
+          <w:b/>
+        </w:rPr>
         <w:t>Pronta entrega</w:t>
       </w:r>
       <w:r>
-        <w:t>: controla a quantidade em estoque.</w:t>
+        <w:t xml:space="preserve"> controla a quantidade), prazo de produção, </w:t>
+      </w:r>
+      <w:r>
+        <w:rPr>
+          <w:b/>
+        </w:rPr>
+        <w:t>prazo de postagem</w:t>
+      </w:r>
+      <w:r>
+        <w:t xml:space="preserve"> (da peça pronta até a transportadora) e medidas da embalagem (usadas no frete).</w:t>
+      </w:r>
+    </w:p>
+    <w:p>
+      <w:pPr>
+        <w:tabs>
+          <w:tab w:val="left" w:pos="850"/>
+        </w:tabs>
+        <w:spacing w:after="60"/>
+        <w:ind w:left="850" w:hanging="340"/>
+      </w:pPr>
+      <w:r>
+        <w:rPr>
+          <w:color w:val="C4532D"/>
+        </w:rPr>
+        <w:t>•</w:t>
+      </w:r>
+      <w:r>
+        <w:rPr>
+          <w:color w:val="C4532D"/>
+        </w:rPr>
+        <w:tab/>
+      </w:r>
+      <w:r>
+        <w:rPr>
+          <w:b/>
+        </w:rPr>
+        <w:t>SEO</w:t>
+      </w:r>
+      <w:r>
+        <w:t xml:space="preserve">: prévia de como o produto aparece no Google, título e descrição para buscadores, endereço (slug) e </w:t>
+      </w:r>
+      <w:r>
+        <w:rPr>
+          <w:b/>
+        </w:rPr>
+        <w:t>palavras-chave</w:t>
+      </w:r>
+      <w:r>
+        <w:t>, que a busca da loja também usa (ex.: "relógio de parede, sala, presente").</w:t>
       </w:r>
     </w:p>
     <w:p>
@@ -12210,19 +12988,34 @@
         <w:rPr>
           <w:b/>
         </w:rPr>
-        <w:t>Desativar</w:t>
-      </w:r>
-      <w:r>
-        <w:t xml:space="preserve"> tira da loja temporariamente. </w:t>
-      </w:r>
-      <w:r>
-        <w:rPr>
-          <w:b/>
-        </w:rPr>
-        <w:t>Excluir</w:t>
-      </w:r>
-      <w:r>
-        <w:t xml:space="preserve"> é definitivo para a loja, mas o histórico dos pedidos fica.</w:t>
+        <w:t>Duplicar</w:t>
+      </w:r>
+      <w:r>
+        <w:t xml:space="preserve"> (no topo do produto) cria uma cópia </w:t>
+      </w:r>
+      <w:r>
+        <w:rPr>
+          <w:b/>
+        </w:rPr>
+        <w:t>inativa</w:t>
+      </w:r>
+      <w:r>
+        <w:t xml:space="preserve"> com as variações, a personalização e as fichas de produção, para cadastrar um produto parecido sem começar do zero. A cópia vem sem </w:t>
+      </w:r>
+      <w:r>
+        <w:lastRenderedPageBreak/>
+        <w:t xml:space="preserve">fotos e sem estoque, com SKU terminado em </w:t>
+      </w:r>
+      <w:r>
+        <w:rPr>
+          <w:rFonts w:ascii="Consolas" w:eastAsia="Consolas" w:hAnsi="Consolas" w:cs="Consolas"/>
+          <w:color w:val="A8431F"/>
+          <w:sz w:val="19"/>
+        </w:rPr>
+        <w:t>-C</w:t>
+      </w:r>
+      <w:r>
+        <w:t>: ajuste o nome e o SKU e envie as fotos antes de ativar.</w:t>
       </w:r>
     </w:p>
     <w:p>
@@ -12246,55 +13039,16 @@
         <w:tab/>
       </w:r>
       <w:r>
-        <w:t xml:space="preserve">Mudar o </w:t>
-      </w:r>
-      <w:r>
-        <w:rPr>
-          <w:b/>
-        </w:rPr>
-        <w:t>endereço (slug)</w:t>
-      </w:r>
-      <w:r>
-        <w:t xml:space="preserve"> quebra links já divulgados.</w:t>
-      </w:r>
-    </w:p>
-    <w:p>
-      <w:r>
-        <w:t xml:space="preserve">Detalhes: </w:t>
-      </w:r>
-      <w:r>
-        <w:rPr>
-          <w:i/>
-          <w:color w:val="A8431F"/>
-        </w:rPr>
-        <w:t>documento 08 — Painel administrativo</w:t>
-      </w:r>
-      <w:r>
-        <w:t>.</w:t>
-      </w:r>
-    </w:p>
-    <w:p>
-      <w:pPr>
-        <w:pStyle w:val="Ttulo2"/>
-      </w:pPr>
-      <w:bookmarkStart w:id="24" w:name="_Toc241348887"/>
-      <w:r>
-        <w:t>2.5 Variações (gestor)</w:t>
-      </w:r>
-      <w:bookmarkEnd w:id="24"/>
-    </w:p>
-    <w:p>
-      <w:r>
-        <w:t xml:space="preserve">Para vender o mesmo produto em acabamentos ou tamanhos diferentes. Aba </w:t>
-      </w:r>
-      <w:r>
-        <w:rPr>
-          <w:b/>
-        </w:rPr>
-        <w:t>Variações</w:t>
-      </w:r>
-      <w:r>
-        <w:t xml:space="preserve"> do produto:</w:t>
+        <w:t xml:space="preserve">A lista de produtos mostra a </w:t>
+      </w:r>
+      <w:r>
+        <w:rPr>
+          <w:b/>
+        </w:rPr>
+        <w:t>margem</w:t>
+      </w:r>
+      <w:r>
+        <w:t xml:space="preserve"> de cada um e o preço "de", quando houver.</w:t>
       </w:r>
     </w:p>
     <w:p>
@@ -12307,49 +13061,33 @@
       </w:pPr>
       <w:r>
         <w:rPr>
-          <w:b/>
-          <w:color w:val="A8431F"/>
-        </w:rPr>
-        <w:t>1.</w:t>
-      </w:r>
-      <w:r>
-        <w:rPr>
-          <w:b/>
-          <w:color w:val="A8431F"/>
+          <w:color w:val="C4532D"/>
+        </w:rPr>
+        <w:t>•</w:t>
+      </w:r>
+      <w:r>
+        <w:rPr>
+          <w:color w:val="C4532D"/>
         </w:rPr>
         <w:tab/>
       </w:r>
       <w:r>
-        <w:t xml:space="preserve">Crie a </w:t>
-      </w:r>
-      <w:r>
-        <w:rPr>
-          <w:b/>
-        </w:rPr>
-        <w:t>opção</w:t>
-      </w:r>
-      <w:r>
-        <w:t xml:space="preserve"> e os valores separados por vírgula: </w:t>
-      </w:r>
-      <w:r>
-        <w:rPr>
-          <w:i/>
-        </w:rPr>
-        <w:t>Acabamento</w:t>
-      </w:r>
-      <w:r>
-        <w:t xml:space="preserve"> → </w:t>
-      </w:r>
-      <w:r>
-        <w:rPr>
-          <w:rFonts w:ascii="Consolas" w:eastAsia="Consolas" w:hAnsi="Consolas" w:cs="Consolas"/>
-          <w:color w:val="A8431F"/>
-          <w:sz w:val="19"/>
-        </w:rPr>
-        <w:t>Natural, Preto</w:t>
-      </w:r>
-      <w:r>
-        <w:t>.</w:t>
+        <w:rPr>
+          <w:b/>
+        </w:rPr>
+        <w:t>Desativar</w:t>
+      </w:r>
+      <w:r>
+        <w:t xml:space="preserve"> tira da loja temporariamente. </w:t>
+      </w:r>
+      <w:r>
+        <w:rPr>
+          <w:b/>
+        </w:rPr>
+        <w:t>Excluir</w:t>
+      </w:r>
+      <w:r>
+        <w:t xml:space="preserve"> é definitivo para a loja, mas o histórico dos pedidos fica.</w:t>
       </w:r>
     </w:p>
     <w:p>
@@ -12362,40 +13100,66 @@
       </w:pPr>
       <w:r>
         <w:rPr>
-          <w:b/>
-          <w:color w:val="A8431F"/>
-        </w:rPr>
-        <w:t>2.</w:t>
-      </w:r>
-      <w:r>
-        <w:rPr>
-          <w:b/>
-          <w:color w:val="A8431F"/>
+          <w:color w:val="C4532D"/>
+        </w:rPr>
+        <w:t>•</w:t>
+      </w:r>
+      <w:r>
+        <w:rPr>
+          <w:color w:val="C4532D"/>
         </w:rPr>
         <w:tab/>
       </w:r>
       <w:r>
-        <w:t xml:space="preserve">Repita para outra opção, se houver: </w:t>
+        <w:t xml:space="preserve">Mudar o </w:t>
+      </w:r>
+      <w:r>
+        <w:rPr>
+          <w:b/>
+        </w:rPr>
+        <w:t>endereço (slug)</w:t>
+      </w:r>
+      <w:r>
+        <w:t xml:space="preserve"> quebra links já divulgados.</w:t>
+      </w:r>
+    </w:p>
+    <w:p>
+      <w:r>
+        <w:t xml:space="preserve">Detalhes: </w:t>
       </w:r>
       <w:r>
         <w:rPr>
           <w:i/>
-        </w:rPr>
-        <w:t>Tamanho</w:t>
-      </w:r>
-      <w:r>
-        <w:t xml:space="preserve"> → </w:t>
-      </w:r>
-      <w:r>
-        <w:rPr>
-          <w:rFonts w:ascii="Consolas" w:eastAsia="Consolas" w:hAnsi="Consolas" w:cs="Consolas"/>
-          <w:color w:val="A8431F"/>
-          <w:sz w:val="19"/>
-        </w:rPr>
-        <w:t>30 cm, 45 cm</w:t>
-      </w:r>
-      <w:r>
-        <w:t xml:space="preserve"> (até 3 opções).</w:t>
+          <w:color w:val="A8431F"/>
+        </w:rPr>
+        <w:t>documento 08 — Painel administrativo</w:t>
+      </w:r>
+      <w:r>
+        <w:t>.</w:t>
+      </w:r>
+    </w:p>
+    <w:p>
+      <w:pPr>
+        <w:pStyle w:val="Ttulo2"/>
+      </w:pPr>
+      <w:bookmarkStart w:id="24" w:name="_Toc241393781"/>
+      <w:r>
+        <w:t>2.5 Variações (gestor)</w:t>
+      </w:r>
+      <w:bookmarkEnd w:id="24"/>
+    </w:p>
+    <w:p>
+      <w:r>
+        <w:t xml:space="preserve">Para vender o mesmo produto em acabamentos ou tamanhos diferentes. Aba </w:t>
+      </w:r>
+      <w:r>
+        <w:rPr>
+          <w:b/>
+        </w:rPr>
+        <w:t>Variações</w:t>
+      </w:r>
+      <w:r>
+        <w:t xml:space="preserve"> do produto:</w:t>
       </w:r>
     </w:p>
     <w:p>
@@ -12411,7 +13175,7 @@
           <w:b/>
           <w:color w:val="A8431F"/>
         </w:rPr>
-        <w:t>3.</w:t>
+        <w:t>1.</w:t>
       </w:r>
       <w:r>
         <w:rPr>
@@ -12421,13 +13185,36 @@
         <w:tab/>
       </w:r>
       <w:r>
-        <w:rPr>
-          <w:b/>
-        </w:rPr>
-        <w:t>Gerar variações</w:t>
-      </w:r>
-      <w:r>
-        <w:t>: o sistema cria todas as combinações (Natural/30 cm, Natural/45 cm, Preto/30 cm…), cada uma com SKU próprio e o preço da variação padrão.</w:t>
+        <w:t xml:space="preserve">Crie a </w:t>
+      </w:r>
+      <w:r>
+        <w:rPr>
+          <w:b/>
+        </w:rPr>
+        <w:t>opção</w:t>
+      </w:r>
+      <w:r>
+        <w:t xml:space="preserve"> e os valores separados por vírgula: </w:t>
+      </w:r>
+      <w:r>
+        <w:rPr>
+          <w:i/>
+        </w:rPr>
+        <w:t>Acabamento</w:t>
+      </w:r>
+      <w:r>
+        <w:t xml:space="preserve"> → </w:t>
+      </w:r>
+      <w:r>
+        <w:rPr>
+          <w:rFonts w:ascii="Consolas" w:eastAsia="Consolas" w:hAnsi="Consolas" w:cs="Consolas"/>
+          <w:color w:val="A8431F"/>
+          <w:sz w:val="19"/>
+        </w:rPr>
+        <w:t>Natural, Preto</w:t>
+      </w:r>
+      <w:r>
+        <w:t>.</w:t>
       </w:r>
     </w:p>
     <w:p>
@@ -12443,6 +13230,84 @@
           <w:b/>
           <w:color w:val="A8431F"/>
         </w:rPr>
+        <w:t>2.</w:t>
+      </w:r>
+      <w:r>
+        <w:rPr>
+          <w:b/>
+          <w:color w:val="A8431F"/>
+        </w:rPr>
+        <w:tab/>
+      </w:r>
+      <w:r>
+        <w:t xml:space="preserve">Repita para outra opção, se houver: </w:t>
+      </w:r>
+      <w:r>
+        <w:rPr>
+          <w:i/>
+        </w:rPr>
+        <w:t>Tamanho</w:t>
+      </w:r>
+      <w:r>
+        <w:t xml:space="preserve"> → </w:t>
+      </w:r>
+      <w:r>
+        <w:rPr>
+          <w:rFonts w:ascii="Consolas" w:eastAsia="Consolas" w:hAnsi="Consolas" w:cs="Consolas"/>
+          <w:color w:val="A8431F"/>
+          <w:sz w:val="19"/>
+        </w:rPr>
+        <w:t>30 cm, 45 cm</w:t>
+      </w:r>
+      <w:r>
+        <w:t xml:space="preserve"> (até 3 opções).</w:t>
+      </w:r>
+    </w:p>
+    <w:p>
+      <w:pPr>
+        <w:tabs>
+          <w:tab w:val="left" w:pos="425"/>
+        </w:tabs>
+        <w:spacing w:after="60"/>
+        <w:ind w:left="425" w:hanging="340"/>
+      </w:pPr>
+      <w:r>
+        <w:rPr>
+          <w:b/>
+          <w:color w:val="A8431F"/>
+        </w:rPr>
+        <w:t>3.</w:t>
+      </w:r>
+      <w:r>
+        <w:rPr>
+          <w:b/>
+          <w:color w:val="A8431F"/>
+        </w:rPr>
+        <w:tab/>
+      </w:r>
+      <w:r>
+        <w:rPr>
+          <w:b/>
+        </w:rPr>
+        <w:t>Gerar variações</w:t>
+      </w:r>
+      <w:r>
+        <w:t>: o sistema cria todas as combinações (Natural/30 cm, Natural/45 cm, Preto/30 cm…), cada uma com SKU próprio e o preço da variação padrão.</w:t>
+      </w:r>
+    </w:p>
+    <w:p>
+      <w:pPr>
+        <w:tabs>
+          <w:tab w:val="left" w:pos="425"/>
+        </w:tabs>
+        <w:spacing w:after="60"/>
+        <w:ind w:left="425" w:hanging="340"/>
+      </w:pPr>
+      <w:r>
+        <w:rPr>
+          <w:b/>
+          <w:color w:val="A8431F"/>
+        </w:rPr>
         <w:t>4.</w:t>
       </w:r>
       <w:r>
@@ -12459,7 +13324,16 @@
         <w:t>Editar</w:t>
       </w:r>
       <w:r>
-        <w:t xml:space="preserve"> cada variação para ajustar preço, medidas, peso e estoque. Desative as combinações que você não vende.</w:t>
+        <w:t xml:space="preserve"> cada variação para ajustar preço, </w:t>
+      </w:r>
+      <w:r>
+        <w:rPr>
+          <w:b/>
+        </w:rPr>
+        <w:t>custo</w:t>
+      </w:r>
+      <w:r>
+        <w:t>, medidas, peso e estoque. Desative as combinações que você não vende.</w:t>
       </w:r>
     </w:p>
     <w:p>
@@ -12481,7 +13355,7 @@
       <w:pPr>
         <w:pStyle w:val="Ttulo2"/>
       </w:pPr>
-      <w:bookmarkStart w:id="25" w:name="_Toc241348888"/>
+      <w:bookmarkStart w:id="25" w:name="_Toc241393782"/>
       <w:r>
         <w:t>2.6 Personalização (gestor)</w:t>
       </w:r>
@@ -12716,7 +13590,6 @@
               <w:rPr>
                 <w:sz w:val="18"/>
               </w:rPr>
-              <w:lastRenderedPageBreak/>
               <w:t>Data</w:t>
             </w:r>
           </w:p>
@@ -12916,7 +13789,7 @@
       <w:pPr>
         <w:pStyle w:val="Ttulo2"/>
       </w:pPr>
-      <w:bookmarkStart w:id="26" w:name="_Toc241348889"/>
+      <w:bookmarkStart w:id="26" w:name="_Toc241393783"/>
       <w:r>
         <w:t>2.7 Materiais e ficha de produção (gestor ou produção)</w:t>
       </w:r>
@@ -12962,7 +13835,7 @@
         <w:rPr>
           <w:b/>
         </w:rPr>
-        <w:t>Materiais → Novo material</w:t>
+        <w:t>Matérias-primas → Nova matéria-prima</w:t>
       </w:r>
       <w:r>
         <w:t xml:space="preserve">: código, nome, espessura, unidade (chapa, m², unidade), medidas da chapa, custo, saldo e estoque mínimo (a lista avisa </w:t>
@@ -12990,6 +13863,7 @@
           <w:b/>
           <w:color w:val="A8431F"/>
         </w:rPr>
+        <w:lastRenderedPageBreak/>
         <w:t>2.</w:t>
       </w:r>
       <w:r>
@@ -13311,7 +14185,7 @@
       <w:pPr>
         <w:pStyle w:val="Ttulo2"/>
       </w:pPr>
-      <w:bookmarkStart w:id="27" w:name="_Toc241348890"/>
+      <w:bookmarkStart w:id="27" w:name="_Toc241393784"/>
       <w:r>
         <w:t>2.8 Cupons (gestor)</w:t>
       </w:r>
@@ -13442,7 +14316,7 @@
       <w:pPr>
         <w:pStyle w:val="Ttulo2"/>
       </w:pPr>
-      <w:bookmarkStart w:id="28" w:name="_Toc241348891"/>
+      <w:bookmarkStart w:id="28" w:name="_Toc241393785"/>
       <w:r>
         <w:t>2.9 O caminho de um pedido</w:t>
       </w:r>
@@ -13521,7 +14395,6 @@
         <w:rPr>
           <w:color w:val="C4532D"/>
         </w:rPr>
-        <w:lastRenderedPageBreak/>
         <w:t>•</w:t>
       </w:r>
       <w:r>
@@ -13670,7 +14543,7 @@
       <w:pPr>
         <w:pStyle w:val="Ttulo2"/>
       </w:pPr>
-      <w:bookmarkStart w:id="29" w:name="_Toc241348892"/>
+      <w:bookmarkStart w:id="29" w:name="_Toc241393786"/>
       <w:r>
         <w:t>2.10 Produção: a fila da oficina (produção ou gestor)</w:t>
       </w:r>
@@ -13817,6 +14690,7 @@
           <w:b/>
           <w:color w:val="A8431F"/>
         </w:rPr>
+        <w:lastRenderedPageBreak/>
         <w:t>4.</w:t>
       </w:r>
       <w:r>
@@ -14020,7 +14894,7 @@
         <w:t>Chegou chapa?</w:t>
       </w:r>
       <w:r>
-        <w:t xml:space="preserve"> Materiais → material → </w:t>
+        <w:t xml:space="preserve"> Matérias-primas → material → </w:t>
       </w:r>
       <w:r>
         <w:rPr>
@@ -14029,46 +14903,33 @@
         <w:t>Movimentar saldo</w:t>
       </w:r>
       <w:r>
-        <w:t xml:space="preserve"> → Entrada, com o motivo (ex.: "NF 1234").</w:t>
-      </w:r>
-    </w:p>
-    <w:p>
-      <w:r>
-        <w:t xml:space="preserve">Detalhes: </w:t>
+        <w:t xml:space="preserve"> → Entrada, com o motivo (ex.: "NF 1234"). Em </w:t>
+      </w:r>
+      <w:r>
+        <w:rPr>
+          <w:b/>
+        </w:rPr>
+        <w:t>Estoque → Matéria-prima</w:t>
+      </w:r>
+      <w:r>
+        <w:t xml:space="preserve">, o botão </w:t>
       </w:r>
       <w:r>
         <w:rPr>
           <w:i/>
-          <w:color w:val="A8431F"/>
-        </w:rPr>
-        <w:t>documento 14 — Produção</w:t>
-      </w:r>
-      <w:r>
-        <w:t>.</w:t>
-      </w:r>
-    </w:p>
-    <w:p>
-      <w:pPr>
-        <w:pStyle w:val="Ttulo2"/>
-      </w:pPr>
-      <w:bookmarkStart w:id="30" w:name="_Toc241348893"/>
-      <w:r>
-        <w:t>2.11 Expedição (produção ou gestor)</w:t>
-      </w:r>
-      <w:bookmarkEnd w:id="30"/>
-    </w:p>
-    <w:p>
-      <w:r>
-        <w:t xml:space="preserve">Menu </w:t>
-      </w:r>
-      <w:r>
-        <w:rPr>
-          <w:b/>
-        </w:rPr>
-        <w:t>Expedição</w:t>
-      </w:r>
-      <w:r>
-        <w:t>:</w:t>
+        </w:rPr>
+        <w:t>Entrada ou saída</w:t>
+      </w:r>
+      <w:r>
+        <w:t xml:space="preserve"> leva direto a esse formulário.</w:t>
+      </w:r>
+    </w:p>
+    <w:p>
+      <w:r>
+        <w:rPr>
+          <w:b/>
+        </w:rPr>
+        <w:t>Duas formas de ver a fila:</w:t>
       </w:r>
     </w:p>
     <w:p>
@@ -14081,29 +14942,24 @@
       </w:pPr>
       <w:r>
         <w:rPr>
-          <w:b/>
-          <w:color w:val="A8431F"/>
-        </w:rPr>
-        <w:t>1.</w:t>
-      </w:r>
-      <w:r>
-        <w:rPr>
-          <w:b/>
-          <w:color w:val="A8431F"/>
+          <w:color w:val="C4532D"/>
+        </w:rPr>
+        <w:t>•</w:t>
+      </w:r>
+      <w:r>
+        <w:rPr>
+          <w:color w:val="C4532D"/>
         </w:rPr>
         <w:tab/>
       </w:r>
       <w:r>
-        <w:t xml:space="preserve">Pedidos </w:t>
-      </w:r>
-      <w:r>
-        <w:rPr>
-          <w:b/>
-        </w:rPr>
-        <w:t>prontos</w:t>
-      </w:r>
-      <w:r>
-        <w:t xml:space="preserve"> aparecem com endereço, itens e peso estimado.</w:t>
+        <w:rPr>
+          <w:b/>
+        </w:rPr>
+        <w:t>Cartões</w:t>
+      </w:r>
+      <w:r>
+        <w:t xml:space="preserve"> (padrão): um por item, com o botão de avançar. É a vista da bancada.</w:t>
       </w:r>
     </w:p>
     <w:p>
@@ -14116,15 +14972,13 @@
       </w:pPr>
       <w:r>
         <w:rPr>
-          <w:b/>
-          <w:color w:val="A8431F"/>
-        </w:rPr>
-        <w:t>2.</w:t>
-      </w:r>
-      <w:r>
-        <w:rPr>
-          <w:b/>
-          <w:color w:val="A8431F"/>
+          <w:color w:val="C4532D"/>
+        </w:rPr>
+        <w:t>•</w:t>
+      </w:r>
+      <w:r>
+        <w:rPr>
+          <w:color w:val="C4532D"/>
         </w:rPr>
         <w:tab/>
       </w:r>
@@ -14132,10 +14986,83 @@
         <w:rPr>
           <w:b/>
         </w:rPr>
-        <w:t>Romaneio</w:t>
-      </w:r>
-      <w:r>
-        <w:t>: imprima e coloque na caixa (destinatário em destaque, itens com personalização e caixa de conferência).</w:t>
+        <w:t>Quadro por etapa</w:t>
+      </w:r>
+      <w:r>
+        <w:t>: uma coluna por etapa (fila, CNC, lixamento, pintura, secagem, montagem, controle de qualidade, embalagem). Serve para enxergar o dia inteiro; clique numa ordem para abri-la.</w:t>
+      </w:r>
+    </w:p>
+    <w:p>
+      <w:r>
+        <w:rPr>
+          <w:b/>
+        </w:rPr>
+        <w:t>Imprimir a ordem de produção:</w:t>
+      </w:r>
+      <w:r>
+        <w:t xml:space="preserve"> na ordem, </w:t>
+      </w:r>
+      <w:r>
+        <w:rPr>
+          <w:b/>
+        </w:rPr>
+        <w:t>Imprimir ordem</w:t>
+      </w:r>
+      <w:r>
+        <w:t xml:space="preserve"> abre uma folha A4 para acompanhar a peça na bancada, com a ficha, as etapas para marcar, espaço para o tempo real e quem fez, e a personalização em destaque para conferir antes de gravar.</w:t>
+      </w:r>
+    </w:p>
+    <w:p>
+      <w:r>
+        <w:t xml:space="preserve">Detalhes: </w:t>
+      </w:r>
+      <w:r>
+        <w:rPr>
+          <w:i/>
+          <w:color w:val="A8431F"/>
+        </w:rPr>
+        <w:t>documento 14 — Produção</w:t>
+      </w:r>
+      <w:r>
+        <w:t>.</w:t>
+      </w:r>
+    </w:p>
+    <w:p>
+      <w:pPr>
+        <w:pStyle w:val="Ttulo2"/>
+      </w:pPr>
+      <w:bookmarkStart w:id="30" w:name="_Toc241393787"/>
+      <w:r>
+        <w:t>2.11 Expedição (produção ou gestor)</w:t>
+      </w:r>
+      <w:bookmarkEnd w:id="30"/>
+    </w:p>
+    <w:p>
+      <w:r>
+        <w:t xml:space="preserve">Menu </w:t>
+      </w:r>
+      <w:r>
+        <w:rPr>
+          <w:b/>
+        </w:rPr>
+        <w:t>Expedição</w:t>
+      </w:r>
+      <w:r>
+        <w:t>:</w:t>
+      </w:r>
+    </w:p>
+    <w:p>
+      <w:r>
+        <w:t xml:space="preserve">No topo, uma faixa mostra o caminho: </w:t>
+      </w:r>
+      <w:r>
+        <w:rPr>
+          <w:b/>
+        </w:rPr>
+        <w:t>ainda na produção → prontos → em trânsito → entregues</w:t>
+      </w:r>
+      <w:r>
+        <w:t>. No fim da página ficam os últimos entregues.</w:t>
       </w:r>
     </w:p>
     <w:p>
@@ -14151,7 +15078,7 @@
           <w:b/>
           <w:color w:val="A8431F"/>
         </w:rPr>
-        <w:t>3.</w:t>
+        <w:t>1.</w:t>
       </w:r>
       <w:r>
         <w:rPr>
@@ -14161,13 +15088,16 @@
         <w:tab/>
       </w:r>
       <w:r>
-        <w:rPr>
-          <w:b/>
-        </w:rPr>
-        <w:t>Despachar</w:t>
-      </w:r>
-      <w:r>
-        <w:t>: transportadora, código e link de rastreio. O cliente recebe por e-mail.</w:t>
+        <w:t xml:space="preserve">Pedidos </w:t>
+      </w:r>
+      <w:r>
+        <w:rPr>
+          <w:b/>
+        </w:rPr>
+        <w:t>prontos</w:t>
+      </w:r>
+      <w:r>
+        <w:t xml:space="preserve"> aparecem com endereço, itens e peso estimado.</w:t>
       </w:r>
     </w:p>
     <w:p>
@@ -14183,7 +15113,7 @@
           <w:b/>
           <w:color w:val="A8431F"/>
         </w:rPr>
-        <w:t>4.</w:t>
+        <w:t>2.</w:t>
       </w:r>
       <w:r>
         <w:rPr>
@@ -14193,27 +15123,14 @@
         <w:tab/>
       </w:r>
       <w:r>
-        <w:t xml:space="preserve">Quando chegar: </w:t>
-      </w:r>
-      <w:r>
-        <w:rPr>
-          <w:b/>
-        </w:rPr>
-        <w:t>Marcar entregue</w:t>
-      </w:r>
-      <w:r>
-        <w:t>.</w:t>
-      </w:r>
-    </w:p>
-    <w:p>
-      <w:pPr>
-        <w:pStyle w:val="Ttulo2"/>
-      </w:pPr>
-      <w:bookmarkStart w:id="31" w:name="_Toc241348894"/>
-      <w:r>
-        <w:t>2.12 Atendimento (atendimento, gestor)</w:t>
-      </w:r>
-      <w:bookmarkEnd w:id="31"/>
+        <w:rPr>
+          <w:b/>
+        </w:rPr>
+        <w:t>Romaneio</w:t>
+      </w:r>
+      <w:r>
+        <w:t>: imprima e coloque na caixa (destinatário em destaque, itens com personalização e caixa de conferência).</w:t>
+      </w:r>
     </w:p>
     <w:p>
       <w:pPr>
@@ -14225,13 +15142,15 @@
       </w:pPr>
       <w:r>
         <w:rPr>
-          <w:color w:val="C4532D"/>
-        </w:rPr>
-        <w:t>•</w:t>
-      </w:r>
-      <w:r>
-        <w:rPr>
-          <w:color w:val="C4532D"/>
+          <w:b/>
+          <w:color w:val="A8431F"/>
+        </w:rPr>
+        <w:t>3.</w:t>
+      </w:r>
+      <w:r>
+        <w:rPr>
+          <w:b/>
+          <w:color w:val="A8431F"/>
         </w:rPr>
         <w:tab/>
       </w:r>
@@ -14239,30 +15158,10 @@
         <w:rPr>
           <w:b/>
         </w:rPr>
-        <w:t>Pedidos</w:t>
-      </w:r>
-      <w:r>
-        <w:t>: busque por número (</w:t>
-      </w:r>
-      <w:r>
-        <w:rPr>
-          <w:rFonts w:ascii="Consolas" w:eastAsia="Consolas" w:hAnsi="Consolas" w:cs="Consolas"/>
-          <w:color w:val="A8431F"/>
-          <w:sz w:val="19"/>
-        </w:rPr>
-        <w:t>GN-2026-000123</w:t>
-      </w:r>
-      <w:r>
-        <w:t xml:space="preserve">), nome, e-mail, CPF ou telefone. A coluna </w:t>
-      </w:r>
-      <w:r>
-        <w:rPr>
-          <w:i/>
-        </w:rPr>
-        <w:t>Prazo de produção</w:t>
-      </w:r>
-      <w:r>
-        <w:t xml:space="preserve"> fica vermelha quando atrasada.</w:t>
+        <w:t>Despachar</w:t>
+      </w:r>
+      <w:r>
+        <w:t>: transportadora, código e link de rastreio. O cliente recebe por e-mail.</w:t>
       </w:r>
     </w:p>
     <w:p>
@@ -14275,6 +15174,152 @@
       </w:pPr>
       <w:r>
         <w:rPr>
+          <w:b/>
+          <w:color w:val="A8431F"/>
+        </w:rPr>
+        <w:t>4.</w:t>
+      </w:r>
+      <w:r>
+        <w:rPr>
+          <w:b/>
+          <w:color w:val="A8431F"/>
+        </w:rPr>
+        <w:tab/>
+      </w:r>
+      <w:r>
+        <w:t xml:space="preserve">Quando chegar: </w:t>
+      </w:r>
+      <w:r>
+        <w:rPr>
+          <w:b/>
+        </w:rPr>
+        <w:t>Marcar entregue</w:t>
+      </w:r>
+      <w:r>
+        <w:t>.</w:t>
+      </w:r>
+    </w:p>
+    <w:p>
+      <w:pPr>
+        <w:pStyle w:val="Ttulo2"/>
+      </w:pPr>
+      <w:bookmarkStart w:id="31" w:name="_Toc241393788"/>
+      <w:r>
+        <w:t>2.12 Atendimento (atendimento, gestor)</w:t>
+      </w:r>
+      <w:bookmarkEnd w:id="31"/>
+    </w:p>
+    <w:p>
+      <w:pPr>
+        <w:tabs>
+          <w:tab w:val="left" w:pos="425"/>
+        </w:tabs>
+        <w:spacing w:after="60"/>
+        <w:ind w:left="425" w:hanging="340"/>
+      </w:pPr>
+      <w:r>
+        <w:rPr>
+          <w:color w:val="C4532D"/>
+        </w:rPr>
+        <w:t>•</w:t>
+      </w:r>
+      <w:r>
+        <w:rPr>
+          <w:color w:val="C4532D"/>
+        </w:rPr>
+        <w:tab/>
+      </w:r>
+      <w:r>
+        <w:rPr>
+          <w:b/>
+        </w:rPr>
+        <w:t>Pedidos</w:t>
+      </w:r>
+      <w:r>
+        <w:t>: busque por número (</w:t>
+      </w:r>
+      <w:r>
+        <w:rPr>
+          <w:rFonts w:ascii="Consolas" w:eastAsia="Consolas" w:hAnsi="Consolas" w:cs="Consolas"/>
+          <w:color w:val="A8431F"/>
+          <w:sz w:val="19"/>
+        </w:rPr>
+        <w:t>GN-2026-000123</w:t>
+      </w:r>
+      <w:r>
+        <w:t xml:space="preserve">), nome, e-mail, CPF ou telefone. A coluna </w:t>
+      </w:r>
+      <w:r>
+        <w:rPr>
+          <w:i/>
+        </w:rPr>
+        <w:t>Prazo de produção</w:t>
+      </w:r>
+      <w:r>
+        <w:t xml:space="preserve"> fica vermelha quando atrasada. Alterne entre </w:t>
+      </w:r>
+      <w:r>
+        <w:rPr>
+          <w:b/>
+        </w:rPr>
+        <w:t>Tabela</w:t>
+      </w:r>
+      <w:r>
+        <w:t xml:space="preserve"> e </w:t>
+      </w:r>
+      <w:r>
+        <w:rPr>
+          <w:b/>
+        </w:rPr>
+        <w:t>Cartões</w:t>
+      </w:r>
+      <w:r>
+        <w:t>; nos cartões, a cor da borda mostra a fase.</w:t>
+      </w:r>
+    </w:p>
+    <w:p>
+      <w:pPr>
+        <w:tabs>
+          <w:tab w:val="left" w:pos="425"/>
+        </w:tabs>
+        <w:spacing w:after="60"/>
+        <w:ind w:left="425" w:hanging="340"/>
+      </w:pPr>
+      <w:r>
+        <w:rPr>
+          <w:color w:val="C4532D"/>
+        </w:rPr>
+        <w:t>•</w:t>
+      </w:r>
+      <w:r>
+        <w:rPr>
+          <w:color w:val="C4532D"/>
+        </w:rPr>
+        <w:tab/>
+      </w:r>
+      <w:r>
+        <w:t xml:space="preserve">No topo do pedido, o </w:t>
+      </w:r>
+      <w:r>
+        <w:rPr>
+          <w:b/>
+        </w:rPr>
+        <w:t>andamento</w:t>
+      </w:r>
+      <w:r>
+        <w:t xml:space="preserve"> mostra todas as etapas, com a atual destacada.</w:t>
+      </w:r>
+    </w:p>
+    <w:p>
+      <w:pPr>
+        <w:tabs>
+          <w:tab w:val="left" w:pos="425"/>
+        </w:tabs>
+        <w:spacing w:after="60"/>
+        <w:ind w:left="425" w:hanging="340"/>
+      </w:pPr>
+      <w:r>
+        <w:rPr>
           <w:color w:val="C4532D"/>
         </w:rPr>
         <w:t>•</w:t>
@@ -14340,7 +15385,6 @@
         <w:rPr>
           <w:color w:val="C4532D"/>
         </w:rPr>
-        <w:lastRenderedPageBreak/>
         <w:t>•</w:t>
       </w:r>
       <w:r>
@@ -14401,6 +15445,7 @@
         <w:rPr>
           <w:color w:val="C4532D"/>
         </w:rPr>
+        <w:lastRenderedPageBreak/>
         <w:t>•</w:t>
       </w:r>
       <w:r>
@@ -14446,14 +15491,23 @@
         <w:t>Clientes</w:t>
       </w:r>
       <w:r>
-        <w:t>: histórico de pedidos, total gasto e endereços.</w:t>
+        <w:t xml:space="preserve">: histórico de pedidos, total gasto, ticket médio, endereços, preferências de contato e os favoritos que o cliente guardou na loja. </w:t>
+      </w:r>
+      <w:r>
+        <w:rPr>
+          <w:b/>
+        </w:rPr>
+        <w:t>Observações da equipe</w:t>
+      </w:r>
+      <w:r>
+        <w:t xml:space="preserve"> guarda anotações internas (ex.: "prefere contato pelo WhatsApp"); o cliente não vê, e cada alteração fica na auditoria.</w:t>
       </w:r>
     </w:p>
     <w:p>
       <w:pPr>
         <w:pStyle w:val="Ttulo2"/>
       </w:pPr>
-      <w:bookmarkStart w:id="32" w:name="_Toc241348895"/>
+      <w:bookmarkStart w:id="32" w:name="_Toc241393789"/>
       <w:r>
         <w:t>2.13 Cancelar um pedido e estornar (gestor)</w:t>
       </w:r>
@@ -14597,7 +15651,7 @@
       <w:pPr>
         <w:pStyle w:val="Ttulo2"/>
       </w:pPr>
-      <w:bookmarkStart w:id="33" w:name="_Toc241348896"/>
+      <w:bookmarkStart w:id="33" w:name="_Toc241393790"/>
       <w:r>
         <w:t>2.14 Pedidos de dados pessoais — LGPD (proprietário)</w:t>
       </w:r>
@@ -14765,7 +15819,7 @@
       <w:pPr>
         <w:pStyle w:val="Ttulo2"/>
       </w:pPr>
-      <w:bookmarkStart w:id="34" w:name="_Toc241348897"/>
+      <w:bookmarkStart w:id="34" w:name="_Toc241393791"/>
       <w:r>
         <w:t>2.15 Senhas e acessos</w:t>
       </w:r>
@@ -14931,7 +15985,7 @@
       <w:pPr>
         <w:pStyle w:val="Ttulo2"/>
       </w:pPr>
-      <w:bookmarkStart w:id="35" w:name="_Toc241348898"/>
+      <w:bookmarkStart w:id="35" w:name="_Toc241393792"/>
       <w:r>
         <w:t>2.16 Rotinas</w:t>
       </w:r>
@@ -15105,7 +16159,6 @@
                 <w:b/>
                 <w:sz w:val="18"/>
               </w:rPr>
-              <w:lastRenderedPageBreak/>
               <w:t>Todo dia</w:t>
             </w:r>
           </w:p>
@@ -15167,6 +16220,7 @@
                 <w:b/>
                 <w:sz w:val="18"/>
               </w:rPr>
+              <w:lastRenderedPageBreak/>
               <w:t>Todo dia</w:t>
             </w:r>
           </w:p>
@@ -15411,13 +16465,13 @@
                 <w:b/>
                 <w:sz w:val="18"/>
               </w:rPr>
-              <w:t>Materiais</w:t>
+              <w:t>Estoque</w:t>
             </w:r>
             <w:r>
               <w:rPr>
                 <w:sz w:val="18"/>
               </w:rPr>
-              <w:t xml:space="preserve">: repor o que está marcado </w:t>
+              <w:t xml:space="preserve"> (ou a visão geral): repor o que está marcado </w:t>
             </w:r>
             <w:r>
               <w:rPr>
@@ -15425,6 +16479,19 @@
                 <w:sz w:val="18"/>
               </w:rPr>
               <w:t>Repor</w:t>
+            </w:r>
+            <w:r>
+              <w:rPr>
+                <w:sz w:val="18"/>
+              </w:rPr>
+              <w:t xml:space="preserve"> ou </w:t>
+            </w:r>
+            <w:r>
+              <w:rPr>
+                <w:b/>
+                <w:sz w:val="18"/>
+              </w:rPr>
+              <w:t>Sem estoque</w:t>
             </w:r>
           </w:p>
         </w:tc>
@@ -15622,7 +16689,7 @@
       <w:pPr>
         <w:pStyle w:val="Ttulo2"/>
       </w:pPr>
-      <w:bookmarkStart w:id="36" w:name="_Toc241348899"/>
+      <w:bookmarkStart w:id="36" w:name="_Toc241393793"/>
       <w:r>
         <w:t>2.17 Atualizar a loja (nova versão)</w:t>
       </w:r>
@@ -16056,7 +17123,7 @@
       <w:pPr>
         <w:pStyle w:val="Ttulo2"/>
       </w:pPr>
-      <w:bookmarkStart w:id="37" w:name="_Toc241348900"/>
+      <w:bookmarkStart w:id="37" w:name="_Toc241393794"/>
       <w:r>
         <w:lastRenderedPageBreak/>
         <w:t>2.18 Problemas comuns</w:t>
@@ -16777,7 +17844,7 @@
       <w:pPr>
         <w:pStyle w:val="Ttulo2"/>
       </w:pPr>
-      <w:bookmarkStart w:id="38" w:name="_Toc241348901"/>
+      <w:bookmarkStart w:id="38" w:name="_Toc241393795"/>
       <w:r>
         <w:t>2.19 Configuração em arquivo (YAML)</w:t>
       </w:r>
@@ -17005,7 +18072,7 @@
         <w:tab/>
       </w:r>
       <w:r>
-        <w:t>O saldo dos materiais não muda pelo arquivo (use Materiais → Movimentar saldo). Produtos, pedidos e clientes não entram: estão no backup do banco.</w:t>
+        <w:t>O saldo dos materiais não muda pelo arquivo (use Matérias-primas → Movimentar saldo). Produtos, pedidos e clientes não entram: estão no backup do banco.</w:t>
       </w:r>
     </w:p>
     <w:p>
@@ -17027,7 +18094,7 @@
       <w:pPr>
         <w:pStyle w:val="Ttulo2"/>
       </w:pPr>
-      <w:bookmarkStart w:id="39" w:name="_Toc241348902"/>
+      <w:bookmarkStart w:id="39" w:name="_Toc241393796"/>
       <w:r>
         <w:t>2.20 Restaurar um backup (proprietário)</w:t>
       </w:r>
@@ -17304,6 +18371,762 @@
       </w:r>
     </w:p>
     <w:p>
+      <w:pPr>
+        <w:pStyle w:val="Ttulo2"/>
+      </w:pPr>
+      <w:bookmarkStart w:id="40" w:name="_Toc241393797"/>
+      <w:r>
+        <w:t>2.21 Visão geral do painel</w:t>
+      </w:r>
+      <w:bookmarkEnd w:id="40"/>
+    </w:p>
+    <w:p>
+      <w:r>
+        <w:t>É a primeira tela do painel. O que aparece depende do papel:</w:t>
+      </w:r>
+    </w:p>
+    <w:p>
+      <w:pPr>
+        <w:tabs>
+          <w:tab w:val="left" w:pos="425"/>
+        </w:tabs>
+        <w:spacing w:after="60"/>
+        <w:ind w:left="425" w:hanging="340"/>
+      </w:pPr>
+      <w:r>
+        <w:rPr>
+          <w:color w:val="C4532D"/>
+        </w:rPr>
+        <w:t>•</w:t>
+      </w:r>
+      <w:r>
+        <w:rPr>
+          <w:color w:val="C4532D"/>
+        </w:rPr>
+        <w:tab/>
+      </w:r>
+      <w:r>
+        <w:rPr>
+          <w:b/>
+        </w:rPr>
+        <w:t>Gestor e proprietário</w:t>
+      </w:r>
+      <w:r>
+        <w:t>: faturamento, pedidos pagos, ticket médio e clientes novos do período, comparados com o período anterior (seta verde para cima, vermelha para baixo). Escolha o período no alto: 7, 30 ou 90 dias ou o mês corrente. Abaixo, o gráfico de vendas por dia (passe o mouse numa coluna para ver o valor), as vendas por categoria e os mais vendidos.</w:t>
+      </w:r>
+    </w:p>
+    <w:p>
+      <w:pPr>
+        <w:tabs>
+          <w:tab w:val="left" w:pos="425"/>
+        </w:tabs>
+        <w:spacing w:after="60"/>
+        <w:ind w:left="425" w:hanging="340"/>
+      </w:pPr>
+      <w:r>
+        <w:rPr>
+          <w:color w:val="C4532D"/>
+        </w:rPr>
+        <w:t>•</w:t>
+      </w:r>
+      <w:r>
+        <w:rPr>
+          <w:color w:val="C4532D"/>
+        </w:rPr>
+        <w:tab/>
+      </w:r>
+      <w:r>
+        <w:rPr>
+          <w:b/>
+        </w:rPr>
+        <w:t>Todos que cuidam de pedidos</w:t>
+      </w:r>
+      <w:r>
+        <w:t xml:space="preserve">: </w:t>
+      </w:r>
+      <w:r>
+        <w:rPr>
+          <w:b/>
+        </w:rPr>
+        <w:t>Pedidos por etapa</w:t>
+      </w:r>
+      <w:r>
+        <w:t xml:space="preserve"> (clique numa etapa para abrir a lista já filtrada) e os últimos pedidos.</w:t>
+      </w:r>
+    </w:p>
+    <w:p>
+      <w:pPr>
+        <w:tabs>
+          <w:tab w:val="left" w:pos="425"/>
+        </w:tabs>
+        <w:spacing w:after="60"/>
+        <w:ind w:left="425" w:hanging="340"/>
+      </w:pPr>
+      <w:r>
+        <w:rPr>
+          <w:color w:val="C4532D"/>
+        </w:rPr>
+        <w:t>•</w:t>
+      </w:r>
+      <w:r>
+        <w:rPr>
+          <w:color w:val="C4532D"/>
+        </w:rPr>
+        <w:tab/>
+      </w:r>
+      <w:r>
+        <w:rPr>
+          <w:b/>
+        </w:rPr>
+        <w:t>Gestor e produção</w:t>
+      </w:r>
+      <w:r>
+        <w:t xml:space="preserve">: </w:t>
+      </w:r>
+      <w:r>
+        <w:rPr>
+          <w:b/>
+        </w:rPr>
+        <w:t>Precisa de atenção</w:t>
+      </w:r>
+      <w:r>
+        <w:t>, com matéria-prima abaixo do mínimo, produto de pronta entrega zerado, pagamento parado há mais de um dia e produto sem foto.</w:t>
+      </w:r>
+    </w:p>
+    <w:p>
+      <w:pPr>
+        <w:tabs>
+          <w:tab w:val="left" w:pos="425"/>
+        </w:tabs>
+        <w:spacing w:after="60"/>
+        <w:ind w:left="425" w:hanging="340"/>
+      </w:pPr>
+      <w:r>
+        <w:rPr>
+          <w:color w:val="C4532D"/>
+        </w:rPr>
+        <w:t>•</w:t>
+      </w:r>
+      <w:r>
+        <w:rPr>
+          <w:color w:val="C4532D"/>
+        </w:rPr>
+        <w:tab/>
+      </w:r>
+      <w:r>
+        <w:rPr>
+          <w:b/>
+        </w:rPr>
+        <w:t>Proprietário</w:t>
+      </w:r>
+      <w:r>
+        <w:t>: a atividade recente da equipe.</w:t>
+      </w:r>
+    </w:p>
+    <w:p>
+      <w:r>
+        <w:t xml:space="preserve">A venda conta no dia em que foi </w:t>
+      </w:r>
+      <w:r>
+        <w:rPr>
+          <w:b/>
+        </w:rPr>
+        <w:t>paga</w:t>
+      </w:r>
+      <w:r>
+        <w:t>; pedido cancelado não entra.</w:t>
+      </w:r>
+    </w:p>
+    <w:p>
+      <w:pPr>
+        <w:pStyle w:val="Ttulo2"/>
+      </w:pPr>
+      <w:bookmarkStart w:id="41" w:name="_Toc241393798"/>
+      <w:r>
+        <w:lastRenderedPageBreak/>
+        <w:t>2.22 Estoque (gestor ou produção)</w:t>
+      </w:r>
+      <w:bookmarkEnd w:id="41"/>
+    </w:p>
+    <w:p>
+      <w:r>
+        <w:t xml:space="preserve">Menu </w:t>
+      </w:r>
+      <w:r>
+        <w:rPr>
+          <w:b/>
+        </w:rPr>
+        <w:t>Estoque</w:t>
+      </w:r>
+      <w:r>
+        <w:t>. No alto, o resumo: unidades de pronta entrega, o que está em falta e o valor da matéria-prima pelo custo.</w:t>
+      </w:r>
+    </w:p>
+    <w:p>
+      <w:pPr>
+        <w:tabs>
+          <w:tab w:val="left" w:pos="425"/>
+        </w:tabs>
+        <w:spacing w:after="60"/>
+        <w:ind w:left="425" w:hanging="340"/>
+      </w:pPr>
+      <w:r>
+        <w:rPr>
+          <w:color w:val="C4532D"/>
+        </w:rPr>
+        <w:t>•</w:t>
+      </w:r>
+      <w:r>
+        <w:rPr>
+          <w:color w:val="C4532D"/>
+        </w:rPr>
+        <w:tab/>
+      </w:r>
+      <w:r>
+        <w:rPr>
+          <w:b/>
+        </w:rPr>
+        <w:t>Produto acabado</w:t>
+      </w:r>
+      <w:r>
+        <w:t xml:space="preserve">: as variações de </w:t>
+      </w:r>
+      <w:r>
+        <w:rPr>
+          <w:i/>
+        </w:rPr>
+        <w:t>pronta entrega</w:t>
+      </w:r>
+      <w:r>
+        <w:t xml:space="preserve">, com as </w:t>
+      </w:r>
+      <w:r>
+        <w:rPr>
+          <w:b/>
+        </w:rPr>
+        <w:t>sem estoque</w:t>
+      </w:r>
+      <w:r>
+        <w:t xml:space="preserve"> e </w:t>
+      </w:r>
+      <w:r>
+        <w:rPr>
+          <w:b/>
+        </w:rPr>
+        <w:t>abaixo do mínimo</w:t>
+      </w:r>
+      <w:r>
+        <w:t xml:space="preserve"> primeiro. </w:t>
+      </w:r>
+      <w:r>
+        <w:rPr>
+          <w:i/>
+        </w:rPr>
+        <w:t>Só em falta</w:t>
+      </w:r>
+      <w:r>
+        <w:t xml:space="preserve"> mostra apenas essas.</w:t>
+      </w:r>
+    </w:p>
+    <w:p>
+      <w:pPr>
+        <w:tabs>
+          <w:tab w:val="left" w:pos="850"/>
+        </w:tabs>
+        <w:spacing w:after="60"/>
+        <w:ind w:left="850" w:hanging="340"/>
+      </w:pPr>
+      <w:r>
+        <w:rPr>
+          <w:color w:val="C4532D"/>
+        </w:rPr>
+        <w:t>•</w:t>
+      </w:r>
+      <w:r>
+        <w:rPr>
+          <w:color w:val="C4532D"/>
+        </w:rPr>
+        <w:tab/>
+      </w:r>
+      <w:r>
+        <w:rPr>
+          <w:b/>
+        </w:rPr>
+        <w:t>Acertar a contagem:</w:t>
+      </w:r>
+      <w:r>
+        <w:t xml:space="preserve"> na própria linha, digite a quantidade física, o </w:t>
+      </w:r>
+      <w:r>
+        <w:rPr>
+          <w:b/>
+        </w:rPr>
+        <w:t>mínimo</w:t>
+      </w:r>
+      <w:r>
+        <w:t xml:space="preserve"> (abaixo dele aparece o alerta) e o motivo (ex.: "Contagem de sexta", "Lote produzido") e clique em </w:t>
+      </w:r>
+      <w:r>
+        <w:rPr>
+          <w:i/>
+        </w:rPr>
+        <w:t>Salvar</w:t>
+      </w:r>
+      <w:r>
+        <w:t>.</w:t>
+      </w:r>
+    </w:p>
+    <w:p>
+      <w:pPr>
+        <w:tabs>
+          <w:tab w:val="left" w:pos="850"/>
+        </w:tabs>
+        <w:spacing w:after="60"/>
+        <w:ind w:left="850" w:hanging="340"/>
+      </w:pPr>
+      <w:r>
+        <w:rPr>
+          <w:color w:val="C4532D"/>
+        </w:rPr>
+        <w:t>•</w:t>
+      </w:r>
+      <w:r>
+        <w:rPr>
+          <w:color w:val="C4532D"/>
+        </w:rPr>
+        <w:tab/>
+      </w:r>
+      <w:r>
+        <w:t xml:space="preserve">O acerto não deixa a quantidade ficar abaixo do que está </w:t>
+      </w:r>
+      <w:r>
+        <w:rPr>
+          <w:b/>
+        </w:rPr>
+        <w:t>reservado</w:t>
+      </w:r>
+      <w:r>
+        <w:t xml:space="preserve"> em pedidos. Fica registrado no histórico de movimentações e na auditoria.</w:t>
+      </w:r>
+    </w:p>
+    <w:p>
+      <w:pPr>
+        <w:tabs>
+          <w:tab w:val="left" w:pos="425"/>
+        </w:tabs>
+        <w:spacing w:after="60"/>
+        <w:ind w:left="425" w:hanging="340"/>
+      </w:pPr>
+      <w:r>
+        <w:rPr>
+          <w:color w:val="C4532D"/>
+        </w:rPr>
+        <w:t>•</w:t>
+      </w:r>
+      <w:r>
+        <w:rPr>
+          <w:color w:val="C4532D"/>
+        </w:rPr>
+        <w:tab/>
+      </w:r>
+      <w:r>
+        <w:rPr>
+          <w:b/>
+        </w:rPr>
+        <w:t>Matéria-prima</w:t>
+      </w:r>
+      <w:r>
+        <w:t>: cada material com a barra de nível, a marca do mínimo e a situação (</w:t>
+      </w:r>
+      <w:r>
+        <w:rPr>
+          <w:i/>
+        </w:rPr>
+        <w:t>Em estoque</w:t>
+      </w:r>
+      <w:r>
+        <w:t xml:space="preserve">, </w:t>
+      </w:r>
+      <w:r>
+        <w:rPr>
+          <w:i/>
+        </w:rPr>
+        <w:t>Repor</w:t>
+      </w:r>
+      <w:r>
+        <w:t xml:space="preserve">, </w:t>
+      </w:r>
+      <w:r>
+        <w:rPr>
+          <w:i/>
+        </w:rPr>
+        <w:t>Sem estoque</w:t>
+      </w:r>
+      <w:r>
+        <w:t xml:space="preserve">). </w:t>
+      </w:r>
+      <w:r>
+        <w:rPr>
+          <w:i/>
+        </w:rPr>
+        <w:t>Entrada ou saída</w:t>
+      </w:r>
+      <w:r>
+        <w:t xml:space="preserve"> registra compra ou consumo.</w:t>
+      </w:r>
+    </w:p>
+    <w:p>
+      <w:r>
+        <w:t xml:space="preserve">Produtos </w:t>
+      </w:r>
+      <w:r>
+        <w:rPr>
+          <w:i/>
+        </w:rPr>
+        <w:t>sob encomenda</w:t>
+      </w:r>
+      <w:r>
+        <w:t xml:space="preserve"> não controlam quantidade; para vê-los também, use </w:t>
+      </w:r>
+      <w:r>
+        <w:rPr>
+          <w:i/>
+        </w:rPr>
+        <w:t>Todos os produtos</w:t>
+      </w:r>
+      <w:r>
+        <w:t>.</w:t>
+      </w:r>
+    </w:p>
+    <w:p>
+      <w:pPr>
+        <w:pStyle w:val="Ttulo2"/>
+      </w:pPr>
+      <w:bookmarkStart w:id="42" w:name="_Toc241393799"/>
+      <w:r>
+        <w:t>2.23 Relatórios (gestor ou proprietário)</w:t>
+      </w:r>
+      <w:bookmarkEnd w:id="42"/>
+    </w:p>
+    <w:p>
+      <w:r>
+        <w:t xml:space="preserve">Menu </w:t>
+      </w:r>
+      <w:r>
+        <w:rPr>
+          <w:b/>
+        </w:rPr>
+        <w:t>Relatórios</w:t>
+      </w:r>
+      <w:r>
+        <w:t xml:space="preserve">. Escolha o período no alto: um atalho (7, 30 ou 90 dias, este mês, mês anterior, este ano) ou as datas </w:t>
+      </w:r>
+      <w:r>
+        <w:rPr>
+          <w:b/>
+        </w:rPr>
+        <w:t>De</w:t>
+      </w:r>
+      <w:r>
+        <w:t xml:space="preserve"> e </w:t>
+      </w:r>
+      <w:r>
+        <w:rPr>
+          <w:b/>
+        </w:rPr>
+        <w:t>até</w:t>
+      </w:r>
+      <w:r>
+        <w:t xml:space="preserve"> (até 3 anos).</w:t>
+      </w:r>
+    </w:p>
+    <w:tbl>
+      <w:tblPr>
+        <w:tblW w:w="0" w:type="auto"/>
+        <w:tblBorders>
+          <w:top w:val="single" w:sz="4" w:space="0" w:color="D9D4CB"/>
+          <w:left w:val="single" w:sz="4" w:space="0" w:color="D9D4CB"/>
+          <w:bottom w:val="single" w:sz="4" w:space="0" w:color="D9D4CB"/>
+          <w:right w:val="single" w:sz="4" w:space="0" w:color="D9D4CB"/>
+          <w:insideH w:val="single" w:sz="4" w:space="0" w:color="D9D4CB"/>
+          <w:insideV w:val="single" w:sz="4" w:space="0" w:color="D9D4CB"/>
+        </w:tblBorders>
+        <w:tblCellMar>
+          <w:top w:w="60" w:type="dxa"/>
+          <w:left w:w="100" w:type="dxa"/>
+          <w:bottom w:w="60" w:type="dxa"/>
+          <w:right w:w="100" w:type="dxa"/>
+        </w:tblCellMar>
+        <w:tblLook w:val="04A0" w:firstRow="1" w:lastRow="0" w:firstColumn="1" w:lastColumn="0" w:noHBand="0" w:noVBand="1"/>
+      </w:tblPr>
+      <w:tblGrid>
+        <w:gridCol w:w="4706"/>
+        <w:gridCol w:w="4706"/>
+      </w:tblGrid>
+      <w:tr>
+        <w:trPr>
+          <w:cantSplit/>
+          <w:tblHeader/>
+        </w:trPr>
+        <w:tc>
+          <w:tcPr>
+            <w:tcW w:w="4706" w:type="dxa"/>
+            <w:shd w:val="clear" w:color="auto" w:fill="E8DCCB"/>
+          </w:tcPr>
+          <w:p>
+            <w:pPr>
+              <w:spacing w:after="0" w:line="252" w:lineRule="auto"/>
+            </w:pPr>
+            <w:r>
+              <w:rPr>
+                <w:b/>
+                <w:sz w:val="18"/>
+              </w:rPr>
+              <w:t>Aba</w:t>
+            </w:r>
+          </w:p>
+        </w:tc>
+        <w:tc>
+          <w:tcPr>
+            <w:tcW w:w="4706" w:type="dxa"/>
+            <w:shd w:val="clear" w:color="auto" w:fill="E8DCCB"/>
+          </w:tcPr>
+          <w:p>
+            <w:pPr>
+              <w:spacing w:after="0" w:line="252" w:lineRule="auto"/>
+            </w:pPr>
+            <w:r>
+              <w:rPr>
+                <w:b/>
+                <w:sz w:val="18"/>
+              </w:rPr>
+              <w:t>Mostra</w:t>
+            </w:r>
+          </w:p>
+        </w:tc>
+      </w:tr>
+      <w:tr>
+        <w:trPr>
+          <w:cantSplit/>
+        </w:trPr>
+        <w:tc>
+          <w:tcPr>
+            <w:tcW w:w="4706" w:type="dxa"/>
+          </w:tcPr>
+          <w:p>
+            <w:pPr>
+              <w:spacing w:after="0" w:line="252" w:lineRule="auto"/>
+            </w:pPr>
+            <w:r>
+              <w:rPr>
+                <w:b/>
+                <w:sz w:val="18"/>
+              </w:rPr>
+              <w:t>Vendas</w:t>
+            </w:r>
+          </w:p>
+        </w:tc>
+        <w:tc>
+          <w:tcPr>
+            <w:tcW w:w="4706" w:type="dxa"/>
+          </w:tcPr>
+          <w:p>
+            <w:pPr>
+              <w:spacing w:after="0" w:line="252" w:lineRule="auto"/>
+            </w:pPr>
+            <w:r>
+              <w:rPr>
+                <w:sz w:val="18"/>
+              </w:rPr>
+              <w:t>faturamento (com o frete), pedidos pagos, peças, ticket médio, clientes novos, descontos e cancelamentos; gráfico e tabela dia a dia</w:t>
+            </w:r>
+          </w:p>
+        </w:tc>
+      </w:tr>
+      <w:tr>
+        <w:trPr>
+          <w:cantSplit/>
+        </w:trPr>
+        <w:tc>
+          <w:tcPr>
+            <w:tcW w:w="4706" w:type="dxa"/>
+          </w:tcPr>
+          <w:p>
+            <w:pPr>
+              <w:spacing w:after="0" w:line="252" w:lineRule="auto"/>
+            </w:pPr>
+            <w:r>
+              <w:rPr>
+                <w:b/>
+                <w:sz w:val="18"/>
+              </w:rPr>
+              <w:t>Produtos</w:t>
+            </w:r>
+          </w:p>
+        </w:tc>
+        <w:tc>
+          <w:tcPr>
+            <w:tcW w:w="4706" w:type="dxa"/>
+          </w:tcPr>
+          <w:p>
+            <w:pPr>
+              <w:spacing w:after="0" w:line="252" w:lineRule="auto"/>
+            </w:pPr>
+            <w:r>
+              <w:rPr>
+                <w:sz w:val="18"/>
+              </w:rPr>
+              <w:t>unidades, faturamento, participação, custo e margem de cada produto</w:t>
+            </w:r>
+          </w:p>
+        </w:tc>
+      </w:tr>
+      <w:tr>
+        <w:trPr>
+          <w:cantSplit/>
+        </w:trPr>
+        <w:tc>
+          <w:tcPr>
+            <w:tcW w:w="4706" w:type="dxa"/>
+          </w:tcPr>
+          <w:p>
+            <w:pPr>
+              <w:spacing w:after="0" w:line="252" w:lineRule="auto"/>
+            </w:pPr>
+            <w:r>
+              <w:rPr>
+                <w:b/>
+                <w:sz w:val="18"/>
+              </w:rPr>
+              <w:t>Categorias</w:t>
+            </w:r>
+          </w:p>
+        </w:tc>
+        <w:tc>
+          <w:tcPr>
+            <w:tcW w:w="4706" w:type="dxa"/>
+          </w:tcPr>
+          <w:p>
+            <w:pPr>
+              <w:spacing w:after="0" w:line="252" w:lineRule="auto"/>
+            </w:pPr>
+            <w:r>
+              <w:rPr>
+                <w:sz w:val="18"/>
+              </w:rPr>
+              <w:t>unidades, faturamento e participação de cada categoria principal</w:t>
+            </w:r>
+          </w:p>
+        </w:tc>
+      </w:tr>
+      <w:tr>
+        <w:trPr>
+          <w:cantSplit/>
+        </w:trPr>
+        <w:tc>
+          <w:tcPr>
+            <w:tcW w:w="4706" w:type="dxa"/>
+          </w:tcPr>
+          <w:p>
+            <w:pPr>
+              <w:spacing w:after="0" w:line="252" w:lineRule="auto"/>
+            </w:pPr>
+            <w:r>
+              <w:rPr>
+                <w:b/>
+                <w:sz w:val="18"/>
+              </w:rPr>
+              <w:t>Clientes</w:t>
+            </w:r>
+          </w:p>
+        </w:tc>
+        <w:tc>
+          <w:tcPr>
+            <w:tcW w:w="4706" w:type="dxa"/>
+          </w:tcPr>
+          <w:p>
+            <w:pPr>
+              <w:spacing w:after="0" w:line="252" w:lineRule="auto"/>
+            </w:pPr>
+            <w:r>
+              <w:rPr>
+                <w:sz w:val="18"/>
+              </w:rPr>
+              <w:t>quem mais comprou no período, com pedidos e total pago</w:t>
+            </w:r>
+          </w:p>
+        </w:tc>
+      </w:tr>
+      <w:tr>
+        <w:trPr>
+          <w:cantSplit/>
+        </w:trPr>
+        <w:tc>
+          <w:tcPr>
+            <w:tcW w:w="4706" w:type="dxa"/>
+          </w:tcPr>
+          <w:p>
+            <w:pPr>
+              <w:spacing w:after="0" w:line="252" w:lineRule="auto"/>
+            </w:pPr>
+            <w:r>
+              <w:rPr>
+                <w:b/>
+                <w:sz w:val="18"/>
+              </w:rPr>
+              <w:t>Produção</w:t>
+            </w:r>
+          </w:p>
+        </w:tc>
+        <w:tc>
+          <w:tcPr>
+            <w:tcW w:w="4706" w:type="dxa"/>
+          </w:tcPr>
+          <w:p>
+            <w:pPr>
+              <w:spacing w:after="0" w:line="252" w:lineRule="auto"/>
+            </w:pPr>
+            <w:r>
+              <w:rPr>
+                <w:sz w:val="18"/>
+              </w:rPr>
+              <w:t>peças concluídas, porcentagem pronta no prazo prometido, tempo médio do pagamento ao pronto e retrabalho</w:t>
+            </w:r>
+          </w:p>
+        </w:tc>
+      </w:tr>
+    </w:tbl>
+    <w:p>
+      <w:pPr>
+        <w:spacing w:after="40"/>
+      </w:pPr>
+    </w:p>
+    <w:p>
+      <w:r>
+        <w:rPr>
+          <w:b/>
+        </w:rPr>
+        <w:t>Baixar CSV</w:t>
+      </w:r>
+      <w:r>
+        <w:t xml:space="preserve"> gera um arquivo da aba aberta, pronto para abrir no Excel ou no Google Planilhas (datas e valores no formato brasileiro). Cada download fica registrado na auditoria.</w:t>
+      </w:r>
+    </w:p>
+    <w:p>
+      <w:r>
+        <w:t xml:space="preserve">Custo e margem usam o custo cadastrado </w:t>
+      </w:r>
+      <w:r>
+        <w:rPr>
+          <w:b/>
+        </w:rPr>
+        <w:t>hoje</w:t>
+      </w:r>
+      <w:r>
+        <w:t xml:space="preserve"> em cada variação (aba Comercial do produto).</w:t>
+      </w:r>
+    </w:p>
+    <w:p>
       <w:r>
         <w:t xml:space="preserve">Referência técnica completa: </w:t>
       </w:r>
@@ -17315,7 +19138,7 @@
         <w:t>README do projeto</w:t>
       </w:r>
       <w:r>
-        <w:t xml:space="preserve"> e documentos 00 a 17.</w:t>
+        <w:t xml:space="preserve"> e documentos 00 a 19.</w:t>
       </w:r>
     </w:p>
     <w:sectPr>
@@ -17582,31 +19405,31 @@
       </w:rPr>
     </w:lvl>
   </w:abstractNum>
-  <w:num w:numId="1" w16cid:durableId="1490557536">
+  <w:num w:numId="1" w16cid:durableId="16002440">
     <w:abstractNumId w:val="8"/>
   </w:num>
-  <w:num w:numId="2" w16cid:durableId="343169270">
+  <w:num w:numId="2" w16cid:durableId="687561141">
     <w:abstractNumId w:val="6"/>
   </w:num>
-  <w:num w:numId="3" w16cid:durableId="1420131592">
+  <w:num w:numId="3" w16cid:durableId="1476986671">
     <w:abstractNumId w:val="5"/>
   </w:num>
-  <w:num w:numId="4" w16cid:durableId="2127503589">
+  <w:num w:numId="4" w16cid:durableId="1007630613">
     <w:abstractNumId w:val="4"/>
   </w:num>
-  <w:num w:numId="5" w16cid:durableId="85346216">
+  <w:num w:numId="5" w16cid:durableId="1580675795">
     <w:abstractNumId w:val="7"/>
   </w:num>
-  <w:num w:numId="6" w16cid:durableId="174350579">
+  <w:num w:numId="6" w16cid:durableId="1975986178">
     <w:abstractNumId w:val="3"/>
   </w:num>
-  <w:num w:numId="7" w16cid:durableId="1742873011">
+  <w:num w:numId="7" w16cid:durableId="229005641">
     <w:abstractNumId w:val="2"/>
   </w:num>
-  <w:num w:numId="8" w16cid:durableId="440804305">
+  <w:num w:numId="8" w16cid:durableId="1001739872">
     <w:abstractNumId w:val="1"/>
   </w:num>
-  <w:num w:numId="9" w16cid:durableId="541983476">
+  <w:num w:numId="9" w16cid:durableId="1644240069">
     <w:abstractNumId w:val="0"/>
   </w:num>
 </w:numbering>
@@ -28999,7 +30822,7 @@
     <w:autoRedefine/>
     <w:uiPriority w:val="39"/>
     <w:unhideWhenUsed/>
-    <w:rsid w:val="00483F7C"/>
+    <w:rsid w:val="003F0B91"/>
     <w:pPr>
       <w:spacing w:after="100"/>
     </w:pPr>
@@ -29011,7 +30834,7 @@
     <w:autoRedefine/>
     <w:uiPriority w:val="39"/>
     <w:unhideWhenUsed/>
-    <w:rsid w:val="00483F7C"/>
+    <w:rsid w:val="003F0B91"/>
     <w:pPr>
       <w:spacing w:after="100"/>
       <w:ind w:left="210"/>
@@ -29022,7 +30845,7 @@
     <w:basedOn w:val="Fontepargpadro"/>
     <w:uiPriority w:val="99"/>
     <w:unhideWhenUsed/>
-    <w:rsid w:val="00483F7C"/>
+    <w:rsid w:val="003F0B91"/>
     <w:rPr>
       <w:color w:val="0000FF" w:themeColor="hyperlink"/>
       <w:u w:val="single"/>

--- a/docs/18-guia-de-instalacao-e-uso.docx
+++ b/docs/18-guia-de-instalacao-e-uso.docx
@@ -156,7 +156,7 @@
       <w:r>
         <w:fldChar w:fldCharType="separate"/>
       </w:r>
-      <w:hyperlink w:anchor="_Toc241393757" w:history="1">
+      <w:hyperlink w:anchor="_Toc241394084" w:history="1">
         <w:r>
           <w:rPr>
             <w:rStyle w:val="Hyperlink"/>
@@ -183,7 +183,7 @@
             <w:noProof/>
             <w:webHidden/>
           </w:rPr>
-          <w:instrText xml:space="preserve"> PAGEREF _Toc241393757 \h </w:instrText>
+          <w:instrText xml:space="preserve"> PAGEREF _Toc241394084 \h </w:instrText>
         </w:r>
         <w:r>
           <w:rPr>
@@ -224,7 +224,7 @@
           <w:noProof/>
         </w:rPr>
       </w:pPr>
-      <w:hyperlink w:anchor="_Toc241393758" w:history="1">
+      <w:hyperlink w:anchor="_Toc241394085" w:history="1">
         <w:r>
           <w:rPr>
             <w:rStyle w:val="Hyperlink"/>
@@ -251,7 +251,7 @@
             <w:noProof/>
             <w:webHidden/>
           </w:rPr>
-          <w:instrText xml:space="preserve"> PAGEREF _Toc241393758 \h </w:instrText>
+          <w:instrText xml:space="preserve"> PAGEREF _Toc241394085 \h </w:instrText>
         </w:r>
         <w:r>
           <w:rPr>
@@ -292,7 +292,7 @@
           <w:noProof/>
         </w:rPr>
       </w:pPr>
-      <w:hyperlink w:anchor="_Toc241393759" w:history="1">
+      <w:hyperlink w:anchor="_Toc241394086" w:history="1">
         <w:r>
           <w:rPr>
             <w:rStyle w:val="Hyperlink"/>
@@ -319,7 +319,7 @@
             <w:noProof/>
             <w:webHidden/>
           </w:rPr>
-          <w:instrText xml:space="preserve"> PAGEREF _Toc241393759 \h </w:instrText>
+          <w:instrText xml:space="preserve"> PAGEREF _Toc241394086 \h </w:instrText>
         </w:r>
         <w:r>
           <w:rPr>
@@ -360,7 +360,7 @@
           <w:noProof/>
         </w:rPr>
       </w:pPr>
-      <w:hyperlink w:anchor="_Toc241393760" w:history="1">
+      <w:hyperlink w:anchor="_Toc241394087" w:history="1">
         <w:r>
           <w:rPr>
             <w:rStyle w:val="Hyperlink"/>
@@ -387,7 +387,7 @@
             <w:noProof/>
             <w:webHidden/>
           </w:rPr>
-          <w:instrText xml:space="preserve"> PAGEREF _Toc241393760 \h </w:instrText>
+          <w:instrText xml:space="preserve"> PAGEREF _Toc241394087 \h </w:instrText>
         </w:r>
         <w:r>
           <w:rPr>
@@ -428,7 +428,7 @@
           <w:noProof/>
         </w:rPr>
       </w:pPr>
-      <w:hyperlink w:anchor="_Toc241393761" w:history="1">
+      <w:hyperlink w:anchor="_Toc241394088" w:history="1">
         <w:r>
           <w:rPr>
             <w:rStyle w:val="Hyperlink"/>
@@ -455,7 +455,7 @@
             <w:noProof/>
             <w:webHidden/>
           </w:rPr>
-          <w:instrText xml:space="preserve"> PAGEREF _Toc241393761 \h </w:instrText>
+          <w:instrText xml:space="preserve"> PAGEREF _Toc241394088 \h </w:instrText>
         </w:r>
         <w:r>
           <w:rPr>
@@ -496,7 +496,7 @@
           <w:noProof/>
         </w:rPr>
       </w:pPr>
-      <w:hyperlink w:anchor="_Toc241393762" w:history="1">
+      <w:hyperlink w:anchor="_Toc241394089" w:history="1">
         <w:r>
           <w:rPr>
             <w:rStyle w:val="Hyperlink"/>
@@ -531,7 +531,7 @@
             <w:noProof/>
             <w:webHidden/>
           </w:rPr>
-          <w:instrText xml:space="preserve"> PAGEREF _Toc241393762 \h </w:instrText>
+          <w:instrText xml:space="preserve"> PAGEREF _Toc241394089 \h </w:instrText>
         </w:r>
         <w:r>
           <w:rPr>
@@ -572,7 +572,7 @@
           <w:noProof/>
         </w:rPr>
       </w:pPr>
-      <w:hyperlink w:anchor="_Toc241393763" w:history="1">
+      <w:hyperlink w:anchor="_Toc241394090" w:history="1">
         <w:r>
           <w:rPr>
             <w:rStyle w:val="Hyperlink"/>
@@ -599,7 +599,7 @@
             <w:noProof/>
             <w:webHidden/>
           </w:rPr>
-          <w:instrText xml:space="preserve"> PAGEREF _Toc241393763 \h </w:instrText>
+          <w:instrText xml:space="preserve"> PAGEREF _Toc241394090 \h </w:instrText>
         </w:r>
         <w:r>
           <w:rPr>
@@ -640,7 +640,7 @@
           <w:noProof/>
         </w:rPr>
       </w:pPr>
-      <w:hyperlink w:anchor="_Toc241393764" w:history="1">
+      <w:hyperlink w:anchor="_Toc241394091" w:history="1">
         <w:r>
           <w:rPr>
             <w:rStyle w:val="Hyperlink"/>
@@ -667,7 +667,7 @@
             <w:noProof/>
             <w:webHidden/>
           </w:rPr>
-          <w:instrText xml:space="preserve"> PAGEREF _Toc241393764 \h </w:instrText>
+          <w:instrText xml:space="preserve"> PAGEREF _Toc241394091 \h </w:instrText>
         </w:r>
         <w:r>
           <w:rPr>
@@ -708,7 +708,7 @@
           <w:noProof/>
         </w:rPr>
       </w:pPr>
-      <w:hyperlink w:anchor="_Toc241393765" w:history="1">
+      <w:hyperlink w:anchor="_Toc241394092" w:history="1">
         <w:r>
           <w:rPr>
             <w:rStyle w:val="Hyperlink"/>
@@ -735,7 +735,7 @@
             <w:noProof/>
             <w:webHidden/>
           </w:rPr>
-          <w:instrText xml:space="preserve"> PAGEREF _Toc241393765 \h </w:instrText>
+          <w:instrText xml:space="preserve"> PAGEREF _Toc241394092 \h </w:instrText>
         </w:r>
         <w:r>
           <w:rPr>
@@ -776,7 +776,7 @@
           <w:noProof/>
         </w:rPr>
       </w:pPr>
-      <w:hyperlink w:anchor="_Toc241393766" w:history="1">
+      <w:hyperlink w:anchor="_Toc241394093" w:history="1">
         <w:r>
           <w:rPr>
             <w:rStyle w:val="Hyperlink"/>
@@ -803,7 +803,7 @@
             <w:noProof/>
             <w:webHidden/>
           </w:rPr>
-          <w:instrText xml:space="preserve"> PAGEREF _Toc241393766 \h </w:instrText>
+          <w:instrText xml:space="preserve"> PAGEREF _Toc241394093 \h </w:instrText>
         </w:r>
         <w:r>
           <w:rPr>
@@ -844,7 +844,7 @@
           <w:noProof/>
         </w:rPr>
       </w:pPr>
-      <w:hyperlink w:anchor="_Toc241393767" w:history="1">
+      <w:hyperlink w:anchor="_Toc241394094" w:history="1">
         <w:r>
           <w:rPr>
             <w:rStyle w:val="Hyperlink"/>
@@ -886,7 +886,7 @@
             <w:noProof/>
             <w:webHidden/>
           </w:rPr>
-          <w:instrText xml:space="preserve"> PAGEREF _Toc241393767 \h </w:instrText>
+          <w:instrText xml:space="preserve"> PAGEREF _Toc241394094 \h </w:instrText>
         </w:r>
         <w:r>
           <w:rPr>
@@ -927,7 +927,7 @@
           <w:noProof/>
         </w:rPr>
       </w:pPr>
-      <w:hyperlink w:anchor="_Toc241393768" w:history="1">
+      <w:hyperlink w:anchor="_Toc241394095" w:history="1">
         <w:r>
           <w:rPr>
             <w:rStyle w:val="Hyperlink"/>
@@ -969,7 +969,7 @@
             <w:noProof/>
             <w:webHidden/>
           </w:rPr>
-          <w:instrText xml:space="preserve"> PAGEREF _Toc241393768 \h </w:instrText>
+          <w:instrText xml:space="preserve"> PAGEREF _Toc241394095 \h </w:instrText>
         </w:r>
         <w:r>
           <w:rPr>
@@ -1010,7 +1010,7 @@
           <w:noProof/>
         </w:rPr>
       </w:pPr>
-      <w:hyperlink w:anchor="_Toc241393769" w:history="1">
+      <w:hyperlink w:anchor="_Toc241394096" w:history="1">
         <w:r>
           <w:rPr>
             <w:rStyle w:val="Hyperlink"/>
@@ -1037,7 +1037,7 @@
             <w:noProof/>
             <w:webHidden/>
           </w:rPr>
-          <w:instrText xml:space="preserve"> PAGEREF _Toc241393769 \h </w:instrText>
+          <w:instrText xml:space="preserve"> PAGEREF _Toc241394096 \h </w:instrText>
         </w:r>
         <w:r>
           <w:rPr>
@@ -1078,7 +1078,7 @@
           <w:noProof/>
         </w:rPr>
       </w:pPr>
-      <w:hyperlink w:anchor="_Toc241393770" w:history="1">
+      <w:hyperlink w:anchor="_Toc241394097" w:history="1">
         <w:r>
           <w:rPr>
             <w:rStyle w:val="Hyperlink"/>
@@ -1105,7 +1105,7 @@
             <w:noProof/>
             <w:webHidden/>
           </w:rPr>
-          <w:instrText xml:space="preserve"> PAGEREF _Toc241393770 \h </w:instrText>
+          <w:instrText xml:space="preserve"> PAGEREF _Toc241394097 \h </w:instrText>
         </w:r>
         <w:r>
           <w:rPr>
@@ -1146,7 +1146,7 @@
           <w:noProof/>
         </w:rPr>
       </w:pPr>
-      <w:hyperlink w:anchor="_Toc241393771" w:history="1">
+      <w:hyperlink w:anchor="_Toc241394098" w:history="1">
         <w:r>
           <w:rPr>
             <w:rStyle w:val="Hyperlink"/>
@@ -1173,7 +1173,7 @@
             <w:noProof/>
             <w:webHidden/>
           </w:rPr>
-          <w:instrText xml:space="preserve"> PAGEREF _Toc241393771 \h </w:instrText>
+          <w:instrText xml:space="preserve"> PAGEREF _Toc241394098 \h </w:instrText>
         </w:r>
         <w:r>
           <w:rPr>
@@ -1214,7 +1214,7 @@
           <w:noProof/>
         </w:rPr>
       </w:pPr>
-      <w:hyperlink w:anchor="_Toc241393772" w:history="1">
+      <w:hyperlink w:anchor="_Toc241394099" w:history="1">
         <w:r>
           <w:rPr>
             <w:rStyle w:val="Hyperlink"/>
@@ -1241,7 +1241,7 @@
             <w:noProof/>
             <w:webHidden/>
           </w:rPr>
-          <w:instrText xml:space="preserve"> PAGEREF _Toc241393772 \h </w:instrText>
+          <w:instrText xml:space="preserve"> PAGEREF _Toc241394099 \h </w:instrText>
         </w:r>
         <w:r>
           <w:rPr>
@@ -1282,7 +1282,7 @@
           <w:noProof/>
         </w:rPr>
       </w:pPr>
-      <w:hyperlink w:anchor="_Toc241393773" w:history="1">
+      <w:hyperlink w:anchor="_Toc241394100" w:history="1">
         <w:r>
           <w:rPr>
             <w:rStyle w:val="Hyperlink"/>
@@ -1309,7 +1309,7 @@
             <w:noProof/>
             <w:webHidden/>
           </w:rPr>
-          <w:instrText xml:space="preserve"> PAGEREF _Toc241393773 \h </w:instrText>
+          <w:instrText xml:space="preserve"> PAGEREF _Toc241394100 \h </w:instrText>
         </w:r>
         <w:r>
           <w:rPr>
@@ -1350,7 +1350,7 @@
           <w:noProof/>
         </w:rPr>
       </w:pPr>
-      <w:hyperlink w:anchor="_Toc241393774" w:history="1">
+      <w:hyperlink w:anchor="_Toc241394101" w:history="1">
         <w:r>
           <w:rPr>
             <w:rStyle w:val="Hyperlink"/>
@@ -1377,7 +1377,7 @@
             <w:noProof/>
             <w:webHidden/>
           </w:rPr>
-          <w:instrText xml:space="preserve"> PAGEREF _Toc241393774 \h </w:instrText>
+          <w:instrText xml:space="preserve"> PAGEREF _Toc241394101 \h </w:instrText>
         </w:r>
         <w:r>
           <w:rPr>
@@ -1418,7 +1418,7 @@
           <w:noProof/>
         </w:rPr>
       </w:pPr>
-      <w:hyperlink w:anchor="_Toc241393775" w:history="1">
+      <w:hyperlink w:anchor="_Toc241394102" w:history="1">
         <w:r>
           <w:rPr>
             <w:rStyle w:val="Hyperlink"/>
@@ -1445,7 +1445,7 @@
             <w:noProof/>
             <w:webHidden/>
           </w:rPr>
-          <w:instrText xml:space="preserve"> PAGEREF _Toc241393775 \h </w:instrText>
+          <w:instrText xml:space="preserve"> PAGEREF _Toc241394102 \h </w:instrText>
         </w:r>
         <w:r>
           <w:rPr>
@@ -1486,7 +1486,7 @@
           <w:noProof/>
         </w:rPr>
       </w:pPr>
-      <w:hyperlink w:anchor="_Toc241393776" w:history="1">
+      <w:hyperlink w:anchor="_Toc241394103" w:history="1">
         <w:r>
           <w:rPr>
             <w:rStyle w:val="Hyperlink"/>
@@ -1513,7 +1513,7 @@
             <w:noProof/>
             <w:webHidden/>
           </w:rPr>
-          <w:instrText xml:space="preserve"> PAGEREF _Toc241393776 \h </w:instrText>
+          <w:instrText xml:space="preserve"> PAGEREF _Toc241394103 \h </w:instrText>
         </w:r>
         <w:r>
           <w:rPr>
@@ -1554,7 +1554,7 @@
           <w:noProof/>
         </w:rPr>
       </w:pPr>
-      <w:hyperlink w:anchor="_Toc241393777" w:history="1">
+      <w:hyperlink w:anchor="_Toc241394104" w:history="1">
         <w:r>
           <w:rPr>
             <w:rStyle w:val="Hyperlink"/>
@@ -1581,7 +1581,7 @@
             <w:noProof/>
             <w:webHidden/>
           </w:rPr>
-          <w:instrText xml:space="preserve"> PAGEREF _Toc241393777 \h </w:instrText>
+          <w:instrText xml:space="preserve"> PAGEREF _Toc241394104 \h </w:instrText>
         </w:r>
         <w:r>
           <w:rPr>
@@ -1622,7 +1622,7 @@
           <w:noProof/>
         </w:rPr>
       </w:pPr>
-      <w:hyperlink w:anchor="_Toc241393778" w:history="1">
+      <w:hyperlink w:anchor="_Toc241394105" w:history="1">
         <w:r>
           <w:rPr>
             <w:rStyle w:val="Hyperlink"/>
@@ -1649,7 +1649,7 @@
             <w:noProof/>
             <w:webHidden/>
           </w:rPr>
-          <w:instrText xml:space="preserve"> PAGEREF _Toc241393778 \h </w:instrText>
+          <w:instrText xml:space="preserve"> PAGEREF _Toc241394105 \h </w:instrText>
         </w:r>
         <w:r>
           <w:rPr>
@@ -1690,7 +1690,7 @@
           <w:noProof/>
         </w:rPr>
       </w:pPr>
-      <w:hyperlink w:anchor="_Toc241393779" w:history="1">
+      <w:hyperlink w:anchor="_Toc241394106" w:history="1">
         <w:r>
           <w:rPr>
             <w:rStyle w:val="Hyperlink"/>
@@ -1717,7 +1717,7 @@
             <w:noProof/>
             <w:webHidden/>
           </w:rPr>
-          <w:instrText xml:space="preserve"> PAGEREF _Toc241393779 \h </w:instrText>
+          <w:instrText xml:space="preserve"> PAGEREF _Toc241394106 \h </w:instrText>
         </w:r>
         <w:r>
           <w:rPr>
@@ -1758,7 +1758,7 @@
           <w:noProof/>
         </w:rPr>
       </w:pPr>
-      <w:hyperlink w:anchor="_Toc241393780" w:history="1">
+      <w:hyperlink w:anchor="_Toc241394107" w:history="1">
         <w:r>
           <w:rPr>
             <w:rStyle w:val="Hyperlink"/>
@@ -1785,7 +1785,7 @@
             <w:noProof/>
             <w:webHidden/>
           </w:rPr>
-          <w:instrText xml:space="preserve"> PAGEREF _Toc241393780 \h </w:instrText>
+          <w:instrText xml:space="preserve"> PAGEREF _Toc241394107 \h </w:instrText>
         </w:r>
         <w:r>
           <w:rPr>
@@ -1826,7 +1826,7 @@
           <w:noProof/>
         </w:rPr>
       </w:pPr>
-      <w:hyperlink w:anchor="_Toc241393781" w:history="1">
+      <w:hyperlink w:anchor="_Toc241394108" w:history="1">
         <w:r>
           <w:rPr>
             <w:rStyle w:val="Hyperlink"/>
@@ -1853,7 +1853,7 @@
             <w:noProof/>
             <w:webHidden/>
           </w:rPr>
-          <w:instrText xml:space="preserve"> PAGEREF _Toc241393781 \h </w:instrText>
+          <w:instrText xml:space="preserve"> PAGEREF _Toc241394108 \h </w:instrText>
         </w:r>
         <w:r>
           <w:rPr>
@@ -1894,7 +1894,7 @@
           <w:noProof/>
         </w:rPr>
       </w:pPr>
-      <w:hyperlink w:anchor="_Toc241393782" w:history="1">
+      <w:hyperlink w:anchor="_Toc241394109" w:history="1">
         <w:r>
           <w:rPr>
             <w:rStyle w:val="Hyperlink"/>
@@ -1921,7 +1921,7 @@
             <w:noProof/>
             <w:webHidden/>
           </w:rPr>
-          <w:instrText xml:space="preserve"> PAGEREF _Toc241393782 \h </w:instrText>
+          <w:instrText xml:space="preserve"> PAGEREF _Toc241394109 \h </w:instrText>
         </w:r>
         <w:r>
           <w:rPr>
@@ -1962,7 +1962,7 @@
           <w:noProof/>
         </w:rPr>
       </w:pPr>
-      <w:hyperlink w:anchor="_Toc241393783" w:history="1">
+      <w:hyperlink w:anchor="_Toc241394110" w:history="1">
         <w:r>
           <w:rPr>
             <w:rStyle w:val="Hyperlink"/>
@@ -1989,7 +1989,7 @@
             <w:noProof/>
             <w:webHidden/>
           </w:rPr>
-          <w:instrText xml:space="preserve"> PAGEREF _Toc241393783 \h </w:instrText>
+          <w:instrText xml:space="preserve"> PAGEREF _Toc241394110 \h </w:instrText>
         </w:r>
         <w:r>
           <w:rPr>
@@ -2030,7 +2030,7 @@
           <w:noProof/>
         </w:rPr>
       </w:pPr>
-      <w:hyperlink w:anchor="_Toc241393784" w:history="1">
+      <w:hyperlink w:anchor="_Toc241394111" w:history="1">
         <w:r>
           <w:rPr>
             <w:rStyle w:val="Hyperlink"/>
@@ -2057,7 +2057,7 @@
             <w:noProof/>
             <w:webHidden/>
           </w:rPr>
-          <w:instrText xml:space="preserve"> PAGEREF _Toc241393784 \h </w:instrText>
+          <w:instrText xml:space="preserve"> PAGEREF _Toc241394111 \h </w:instrText>
         </w:r>
         <w:r>
           <w:rPr>
@@ -2098,7 +2098,7 @@
           <w:noProof/>
         </w:rPr>
       </w:pPr>
-      <w:hyperlink w:anchor="_Toc241393785" w:history="1">
+      <w:hyperlink w:anchor="_Toc241394112" w:history="1">
         <w:r>
           <w:rPr>
             <w:rStyle w:val="Hyperlink"/>
@@ -2125,7 +2125,7 @@
             <w:noProof/>
             <w:webHidden/>
           </w:rPr>
-          <w:instrText xml:space="preserve"> PAGEREF _Toc241393785 \h </w:instrText>
+          <w:instrText xml:space="preserve"> PAGEREF _Toc241394112 \h </w:instrText>
         </w:r>
         <w:r>
           <w:rPr>
@@ -2166,7 +2166,7 @@
           <w:noProof/>
         </w:rPr>
       </w:pPr>
-      <w:hyperlink w:anchor="_Toc241393786" w:history="1">
+      <w:hyperlink w:anchor="_Toc241394113" w:history="1">
         <w:r>
           <w:rPr>
             <w:rStyle w:val="Hyperlink"/>
@@ -2193,7 +2193,7 @@
             <w:noProof/>
             <w:webHidden/>
           </w:rPr>
-          <w:instrText xml:space="preserve"> PAGEREF _Toc241393786 \h </w:instrText>
+          <w:instrText xml:space="preserve"> PAGEREF _Toc241394113 \h </w:instrText>
         </w:r>
         <w:r>
           <w:rPr>
@@ -2234,7 +2234,7 @@
           <w:noProof/>
         </w:rPr>
       </w:pPr>
-      <w:hyperlink w:anchor="_Toc241393787" w:history="1">
+      <w:hyperlink w:anchor="_Toc241394114" w:history="1">
         <w:r>
           <w:rPr>
             <w:rStyle w:val="Hyperlink"/>
@@ -2261,7 +2261,7 @@
             <w:noProof/>
             <w:webHidden/>
           </w:rPr>
-          <w:instrText xml:space="preserve"> PAGEREF _Toc241393787 \h </w:instrText>
+          <w:instrText xml:space="preserve"> PAGEREF _Toc241394114 \h </w:instrText>
         </w:r>
         <w:r>
           <w:rPr>
@@ -2302,7 +2302,7 @@
           <w:noProof/>
         </w:rPr>
       </w:pPr>
-      <w:hyperlink w:anchor="_Toc241393788" w:history="1">
+      <w:hyperlink w:anchor="_Toc241394115" w:history="1">
         <w:r>
           <w:rPr>
             <w:rStyle w:val="Hyperlink"/>
@@ -2329,7 +2329,7 @@
             <w:noProof/>
             <w:webHidden/>
           </w:rPr>
-          <w:instrText xml:space="preserve"> PAGEREF _Toc241393788 \h </w:instrText>
+          <w:instrText xml:space="preserve"> PAGEREF _Toc241394115 \h </w:instrText>
         </w:r>
         <w:r>
           <w:rPr>
@@ -2370,7 +2370,7 @@
           <w:noProof/>
         </w:rPr>
       </w:pPr>
-      <w:hyperlink w:anchor="_Toc241393789" w:history="1">
+      <w:hyperlink w:anchor="_Toc241394116" w:history="1">
         <w:r>
           <w:rPr>
             <w:rStyle w:val="Hyperlink"/>
@@ -2397,7 +2397,7 @@
             <w:noProof/>
             <w:webHidden/>
           </w:rPr>
-          <w:instrText xml:space="preserve"> PAGEREF _Toc241393789 \h </w:instrText>
+          <w:instrText xml:space="preserve"> PAGEREF _Toc241394116 \h </w:instrText>
         </w:r>
         <w:r>
           <w:rPr>
@@ -2438,7 +2438,7 @@
           <w:noProof/>
         </w:rPr>
       </w:pPr>
-      <w:hyperlink w:anchor="_Toc241393790" w:history="1">
+      <w:hyperlink w:anchor="_Toc241394117" w:history="1">
         <w:r>
           <w:rPr>
             <w:rStyle w:val="Hyperlink"/>
@@ -2465,7 +2465,7 @@
             <w:noProof/>
             <w:webHidden/>
           </w:rPr>
-          <w:instrText xml:space="preserve"> PAGEREF _Toc241393790 \h </w:instrText>
+          <w:instrText xml:space="preserve"> PAGEREF _Toc241394117 \h </w:instrText>
         </w:r>
         <w:r>
           <w:rPr>
@@ -2506,7 +2506,7 @@
           <w:noProof/>
         </w:rPr>
       </w:pPr>
-      <w:hyperlink w:anchor="_Toc241393791" w:history="1">
+      <w:hyperlink w:anchor="_Toc241394118" w:history="1">
         <w:r>
           <w:rPr>
             <w:rStyle w:val="Hyperlink"/>
@@ -2533,7 +2533,7 @@
             <w:noProof/>
             <w:webHidden/>
           </w:rPr>
-          <w:instrText xml:space="preserve"> PAGEREF _Toc241393791 \h </w:instrText>
+          <w:instrText xml:space="preserve"> PAGEREF _Toc241394118 \h </w:instrText>
         </w:r>
         <w:r>
           <w:rPr>
@@ -2574,7 +2574,7 @@
           <w:noProof/>
         </w:rPr>
       </w:pPr>
-      <w:hyperlink w:anchor="_Toc241393792" w:history="1">
+      <w:hyperlink w:anchor="_Toc241394119" w:history="1">
         <w:r>
           <w:rPr>
             <w:rStyle w:val="Hyperlink"/>
@@ -2601,7 +2601,7 @@
             <w:noProof/>
             <w:webHidden/>
           </w:rPr>
-          <w:instrText xml:space="preserve"> PAGEREF _Toc241393792 \h </w:instrText>
+          <w:instrText xml:space="preserve"> PAGEREF _Toc241394119 \h </w:instrText>
         </w:r>
         <w:r>
           <w:rPr>
@@ -2642,7 +2642,7 @@
           <w:noProof/>
         </w:rPr>
       </w:pPr>
-      <w:hyperlink w:anchor="_Toc241393793" w:history="1">
+      <w:hyperlink w:anchor="_Toc241394120" w:history="1">
         <w:r>
           <w:rPr>
             <w:rStyle w:val="Hyperlink"/>
@@ -2669,7 +2669,7 @@
             <w:noProof/>
             <w:webHidden/>
           </w:rPr>
-          <w:instrText xml:space="preserve"> PAGEREF _Toc241393793 \h </w:instrText>
+          <w:instrText xml:space="preserve"> PAGEREF _Toc241394120 \h </w:instrText>
         </w:r>
         <w:r>
           <w:rPr>
@@ -2710,7 +2710,7 @@
           <w:noProof/>
         </w:rPr>
       </w:pPr>
-      <w:hyperlink w:anchor="_Toc241393794" w:history="1">
+      <w:hyperlink w:anchor="_Toc241394121" w:history="1">
         <w:r>
           <w:rPr>
             <w:rStyle w:val="Hyperlink"/>
@@ -2737,7 +2737,7 @@
             <w:noProof/>
             <w:webHidden/>
           </w:rPr>
-          <w:instrText xml:space="preserve"> PAGEREF _Toc241393794 \h </w:instrText>
+          <w:instrText xml:space="preserve"> PAGEREF _Toc241394121 \h </w:instrText>
         </w:r>
         <w:r>
           <w:rPr>
@@ -2778,7 +2778,7 @@
           <w:noProof/>
         </w:rPr>
       </w:pPr>
-      <w:hyperlink w:anchor="_Toc241393795" w:history="1">
+      <w:hyperlink w:anchor="_Toc241394122" w:history="1">
         <w:r>
           <w:rPr>
             <w:rStyle w:val="Hyperlink"/>
@@ -2805,7 +2805,7 @@
             <w:noProof/>
             <w:webHidden/>
           </w:rPr>
-          <w:instrText xml:space="preserve"> PAGEREF _Toc241393795 \h </w:instrText>
+          <w:instrText xml:space="preserve"> PAGEREF _Toc241394122 \h </w:instrText>
         </w:r>
         <w:r>
           <w:rPr>
@@ -2846,7 +2846,7 @@
           <w:noProof/>
         </w:rPr>
       </w:pPr>
-      <w:hyperlink w:anchor="_Toc241393796" w:history="1">
+      <w:hyperlink w:anchor="_Toc241394123" w:history="1">
         <w:r>
           <w:rPr>
             <w:rStyle w:val="Hyperlink"/>
@@ -2873,7 +2873,7 @@
             <w:noProof/>
             <w:webHidden/>
           </w:rPr>
-          <w:instrText xml:space="preserve"> PAGEREF _Toc241393796 \h </w:instrText>
+          <w:instrText xml:space="preserve"> PAGEREF _Toc241394123 \h </w:instrText>
         </w:r>
         <w:r>
           <w:rPr>
@@ -2914,7 +2914,7 @@
           <w:noProof/>
         </w:rPr>
       </w:pPr>
-      <w:hyperlink w:anchor="_Toc241393797" w:history="1">
+      <w:hyperlink w:anchor="_Toc241394124" w:history="1">
         <w:r>
           <w:rPr>
             <w:rStyle w:val="Hyperlink"/>
@@ -2941,7 +2941,7 @@
             <w:noProof/>
             <w:webHidden/>
           </w:rPr>
-          <w:instrText xml:space="preserve"> PAGEREF _Toc241393797 \h </w:instrText>
+          <w:instrText xml:space="preserve"> PAGEREF _Toc241394124 \h </w:instrText>
         </w:r>
         <w:r>
           <w:rPr>
@@ -2982,7 +2982,7 @@
           <w:noProof/>
         </w:rPr>
       </w:pPr>
-      <w:hyperlink w:anchor="_Toc241393798" w:history="1">
+      <w:hyperlink w:anchor="_Toc241394125" w:history="1">
         <w:r>
           <w:rPr>
             <w:rStyle w:val="Hyperlink"/>
@@ -3009,7 +3009,7 @@
             <w:noProof/>
             <w:webHidden/>
           </w:rPr>
-          <w:instrText xml:space="preserve"> PAGEREF _Toc241393798 \h </w:instrText>
+          <w:instrText xml:space="preserve"> PAGEREF _Toc241394125 \h </w:instrText>
         </w:r>
         <w:r>
           <w:rPr>
@@ -3050,7 +3050,7 @@
           <w:noProof/>
         </w:rPr>
       </w:pPr>
-      <w:hyperlink w:anchor="_Toc241393799" w:history="1">
+      <w:hyperlink w:anchor="_Toc241394126" w:history="1">
         <w:r>
           <w:rPr>
             <w:rStyle w:val="Hyperlink"/>
@@ -3077,7 +3077,7 @@
             <w:noProof/>
             <w:webHidden/>
           </w:rPr>
-          <w:instrText xml:space="preserve"> PAGEREF _Toc241393799 \h </w:instrText>
+          <w:instrText xml:space="preserve"> PAGEREF _Toc241394126 \h </w:instrText>
         </w:r>
         <w:r>
           <w:rPr>
@@ -3122,7 +3122,7 @@
       <w:pPr>
         <w:pStyle w:val="Ttulo1"/>
       </w:pPr>
-      <w:bookmarkStart w:id="0" w:name="_Toc241393757"/>
+      <w:bookmarkStart w:id="0" w:name="_Toc241394084"/>
       <w:r>
         <w:lastRenderedPageBreak/>
         <w:t>Parte 1 — Instalação</w:t>
@@ -3133,7 +3133,7 @@
       <w:pPr>
         <w:pStyle w:val="Ttulo2"/>
       </w:pPr>
-      <w:bookmarkStart w:id="1" w:name="_Toc241393758"/>
+      <w:bookmarkStart w:id="1" w:name="_Toc241394085"/>
       <w:r>
         <w:t>1.0 Antes de começar</w:t>
       </w:r>
@@ -4824,7 +4824,7 @@
       <w:pPr>
         <w:pStyle w:val="Ttulo2"/>
       </w:pPr>
-      <w:bookmarkStart w:id="2" w:name="_Toc241393759"/>
+      <w:bookmarkStart w:id="2" w:name="_Toc241394086"/>
       <w:r>
         <w:t>1.1 Criar o banco de dados</w:t>
       </w:r>
@@ -5153,7 +5153,7 @@
       <w:pPr>
         <w:pStyle w:val="Ttulo2"/>
       </w:pPr>
-      <w:bookmarkStart w:id="3" w:name="_Toc241393760"/>
+      <w:bookmarkStart w:id="3" w:name="_Toc241394087"/>
       <w:r>
         <w:t>1.2 Criar o e-mail da loja</w:t>
       </w:r>
@@ -5439,7 +5439,7 @@
       <w:pPr>
         <w:pStyle w:val="Ttulo2"/>
       </w:pPr>
-      <w:bookmarkStart w:id="4" w:name="_Toc241393761"/>
+      <w:bookmarkStart w:id="4" w:name="_Toc241394088"/>
       <w:r>
         <w:t>1.3 Escolher a versão do PHP</w:t>
       </w:r>
@@ -5729,7 +5729,7 @@
       <w:pPr>
         <w:pStyle w:val="Ttulo2"/>
       </w:pPr>
-      <w:bookmarkStart w:id="5" w:name="_Toc241393762"/>
+      <w:bookmarkStart w:id="5" w:name="_Toc241394089"/>
       <w:r>
         <w:t xml:space="preserve">1.4 Enviar e extrair o pacote no </w:t>
       </w:r>
@@ -6435,7 +6435,7 @@
       <w:pPr>
         <w:pStyle w:val="Ttulo2"/>
       </w:pPr>
-      <w:bookmarkStart w:id="6" w:name="_Toc241393763"/>
+      <w:bookmarkStart w:id="6" w:name="_Toc241394090"/>
       <w:r>
         <w:t>1.5 Ativar o HTTPS (cadeado)</w:t>
       </w:r>
@@ -6566,7 +6566,7 @@
       <w:pPr>
         <w:pStyle w:val="Ttulo2"/>
       </w:pPr>
-      <w:bookmarkStart w:id="7" w:name="_Toc241393764"/>
+      <w:bookmarkStart w:id="7" w:name="_Toc241394091"/>
       <w:r>
         <w:t>1.6 Conferir a proteção</w:t>
       </w:r>
@@ -6988,7 +6988,7 @@
       <w:pPr>
         <w:pStyle w:val="Ttulo2"/>
       </w:pPr>
-      <w:bookmarkStart w:id="8" w:name="_Toc241393765"/>
+      <w:bookmarkStart w:id="8" w:name="_Toc241394092"/>
       <w:r>
         <w:t>1.7 Instalar pelo assistente</w:t>
       </w:r>
@@ -7589,7 +7589,7 @@
         <w:rPr>
           <w:sz w:val="20"/>
         </w:rPr>
-        <w:t xml:space="preserve"> Com a caixa marcada, o assistente cria 34 produtos com fotos, 31 categorias, 16 clientes e 29 pedidos em todas as etapas (pagamento, produção, envio, entregues e cancelados). Nenhum e-mail é enviado a esses clientes fictícios. Serve para conhecer cada tela com dados de exemplo. Quando for cadastrar os seus produtos, apague tudo em </w:t>
+        <w:t xml:space="preserve"> Com a caixa marcada, o assistente cria 34 produtos com fotos, 32 categorias (7 principais e 25 subcategorias), 16 clientes e 29 pedidos em todas as etapas (pagamento, produção, envio, entregues e cancelados). Nenhum e-mail é enviado a esses clientes fictícios. Serve para conhecer cada tela com dados de exemplo. Quando for cadastrar os seus produtos, apague tudo em </w:t>
       </w:r>
       <w:r>
         <w:rPr>
@@ -7926,7 +7926,7 @@
       <w:pPr>
         <w:pStyle w:val="Ttulo2"/>
       </w:pPr>
-      <w:bookmarkStart w:id="9" w:name="_Toc241393766"/>
+      <w:bookmarkStart w:id="9" w:name="_Toc241394093"/>
       <w:r>
         <w:t>1.8 Primeiro acesso ao painel</w:t>
       </w:r>
@@ -8272,7 +8272,7 @@
       <w:pPr>
         <w:pStyle w:val="Ttulo2"/>
       </w:pPr>
-      <w:bookmarkStart w:id="10" w:name="_Toc241393767"/>
+      <w:bookmarkStart w:id="10" w:name="_Toc241394094"/>
       <w:r>
         <w:t xml:space="preserve">1.9 Apontar o domínio para </w:t>
       </w:r>
@@ -8645,7 +8645,7 @@
       <w:pPr>
         <w:pStyle w:val="Ttulo2"/>
       </w:pPr>
-      <w:bookmarkStart w:id="11" w:name="_Toc241393768"/>
+      <w:bookmarkStart w:id="11" w:name="_Toc241394095"/>
       <w:r>
         <w:t xml:space="preserve">1.10 Completar a configuração (arquivo </w:t>
       </w:r>
@@ -9502,7 +9502,7 @@
       <w:pPr>
         <w:pStyle w:val="Ttulo2"/>
       </w:pPr>
-      <w:bookmarkStart w:id="12" w:name="_Toc241393769"/>
+      <w:bookmarkStart w:id="12" w:name="_Toc241394096"/>
       <w:r>
         <w:t>1.11 Ligar as tarefas automáticas</w:t>
       </w:r>
@@ -9867,7 +9867,7 @@
       <w:pPr>
         <w:pStyle w:val="Ttulo2"/>
       </w:pPr>
-      <w:bookmarkStart w:id="13" w:name="_Toc241393770"/>
+      <w:bookmarkStart w:id="13" w:name="_Toc241394097"/>
       <w:r>
         <w:t>1.12 Conectar o Mercado Pago</w:t>
       </w:r>
@@ -10212,7 +10212,7 @@
       <w:pPr>
         <w:pStyle w:val="Ttulo2"/>
       </w:pPr>
-      <w:bookmarkStart w:id="14" w:name="_Toc241393771"/>
+      <w:bookmarkStart w:id="14" w:name="_Toc241394098"/>
       <w:r>
         <w:lastRenderedPageBreak/>
         <w:t>1.13 Ajustar a tabela de frete</w:t>
@@ -10802,7 +10802,7 @@
       <w:pPr>
         <w:pStyle w:val="Ttulo2"/>
       </w:pPr>
-      <w:bookmarkStart w:id="15" w:name="_Toc241393772"/>
+      <w:bookmarkStart w:id="15" w:name="_Toc241394099"/>
       <w:r>
         <w:t>1.14 Monitoramento (recomendado)</w:t>
       </w:r>
@@ -10947,7 +10947,7 @@
       <w:pPr>
         <w:pStyle w:val="Ttulo2"/>
       </w:pPr>
-      <w:bookmarkStart w:id="16" w:name="_Toc241393773"/>
+      <w:bookmarkStart w:id="16" w:name="_Toc241394100"/>
       <w:r>
         <w:t>1.15 Compra de teste</w:t>
       </w:r>
@@ -11313,7 +11313,7 @@
       <w:pPr>
         <w:pStyle w:val="Ttulo2"/>
       </w:pPr>
-      <w:bookmarkStart w:id="17" w:name="_Toc241393774"/>
+      <w:bookmarkStart w:id="17" w:name="_Toc241394101"/>
       <w:r>
         <w:t>1.16 Checklist final: loja pronta para vender</w:t>
       </w:r>
@@ -11761,7 +11761,7 @@
       <w:pPr>
         <w:pStyle w:val="Ttulo1"/>
       </w:pPr>
-      <w:bookmarkStart w:id="18" w:name="_Toc241393775"/>
+      <w:bookmarkStart w:id="18" w:name="_Toc241394102"/>
       <w:r>
         <w:lastRenderedPageBreak/>
         <w:t>Parte 2 — Uso do sistema</w:t>
@@ -11772,7 +11772,7 @@
       <w:pPr>
         <w:pStyle w:val="Ttulo2"/>
       </w:pPr>
-      <w:bookmarkStart w:id="19" w:name="_Toc241393776"/>
+      <w:bookmarkStart w:id="19" w:name="_Toc241394103"/>
       <w:r>
         <w:t>2.0 Quem faz o quê</w:t>
       </w:r>
@@ -12115,7 +12115,7 @@
       <w:pPr>
         <w:pStyle w:val="Ttulo2"/>
       </w:pPr>
-      <w:bookmarkStart w:id="20" w:name="_Toc241393777"/>
+      <w:bookmarkStart w:id="20" w:name="_Toc241394104"/>
       <w:r>
         <w:t>2.1 Primeiro dia (proprietário)</w:t>
       </w:r>
@@ -12432,7 +12432,7 @@
       <w:pPr>
         <w:pStyle w:val="Ttulo2"/>
       </w:pPr>
-      <w:bookmarkStart w:id="21" w:name="_Toc241393778"/>
+      <w:bookmarkStart w:id="21" w:name="_Toc241394105"/>
       <w:r>
         <w:t>2.2 Cadastro: a ordem que funciona</w:t>
       </w:r>
@@ -12507,7 +12507,7 @@
       <w:pPr>
         <w:pStyle w:val="Ttulo2"/>
       </w:pPr>
-      <w:bookmarkStart w:id="22" w:name="_Toc241393779"/>
+      <w:bookmarkStart w:id="22" w:name="_Toc241394106"/>
       <w:r>
         <w:t>2.3 Categorias (gestor)</w:t>
       </w:r>
@@ -12564,7 +12564,7 @@
       <w:pPr>
         <w:pStyle w:val="Ttulo2"/>
       </w:pPr>
-      <w:bookmarkStart w:id="23" w:name="_Toc241393780"/>
+      <w:bookmarkStart w:id="23" w:name="_Toc241394107"/>
       <w:r>
         <w:t>2.4 Produto (gestor)</w:t>
       </w:r>
@@ -13142,7 +13142,7 @@
       <w:pPr>
         <w:pStyle w:val="Ttulo2"/>
       </w:pPr>
-      <w:bookmarkStart w:id="24" w:name="_Toc241393781"/>
+      <w:bookmarkStart w:id="24" w:name="_Toc241394108"/>
       <w:r>
         <w:t>2.5 Variações (gestor)</w:t>
       </w:r>
@@ -13355,7 +13355,7 @@
       <w:pPr>
         <w:pStyle w:val="Ttulo2"/>
       </w:pPr>
-      <w:bookmarkStart w:id="25" w:name="_Toc241393782"/>
+      <w:bookmarkStart w:id="25" w:name="_Toc241394109"/>
       <w:r>
         <w:t>2.6 Personalização (gestor)</w:t>
       </w:r>
@@ -13789,7 +13789,7 @@
       <w:pPr>
         <w:pStyle w:val="Ttulo2"/>
       </w:pPr>
-      <w:bookmarkStart w:id="26" w:name="_Toc241393783"/>
+      <w:bookmarkStart w:id="26" w:name="_Toc241394110"/>
       <w:r>
         <w:t>2.7 Materiais e ficha de produção (gestor ou produção)</w:t>
       </w:r>
@@ -14185,7 +14185,7 @@
       <w:pPr>
         <w:pStyle w:val="Ttulo2"/>
       </w:pPr>
-      <w:bookmarkStart w:id="27" w:name="_Toc241393784"/>
+      <w:bookmarkStart w:id="27" w:name="_Toc241394111"/>
       <w:r>
         <w:t>2.8 Cupons (gestor)</w:t>
       </w:r>
@@ -14316,7 +14316,7 @@
       <w:pPr>
         <w:pStyle w:val="Ttulo2"/>
       </w:pPr>
-      <w:bookmarkStart w:id="28" w:name="_Toc241393785"/>
+      <w:bookmarkStart w:id="28" w:name="_Toc241394112"/>
       <w:r>
         <w:t>2.9 O caminho de um pedido</w:t>
       </w:r>
@@ -14543,7 +14543,7 @@
       <w:pPr>
         <w:pStyle w:val="Ttulo2"/>
       </w:pPr>
-      <w:bookmarkStart w:id="29" w:name="_Toc241393786"/>
+      <w:bookmarkStart w:id="29" w:name="_Toc241394113"/>
       <w:r>
         <w:t>2.10 Produção: a fila da oficina (produção ou gestor)</w:t>
       </w:r>
@@ -15031,7 +15031,7 @@
       <w:pPr>
         <w:pStyle w:val="Ttulo2"/>
       </w:pPr>
-      <w:bookmarkStart w:id="30" w:name="_Toc241393787"/>
+      <w:bookmarkStart w:id="30" w:name="_Toc241394114"/>
       <w:r>
         <w:t>2.11 Expedição (produção ou gestor)</w:t>
       </w:r>
@@ -15203,7 +15203,7 @@
       <w:pPr>
         <w:pStyle w:val="Ttulo2"/>
       </w:pPr>
-      <w:bookmarkStart w:id="31" w:name="_Toc241393788"/>
+      <w:bookmarkStart w:id="31" w:name="_Toc241394115"/>
       <w:r>
         <w:t>2.12 Atendimento (atendimento, gestor)</w:t>
       </w:r>
@@ -15507,7 +15507,7 @@
       <w:pPr>
         <w:pStyle w:val="Ttulo2"/>
       </w:pPr>
-      <w:bookmarkStart w:id="32" w:name="_Toc241393789"/>
+      <w:bookmarkStart w:id="32" w:name="_Toc241394116"/>
       <w:r>
         <w:t>2.13 Cancelar um pedido e estornar (gestor)</w:t>
       </w:r>
@@ -15651,7 +15651,7 @@
       <w:pPr>
         <w:pStyle w:val="Ttulo2"/>
       </w:pPr>
-      <w:bookmarkStart w:id="33" w:name="_Toc241393790"/>
+      <w:bookmarkStart w:id="33" w:name="_Toc241394117"/>
       <w:r>
         <w:t>2.14 Pedidos de dados pessoais — LGPD (proprietário)</w:t>
       </w:r>
@@ -15819,7 +15819,7 @@
       <w:pPr>
         <w:pStyle w:val="Ttulo2"/>
       </w:pPr>
-      <w:bookmarkStart w:id="34" w:name="_Toc241393791"/>
+      <w:bookmarkStart w:id="34" w:name="_Toc241394118"/>
       <w:r>
         <w:t>2.15 Senhas e acessos</w:t>
       </w:r>
@@ -15985,7 +15985,7 @@
       <w:pPr>
         <w:pStyle w:val="Ttulo2"/>
       </w:pPr>
-      <w:bookmarkStart w:id="35" w:name="_Toc241393792"/>
+      <w:bookmarkStart w:id="35" w:name="_Toc241394119"/>
       <w:r>
         <w:t>2.16 Rotinas</w:t>
       </w:r>
@@ -16689,7 +16689,7 @@
       <w:pPr>
         <w:pStyle w:val="Ttulo2"/>
       </w:pPr>
-      <w:bookmarkStart w:id="36" w:name="_Toc241393793"/>
+      <w:bookmarkStart w:id="36" w:name="_Toc241394120"/>
       <w:r>
         <w:t>2.17 Atualizar a loja (nova versão)</w:t>
       </w:r>
@@ -17123,7 +17123,7 @@
       <w:pPr>
         <w:pStyle w:val="Ttulo2"/>
       </w:pPr>
-      <w:bookmarkStart w:id="37" w:name="_Toc241393794"/>
+      <w:bookmarkStart w:id="37" w:name="_Toc241394121"/>
       <w:r>
         <w:lastRenderedPageBreak/>
         <w:t>2.18 Problemas comuns</w:t>
@@ -17844,7 +17844,7 @@
       <w:pPr>
         <w:pStyle w:val="Ttulo2"/>
       </w:pPr>
-      <w:bookmarkStart w:id="38" w:name="_Toc241393795"/>
+      <w:bookmarkStart w:id="38" w:name="_Toc241394122"/>
       <w:r>
         <w:t>2.19 Configuração em arquivo (YAML)</w:t>
       </w:r>
@@ -18094,7 +18094,7 @@
       <w:pPr>
         <w:pStyle w:val="Ttulo2"/>
       </w:pPr>
-      <w:bookmarkStart w:id="39" w:name="_Toc241393796"/>
+      <w:bookmarkStart w:id="39" w:name="_Toc241394123"/>
       <w:r>
         <w:t>2.20 Restaurar um backup (proprietário)</w:t>
       </w:r>
@@ -18374,7 +18374,7 @@
       <w:pPr>
         <w:pStyle w:val="Ttulo2"/>
       </w:pPr>
-      <w:bookmarkStart w:id="40" w:name="_Toc241393797"/>
+      <w:bookmarkStart w:id="40" w:name="_Toc241394124"/>
       <w:r>
         <w:t>2.21 Visão geral do painel</w:t>
       </w:r>
@@ -18541,7 +18541,7 @@
       <w:pPr>
         <w:pStyle w:val="Ttulo2"/>
       </w:pPr>
-      <w:bookmarkStart w:id="41" w:name="_Toc241393798"/>
+      <w:bookmarkStart w:id="41" w:name="_Toc241394125"/>
       <w:r>
         <w:lastRenderedPageBreak/>
         <w:t>2.22 Estoque (gestor ou produção)</w:t>
@@ -18802,7 +18802,7 @@
       <w:pPr>
         <w:pStyle w:val="Ttulo2"/>
       </w:pPr>
-      <w:bookmarkStart w:id="42" w:name="_Toc241393799"/>
+      <w:bookmarkStart w:id="42" w:name="_Toc241394126"/>
       <w:r>
         <w:t>2.23 Relatórios (gestor ou proprietário)</w:t>
       </w:r>
@@ -19405,31 +19405,31 @@
       </w:rPr>
     </w:lvl>
   </w:abstractNum>
-  <w:num w:numId="1" w16cid:durableId="16002440">
+  <w:num w:numId="1" w16cid:durableId="2022662952">
     <w:abstractNumId w:val="8"/>
   </w:num>
-  <w:num w:numId="2" w16cid:durableId="687561141">
+  <w:num w:numId="2" w16cid:durableId="1570505098">
     <w:abstractNumId w:val="6"/>
   </w:num>
-  <w:num w:numId="3" w16cid:durableId="1476986671">
+  <w:num w:numId="3" w16cid:durableId="1005984510">
     <w:abstractNumId w:val="5"/>
   </w:num>
-  <w:num w:numId="4" w16cid:durableId="1007630613">
+  <w:num w:numId="4" w16cid:durableId="1235386039">
     <w:abstractNumId w:val="4"/>
   </w:num>
-  <w:num w:numId="5" w16cid:durableId="1580675795">
+  <w:num w:numId="5" w16cid:durableId="1091704182">
     <w:abstractNumId w:val="7"/>
   </w:num>
-  <w:num w:numId="6" w16cid:durableId="1975986178">
+  <w:num w:numId="6" w16cid:durableId="1585332026">
     <w:abstractNumId w:val="3"/>
   </w:num>
-  <w:num w:numId="7" w16cid:durableId="229005641">
+  <w:num w:numId="7" w16cid:durableId="1409304847">
     <w:abstractNumId w:val="2"/>
   </w:num>
-  <w:num w:numId="8" w16cid:durableId="1001739872">
+  <w:num w:numId="8" w16cid:durableId="1781604284">
     <w:abstractNumId w:val="1"/>
   </w:num>
-  <w:num w:numId="9" w16cid:durableId="1644240069">
+  <w:num w:numId="9" w16cid:durableId="1996031139">
     <w:abstractNumId w:val="0"/>
   </w:num>
 </w:numbering>
@@ -30822,7 +30822,7 @@
     <w:autoRedefine/>
     <w:uiPriority w:val="39"/>
     <w:unhideWhenUsed/>
-    <w:rsid w:val="003F0B91"/>
+    <w:rsid w:val="007F059A"/>
     <w:pPr>
       <w:spacing w:after="100"/>
     </w:pPr>
@@ -30834,7 +30834,7 @@
     <w:autoRedefine/>
     <w:uiPriority w:val="39"/>
     <w:unhideWhenUsed/>
-    <w:rsid w:val="003F0B91"/>
+    <w:rsid w:val="007F059A"/>
     <w:pPr>
       <w:spacing w:after="100"/>
       <w:ind w:left="210"/>
@@ -30845,7 +30845,7 @@
     <w:basedOn w:val="Fontepargpadro"/>
     <w:uiPriority w:val="99"/>
     <w:unhideWhenUsed/>
-    <w:rsid w:val="003F0B91"/>
+    <w:rsid w:val="007F059A"/>
     <w:rPr>
       <w:color w:val="0000FF" w:themeColor="hyperlink"/>
       <w:u w:val="single"/>

--- a/docs/18-guia-de-instalacao-e-uso.docx
+++ b/docs/18-guia-de-instalacao-e-uso.docx
@@ -56,7 +56,7 @@
         <w:rPr>
           <w:sz w:val="23"/>
         </w:rPr>
-        <w:t>Guia passo a passo para colocar a loja G-Nesting no ar e usá-la no dia a dia. Os detalhes técnicos de cada assunto estão nos documentos citados entre parênteses; para instalar e usar, este guia basta. assistente da loja. Não precisa de Terminal, programação nem GitHub. equipe faz.</w:t>
+        <w:t>Guia passo a passo para colocar a loja G-Nesting no ar e usá-la no dia a dia. Os detalhes técnicos de cada assunto estão nos documentos citados entre parênteses; para instalar e usar, este guia basta. assistente da loja. Não precisa de Terminal, programação nem GitHub. com o que cada pessoa da equipe faz.</w:t>
       </w:r>
     </w:p>
     <w:p>
@@ -99,7 +99,7 @@
         <w:rPr>
           <w:sz w:val="23"/>
         </w:rPr>
-        <w:t xml:space="preserve"> cadastro, pedidos, produção, estoque, expedição, relatórios e rotinas, com o que cada pessoa da</w:t>
+        <w:t xml:space="preserve"> cadastro, pedidos, produção, estoque, expedição, relatórios, o aplicativo no celular e as rotinas,</w:t>
       </w:r>
     </w:p>
     <w:p/>
@@ -156,7 +156,7 @@
       <w:r>
         <w:fldChar w:fldCharType="separate"/>
       </w:r>
-      <w:hyperlink w:anchor="_Toc241394084" w:history="1">
+      <w:hyperlink w:anchor="_Toc241400819" w:history="1">
         <w:r>
           <w:rPr>
             <w:rStyle w:val="Hyperlink"/>
@@ -183,7 +183,7 @@
             <w:noProof/>
             <w:webHidden/>
           </w:rPr>
-          <w:instrText xml:space="preserve"> PAGEREF _Toc241394084 \h </w:instrText>
+          <w:instrText xml:space="preserve"> PAGEREF _Toc241400819 \h </w:instrText>
         </w:r>
         <w:r>
           <w:rPr>
@@ -224,7 +224,7 @@
           <w:noProof/>
         </w:rPr>
       </w:pPr>
-      <w:hyperlink w:anchor="_Toc241394085" w:history="1">
+      <w:hyperlink w:anchor="_Toc241400820" w:history="1">
         <w:r>
           <w:rPr>
             <w:rStyle w:val="Hyperlink"/>
@@ -251,7 +251,7 @@
             <w:noProof/>
             <w:webHidden/>
           </w:rPr>
-          <w:instrText xml:space="preserve"> PAGEREF _Toc241394085 \h </w:instrText>
+          <w:instrText xml:space="preserve"> PAGEREF _Toc241400820 \h </w:instrText>
         </w:r>
         <w:r>
           <w:rPr>
@@ -292,7 +292,7 @@
           <w:noProof/>
         </w:rPr>
       </w:pPr>
-      <w:hyperlink w:anchor="_Toc241394086" w:history="1">
+      <w:hyperlink w:anchor="_Toc241400821" w:history="1">
         <w:r>
           <w:rPr>
             <w:rStyle w:val="Hyperlink"/>
@@ -319,7 +319,7 @@
             <w:noProof/>
             <w:webHidden/>
           </w:rPr>
-          <w:instrText xml:space="preserve"> PAGEREF _Toc241394086 \h </w:instrText>
+          <w:instrText xml:space="preserve"> PAGEREF _Toc241400821 \h </w:instrText>
         </w:r>
         <w:r>
           <w:rPr>
@@ -360,7 +360,7 @@
           <w:noProof/>
         </w:rPr>
       </w:pPr>
-      <w:hyperlink w:anchor="_Toc241394087" w:history="1">
+      <w:hyperlink w:anchor="_Toc241400822" w:history="1">
         <w:r>
           <w:rPr>
             <w:rStyle w:val="Hyperlink"/>
@@ -387,7 +387,7 @@
             <w:noProof/>
             <w:webHidden/>
           </w:rPr>
-          <w:instrText xml:space="preserve"> PAGEREF _Toc241394087 \h </w:instrText>
+          <w:instrText xml:space="preserve"> PAGEREF _Toc241400822 \h </w:instrText>
         </w:r>
         <w:r>
           <w:rPr>
@@ -428,7 +428,7 @@
           <w:noProof/>
         </w:rPr>
       </w:pPr>
-      <w:hyperlink w:anchor="_Toc241394088" w:history="1">
+      <w:hyperlink w:anchor="_Toc241400823" w:history="1">
         <w:r>
           <w:rPr>
             <w:rStyle w:val="Hyperlink"/>
@@ -455,7 +455,7 @@
             <w:noProof/>
             <w:webHidden/>
           </w:rPr>
-          <w:instrText xml:space="preserve"> PAGEREF _Toc241394088 \h </w:instrText>
+          <w:instrText xml:space="preserve"> PAGEREF _Toc241400823 \h </w:instrText>
         </w:r>
         <w:r>
           <w:rPr>
@@ -496,7 +496,7 @@
           <w:noProof/>
         </w:rPr>
       </w:pPr>
-      <w:hyperlink w:anchor="_Toc241394089" w:history="1">
+      <w:hyperlink w:anchor="_Toc241400824" w:history="1">
         <w:r>
           <w:rPr>
             <w:rStyle w:val="Hyperlink"/>
@@ -531,7 +531,7 @@
             <w:noProof/>
             <w:webHidden/>
           </w:rPr>
-          <w:instrText xml:space="preserve"> PAGEREF _Toc241394089 \h </w:instrText>
+          <w:instrText xml:space="preserve"> PAGEREF _Toc241400824 \h </w:instrText>
         </w:r>
         <w:r>
           <w:rPr>
@@ -572,7 +572,7 @@
           <w:noProof/>
         </w:rPr>
       </w:pPr>
-      <w:hyperlink w:anchor="_Toc241394090" w:history="1">
+      <w:hyperlink w:anchor="_Toc241400825" w:history="1">
         <w:r>
           <w:rPr>
             <w:rStyle w:val="Hyperlink"/>
@@ -599,7 +599,7 @@
             <w:noProof/>
             <w:webHidden/>
           </w:rPr>
-          <w:instrText xml:space="preserve"> PAGEREF _Toc241394090 \h </w:instrText>
+          <w:instrText xml:space="preserve"> PAGEREF _Toc241400825 \h </w:instrText>
         </w:r>
         <w:r>
           <w:rPr>
@@ -640,7 +640,7 @@
           <w:noProof/>
         </w:rPr>
       </w:pPr>
-      <w:hyperlink w:anchor="_Toc241394091" w:history="1">
+      <w:hyperlink w:anchor="_Toc241400826" w:history="1">
         <w:r>
           <w:rPr>
             <w:rStyle w:val="Hyperlink"/>
@@ -667,7 +667,7 @@
             <w:noProof/>
             <w:webHidden/>
           </w:rPr>
-          <w:instrText xml:space="preserve"> PAGEREF _Toc241394091 \h </w:instrText>
+          <w:instrText xml:space="preserve"> PAGEREF _Toc241400826 \h </w:instrText>
         </w:r>
         <w:r>
           <w:rPr>
@@ -708,7 +708,7 @@
           <w:noProof/>
         </w:rPr>
       </w:pPr>
-      <w:hyperlink w:anchor="_Toc241394092" w:history="1">
+      <w:hyperlink w:anchor="_Toc241400827" w:history="1">
         <w:r>
           <w:rPr>
             <w:rStyle w:val="Hyperlink"/>
@@ -735,7 +735,7 @@
             <w:noProof/>
             <w:webHidden/>
           </w:rPr>
-          <w:instrText xml:space="preserve"> PAGEREF _Toc241394092 \h </w:instrText>
+          <w:instrText xml:space="preserve"> PAGEREF _Toc241400827 \h </w:instrText>
         </w:r>
         <w:r>
           <w:rPr>
@@ -776,7 +776,7 @@
           <w:noProof/>
         </w:rPr>
       </w:pPr>
-      <w:hyperlink w:anchor="_Toc241394093" w:history="1">
+      <w:hyperlink w:anchor="_Toc241400828" w:history="1">
         <w:r>
           <w:rPr>
             <w:rStyle w:val="Hyperlink"/>
@@ -803,7 +803,7 @@
             <w:noProof/>
             <w:webHidden/>
           </w:rPr>
-          <w:instrText xml:space="preserve"> PAGEREF _Toc241394093 \h </w:instrText>
+          <w:instrText xml:space="preserve"> PAGEREF _Toc241400828 \h </w:instrText>
         </w:r>
         <w:r>
           <w:rPr>
@@ -844,7 +844,7 @@
           <w:noProof/>
         </w:rPr>
       </w:pPr>
-      <w:hyperlink w:anchor="_Toc241394094" w:history="1">
+      <w:hyperlink w:anchor="_Toc241400829" w:history="1">
         <w:r>
           <w:rPr>
             <w:rStyle w:val="Hyperlink"/>
@@ -886,7 +886,7 @@
             <w:noProof/>
             <w:webHidden/>
           </w:rPr>
-          <w:instrText xml:space="preserve"> PAGEREF _Toc241394094 \h </w:instrText>
+          <w:instrText xml:space="preserve"> PAGEREF _Toc241400829 \h </w:instrText>
         </w:r>
         <w:r>
           <w:rPr>
@@ -927,7 +927,7 @@
           <w:noProof/>
         </w:rPr>
       </w:pPr>
-      <w:hyperlink w:anchor="_Toc241394095" w:history="1">
+      <w:hyperlink w:anchor="_Toc241400830" w:history="1">
         <w:r>
           <w:rPr>
             <w:rStyle w:val="Hyperlink"/>
@@ -969,7 +969,7 @@
             <w:noProof/>
             <w:webHidden/>
           </w:rPr>
-          <w:instrText xml:space="preserve"> PAGEREF _Toc241394095 \h </w:instrText>
+          <w:instrText xml:space="preserve"> PAGEREF _Toc241400830 \h </w:instrText>
         </w:r>
         <w:r>
           <w:rPr>
@@ -1010,7 +1010,7 @@
           <w:noProof/>
         </w:rPr>
       </w:pPr>
-      <w:hyperlink w:anchor="_Toc241394096" w:history="1">
+      <w:hyperlink w:anchor="_Toc241400831" w:history="1">
         <w:r>
           <w:rPr>
             <w:rStyle w:val="Hyperlink"/>
@@ -1037,7 +1037,7 @@
             <w:noProof/>
             <w:webHidden/>
           </w:rPr>
-          <w:instrText xml:space="preserve"> PAGEREF _Toc241394096 \h </w:instrText>
+          <w:instrText xml:space="preserve"> PAGEREF _Toc241400831 \h </w:instrText>
         </w:r>
         <w:r>
           <w:rPr>
@@ -1078,7 +1078,7 @@
           <w:noProof/>
         </w:rPr>
       </w:pPr>
-      <w:hyperlink w:anchor="_Toc241394097" w:history="1">
+      <w:hyperlink w:anchor="_Toc241400832" w:history="1">
         <w:r>
           <w:rPr>
             <w:rStyle w:val="Hyperlink"/>
@@ -1105,7 +1105,7 @@
             <w:noProof/>
             <w:webHidden/>
           </w:rPr>
-          <w:instrText xml:space="preserve"> PAGEREF _Toc241394097 \h </w:instrText>
+          <w:instrText xml:space="preserve"> PAGEREF _Toc241400832 \h </w:instrText>
         </w:r>
         <w:r>
           <w:rPr>
@@ -1146,7 +1146,7 @@
           <w:noProof/>
         </w:rPr>
       </w:pPr>
-      <w:hyperlink w:anchor="_Toc241394098" w:history="1">
+      <w:hyperlink w:anchor="_Toc241400833" w:history="1">
         <w:r>
           <w:rPr>
             <w:rStyle w:val="Hyperlink"/>
@@ -1173,7 +1173,7 @@
             <w:noProof/>
             <w:webHidden/>
           </w:rPr>
-          <w:instrText xml:space="preserve"> PAGEREF _Toc241394098 \h </w:instrText>
+          <w:instrText xml:space="preserve"> PAGEREF _Toc241400833 \h </w:instrText>
         </w:r>
         <w:r>
           <w:rPr>
@@ -1214,7 +1214,7 @@
           <w:noProof/>
         </w:rPr>
       </w:pPr>
-      <w:hyperlink w:anchor="_Toc241394099" w:history="1">
+      <w:hyperlink w:anchor="_Toc241400834" w:history="1">
         <w:r>
           <w:rPr>
             <w:rStyle w:val="Hyperlink"/>
@@ -1241,7 +1241,7 @@
             <w:noProof/>
             <w:webHidden/>
           </w:rPr>
-          <w:instrText xml:space="preserve"> PAGEREF _Toc241394099 \h </w:instrText>
+          <w:instrText xml:space="preserve"> PAGEREF _Toc241400834 \h </w:instrText>
         </w:r>
         <w:r>
           <w:rPr>
@@ -1282,7 +1282,7 @@
           <w:noProof/>
         </w:rPr>
       </w:pPr>
-      <w:hyperlink w:anchor="_Toc241394100" w:history="1">
+      <w:hyperlink w:anchor="_Toc241400835" w:history="1">
         <w:r>
           <w:rPr>
             <w:rStyle w:val="Hyperlink"/>
@@ -1309,7 +1309,7 @@
             <w:noProof/>
             <w:webHidden/>
           </w:rPr>
-          <w:instrText xml:space="preserve"> PAGEREF _Toc241394100 \h </w:instrText>
+          <w:instrText xml:space="preserve"> PAGEREF _Toc241400835 \h </w:instrText>
         </w:r>
         <w:r>
           <w:rPr>
@@ -1350,7 +1350,7 @@
           <w:noProof/>
         </w:rPr>
       </w:pPr>
-      <w:hyperlink w:anchor="_Toc241394101" w:history="1">
+      <w:hyperlink w:anchor="_Toc241400836" w:history="1">
         <w:r>
           <w:rPr>
             <w:rStyle w:val="Hyperlink"/>
@@ -1377,7 +1377,7 @@
             <w:noProof/>
             <w:webHidden/>
           </w:rPr>
-          <w:instrText xml:space="preserve"> PAGEREF _Toc241394101 \h </w:instrText>
+          <w:instrText xml:space="preserve"> PAGEREF _Toc241400836 \h </w:instrText>
         </w:r>
         <w:r>
           <w:rPr>
@@ -1418,7 +1418,7 @@
           <w:noProof/>
         </w:rPr>
       </w:pPr>
-      <w:hyperlink w:anchor="_Toc241394102" w:history="1">
+      <w:hyperlink w:anchor="_Toc241400837" w:history="1">
         <w:r>
           <w:rPr>
             <w:rStyle w:val="Hyperlink"/>
@@ -1445,7 +1445,7 @@
             <w:noProof/>
             <w:webHidden/>
           </w:rPr>
-          <w:instrText xml:space="preserve"> PAGEREF _Toc241394102 \h </w:instrText>
+          <w:instrText xml:space="preserve"> PAGEREF _Toc241400837 \h </w:instrText>
         </w:r>
         <w:r>
           <w:rPr>
@@ -1486,7 +1486,7 @@
           <w:noProof/>
         </w:rPr>
       </w:pPr>
-      <w:hyperlink w:anchor="_Toc241394103" w:history="1">
+      <w:hyperlink w:anchor="_Toc241400838" w:history="1">
         <w:r>
           <w:rPr>
             <w:rStyle w:val="Hyperlink"/>
@@ -1513,7 +1513,7 @@
             <w:noProof/>
             <w:webHidden/>
           </w:rPr>
-          <w:instrText xml:space="preserve"> PAGEREF _Toc241394103 \h </w:instrText>
+          <w:instrText xml:space="preserve"> PAGEREF _Toc241400838 \h </w:instrText>
         </w:r>
         <w:r>
           <w:rPr>
@@ -1554,7 +1554,7 @@
           <w:noProof/>
         </w:rPr>
       </w:pPr>
-      <w:hyperlink w:anchor="_Toc241394104" w:history="1">
+      <w:hyperlink w:anchor="_Toc241400839" w:history="1">
         <w:r>
           <w:rPr>
             <w:rStyle w:val="Hyperlink"/>
@@ -1581,7 +1581,7 @@
             <w:noProof/>
             <w:webHidden/>
           </w:rPr>
-          <w:instrText xml:space="preserve"> PAGEREF _Toc241394104 \h </w:instrText>
+          <w:instrText xml:space="preserve"> PAGEREF _Toc241400839 \h </w:instrText>
         </w:r>
         <w:r>
           <w:rPr>
@@ -1622,7 +1622,7 @@
           <w:noProof/>
         </w:rPr>
       </w:pPr>
-      <w:hyperlink w:anchor="_Toc241394105" w:history="1">
+      <w:hyperlink w:anchor="_Toc241400840" w:history="1">
         <w:r>
           <w:rPr>
             <w:rStyle w:val="Hyperlink"/>
@@ -1649,7 +1649,7 @@
             <w:noProof/>
             <w:webHidden/>
           </w:rPr>
-          <w:instrText xml:space="preserve"> PAGEREF _Toc241394105 \h </w:instrText>
+          <w:instrText xml:space="preserve"> PAGEREF _Toc241400840 \h </w:instrText>
         </w:r>
         <w:r>
           <w:rPr>
@@ -1690,7 +1690,7 @@
           <w:noProof/>
         </w:rPr>
       </w:pPr>
-      <w:hyperlink w:anchor="_Toc241394106" w:history="1">
+      <w:hyperlink w:anchor="_Toc241400841" w:history="1">
         <w:r>
           <w:rPr>
             <w:rStyle w:val="Hyperlink"/>
@@ -1717,7 +1717,7 @@
             <w:noProof/>
             <w:webHidden/>
           </w:rPr>
-          <w:instrText xml:space="preserve"> PAGEREF _Toc241394106 \h </w:instrText>
+          <w:instrText xml:space="preserve"> PAGEREF _Toc241400841 \h </w:instrText>
         </w:r>
         <w:r>
           <w:rPr>
@@ -1758,7 +1758,7 @@
           <w:noProof/>
         </w:rPr>
       </w:pPr>
-      <w:hyperlink w:anchor="_Toc241394107" w:history="1">
+      <w:hyperlink w:anchor="_Toc241400842" w:history="1">
         <w:r>
           <w:rPr>
             <w:rStyle w:val="Hyperlink"/>
@@ -1785,7 +1785,7 @@
             <w:noProof/>
             <w:webHidden/>
           </w:rPr>
-          <w:instrText xml:space="preserve"> PAGEREF _Toc241394107 \h </w:instrText>
+          <w:instrText xml:space="preserve"> PAGEREF _Toc241400842 \h </w:instrText>
         </w:r>
         <w:r>
           <w:rPr>
@@ -1826,7 +1826,7 @@
           <w:noProof/>
         </w:rPr>
       </w:pPr>
-      <w:hyperlink w:anchor="_Toc241394108" w:history="1">
+      <w:hyperlink w:anchor="_Toc241400843" w:history="1">
         <w:r>
           <w:rPr>
             <w:rStyle w:val="Hyperlink"/>
@@ -1853,7 +1853,7 @@
             <w:noProof/>
             <w:webHidden/>
           </w:rPr>
-          <w:instrText xml:space="preserve"> PAGEREF _Toc241394108 \h </w:instrText>
+          <w:instrText xml:space="preserve"> PAGEREF _Toc241400843 \h </w:instrText>
         </w:r>
         <w:r>
           <w:rPr>
@@ -1894,7 +1894,7 @@
           <w:noProof/>
         </w:rPr>
       </w:pPr>
-      <w:hyperlink w:anchor="_Toc241394109" w:history="1">
+      <w:hyperlink w:anchor="_Toc241400844" w:history="1">
         <w:r>
           <w:rPr>
             <w:rStyle w:val="Hyperlink"/>
@@ -1921,7 +1921,7 @@
             <w:noProof/>
             <w:webHidden/>
           </w:rPr>
-          <w:instrText xml:space="preserve"> PAGEREF _Toc241394109 \h </w:instrText>
+          <w:instrText xml:space="preserve"> PAGEREF _Toc241400844 \h </w:instrText>
         </w:r>
         <w:r>
           <w:rPr>
@@ -1962,7 +1962,7 @@
           <w:noProof/>
         </w:rPr>
       </w:pPr>
-      <w:hyperlink w:anchor="_Toc241394110" w:history="1">
+      <w:hyperlink w:anchor="_Toc241400845" w:history="1">
         <w:r>
           <w:rPr>
             <w:rStyle w:val="Hyperlink"/>
@@ -1989,7 +1989,7 @@
             <w:noProof/>
             <w:webHidden/>
           </w:rPr>
-          <w:instrText xml:space="preserve"> PAGEREF _Toc241394110 \h </w:instrText>
+          <w:instrText xml:space="preserve"> PAGEREF _Toc241400845 \h </w:instrText>
         </w:r>
         <w:r>
           <w:rPr>
@@ -2030,7 +2030,7 @@
           <w:noProof/>
         </w:rPr>
       </w:pPr>
-      <w:hyperlink w:anchor="_Toc241394111" w:history="1">
+      <w:hyperlink w:anchor="_Toc241400846" w:history="1">
         <w:r>
           <w:rPr>
             <w:rStyle w:val="Hyperlink"/>
@@ -2057,7 +2057,7 @@
             <w:noProof/>
             <w:webHidden/>
           </w:rPr>
-          <w:instrText xml:space="preserve"> PAGEREF _Toc241394111 \h </w:instrText>
+          <w:instrText xml:space="preserve"> PAGEREF _Toc241400846 \h </w:instrText>
         </w:r>
         <w:r>
           <w:rPr>
@@ -2098,7 +2098,7 @@
           <w:noProof/>
         </w:rPr>
       </w:pPr>
-      <w:hyperlink w:anchor="_Toc241394112" w:history="1">
+      <w:hyperlink w:anchor="_Toc241400847" w:history="1">
         <w:r>
           <w:rPr>
             <w:rStyle w:val="Hyperlink"/>
@@ -2125,7 +2125,7 @@
             <w:noProof/>
             <w:webHidden/>
           </w:rPr>
-          <w:instrText xml:space="preserve"> PAGEREF _Toc241394112 \h </w:instrText>
+          <w:instrText xml:space="preserve"> PAGEREF _Toc241400847 \h </w:instrText>
         </w:r>
         <w:r>
           <w:rPr>
@@ -2166,7 +2166,7 @@
           <w:noProof/>
         </w:rPr>
       </w:pPr>
-      <w:hyperlink w:anchor="_Toc241394113" w:history="1">
+      <w:hyperlink w:anchor="_Toc241400848" w:history="1">
         <w:r>
           <w:rPr>
             <w:rStyle w:val="Hyperlink"/>
@@ -2193,7 +2193,7 @@
             <w:noProof/>
             <w:webHidden/>
           </w:rPr>
-          <w:instrText xml:space="preserve"> PAGEREF _Toc241394113 \h </w:instrText>
+          <w:instrText xml:space="preserve"> PAGEREF _Toc241400848 \h </w:instrText>
         </w:r>
         <w:r>
           <w:rPr>
@@ -2234,7 +2234,7 @@
           <w:noProof/>
         </w:rPr>
       </w:pPr>
-      <w:hyperlink w:anchor="_Toc241394114" w:history="1">
+      <w:hyperlink w:anchor="_Toc241400849" w:history="1">
         <w:r>
           <w:rPr>
             <w:rStyle w:val="Hyperlink"/>
@@ -2261,7 +2261,7 @@
             <w:noProof/>
             <w:webHidden/>
           </w:rPr>
-          <w:instrText xml:space="preserve"> PAGEREF _Toc241394114 \h </w:instrText>
+          <w:instrText xml:space="preserve"> PAGEREF _Toc241400849 \h </w:instrText>
         </w:r>
         <w:r>
           <w:rPr>
@@ -2302,7 +2302,7 @@
           <w:noProof/>
         </w:rPr>
       </w:pPr>
-      <w:hyperlink w:anchor="_Toc241394115" w:history="1">
+      <w:hyperlink w:anchor="_Toc241400850" w:history="1">
         <w:r>
           <w:rPr>
             <w:rStyle w:val="Hyperlink"/>
@@ -2329,7 +2329,7 @@
             <w:noProof/>
             <w:webHidden/>
           </w:rPr>
-          <w:instrText xml:space="preserve"> PAGEREF _Toc241394115 \h </w:instrText>
+          <w:instrText xml:space="preserve"> PAGEREF _Toc241400850 \h </w:instrText>
         </w:r>
         <w:r>
           <w:rPr>
@@ -2370,7 +2370,7 @@
           <w:noProof/>
         </w:rPr>
       </w:pPr>
-      <w:hyperlink w:anchor="_Toc241394116" w:history="1">
+      <w:hyperlink w:anchor="_Toc241400851" w:history="1">
         <w:r>
           <w:rPr>
             <w:rStyle w:val="Hyperlink"/>
@@ -2397,7 +2397,7 @@
             <w:noProof/>
             <w:webHidden/>
           </w:rPr>
-          <w:instrText xml:space="preserve"> PAGEREF _Toc241394116 \h </w:instrText>
+          <w:instrText xml:space="preserve"> PAGEREF _Toc241400851 \h </w:instrText>
         </w:r>
         <w:r>
           <w:rPr>
@@ -2438,7 +2438,7 @@
           <w:noProof/>
         </w:rPr>
       </w:pPr>
-      <w:hyperlink w:anchor="_Toc241394117" w:history="1">
+      <w:hyperlink w:anchor="_Toc241400852" w:history="1">
         <w:r>
           <w:rPr>
             <w:rStyle w:val="Hyperlink"/>
@@ -2465,7 +2465,7 @@
             <w:noProof/>
             <w:webHidden/>
           </w:rPr>
-          <w:instrText xml:space="preserve"> PAGEREF _Toc241394117 \h </w:instrText>
+          <w:instrText xml:space="preserve"> PAGEREF _Toc241400852 \h </w:instrText>
         </w:r>
         <w:r>
           <w:rPr>
@@ -2506,7 +2506,7 @@
           <w:noProof/>
         </w:rPr>
       </w:pPr>
-      <w:hyperlink w:anchor="_Toc241394118" w:history="1">
+      <w:hyperlink w:anchor="_Toc241400853" w:history="1">
         <w:r>
           <w:rPr>
             <w:rStyle w:val="Hyperlink"/>
@@ -2533,7 +2533,7 @@
             <w:noProof/>
             <w:webHidden/>
           </w:rPr>
-          <w:instrText xml:space="preserve"> PAGEREF _Toc241394118 \h </w:instrText>
+          <w:instrText xml:space="preserve"> PAGEREF _Toc241400853 \h </w:instrText>
         </w:r>
         <w:r>
           <w:rPr>
@@ -2574,7 +2574,7 @@
           <w:noProof/>
         </w:rPr>
       </w:pPr>
-      <w:hyperlink w:anchor="_Toc241394119" w:history="1">
+      <w:hyperlink w:anchor="_Toc241400854" w:history="1">
         <w:r>
           <w:rPr>
             <w:rStyle w:val="Hyperlink"/>
@@ -2601,7 +2601,7 @@
             <w:noProof/>
             <w:webHidden/>
           </w:rPr>
-          <w:instrText xml:space="preserve"> PAGEREF _Toc241394119 \h </w:instrText>
+          <w:instrText xml:space="preserve"> PAGEREF _Toc241400854 \h </w:instrText>
         </w:r>
         <w:r>
           <w:rPr>
@@ -2642,7 +2642,7 @@
           <w:noProof/>
         </w:rPr>
       </w:pPr>
-      <w:hyperlink w:anchor="_Toc241394120" w:history="1">
+      <w:hyperlink w:anchor="_Toc241400855" w:history="1">
         <w:r>
           <w:rPr>
             <w:rStyle w:val="Hyperlink"/>
@@ -2669,7 +2669,7 @@
             <w:noProof/>
             <w:webHidden/>
           </w:rPr>
-          <w:instrText xml:space="preserve"> PAGEREF _Toc241394120 \h </w:instrText>
+          <w:instrText xml:space="preserve"> PAGEREF _Toc241400855 \h </w:instrText>
         </w:r>
         <w:r>
           <w:rPr>
@@ -2710,7 +2710,7 @@
           <w:noProof/>
         </w:rPr>
       </w:pPr>
-      <w:hyperlink w:anchor="_Toc241394121" w:history="1">
+      <w:hyperlink w:anchor="_Toc241400856" w:history="1">
         <w:r>
           <w:rPr>
             <w:rStyle w:val="Hyperlink"/>
@@ -2737,7 +2737,7 @@
             <w:noProof/>
             <w:webHidden/>
           </w:rPr>
-          <w:instrText xml:space="preserve"> PAGEREF _Toc241394121 \h </w:instrText>
+          <w:instrText xml:space="preserve"> PAGEREF _Toc241400856 \h </w:instrText>
         </w:r>
         <w:r>
           <w:rPr>
@@ -2778,7 +2778,7 @@
           <w:noProof/>
         </w:rPr>
       </w:pPr>
-      <w:hyperlink w:anchor="_Toc241394122" w:history="1">
+      <w:hyperlink w:anchor="_Toc241400857" w:history="1">
         <w:r>
           <w:rPr>
             <w:rStyle w:val="Hyperlink"/>
@@ -2805,7 +2805,7 @@
             <w:noProof/>
             <w:webHidden/>
           </w:rPr>
-          <w:instrText xml:space="preserve"> PAGEREF _Toc241394122 \h </w:instrText>
+          <w:instrText xml:space="preserve"> PAGEREF _Toc241400857 \h </w:instrText>
         </w:r>
         <w:r>
           <w:rPr>
@@ -2825,7 +2825,7 @@
             <w:noProof/>
             <w:webHidden/>
           </w:rPr>
-          <w:t>21</w:t>
+          <w:t>22</w:t>
         </w:r>
         <w:r>
           <w:rPr>
@@ -2846,7 +2846,7 @@
           <w:noProof/>
         </w:rPr>
       </w:pPr>
-      <w:hyperlink w:anchor="_Toc241394123" w:history="1">
+      <w:hyperlink w:anchor="_Toc241400858" w:history="1">
         <w:r>
           <w:rPr>
             <w:rStyle w:val="Hyperlink"/>
@@ -2873,7 +2873,7 @@
             <w:noProof/>
             <w:webHidden/>
           </w:rPr>
-          <w:instrText xml:space="preserve"> PAGEREF _Toc241394123 \h </w:instrText>
+          <w:instrText xml:space="preserve"> PAGEREF _Toc241400858 \h </w:instrText>
         </w:r>
         <w:r>
           <w:rPr>
@@ -2914,7 +2914,7 @@
           <w:noProof/>
         </w:rPr>
       </w:pPr>
-      <w:hyperlink w:anchor="_Toc241394124" w:history="1">
+      <w:hyperlink w:anchor="_Toc241400859" w:history="1">
         <w:r>
           <w:rPr>
             <w:rStyle w:val="Hyperlink"/>
@@ -2941,7 +2941,7 @@
             <w:noProof/>
             <w:webHidden/>
           </w:rPr>
-          <w:instrText xml:space="preserve"> PAGEREF _Toc241394124 \h </w:instrText>
+          <w:instrText xml:space="preserve"> PAGEREF _Toc241400859 \h </w:instrText>
         </w:r>
         <w:r>
           <w:rPr>
@@ -2982,7 +2982,7 @@
           <w:noProof/>
         </w:rPr>
       </w:pPr>
-      <w:hyperlink w:anchor="_Toc241394125" w:history="1">
+      <w:hyperlink w:anchor="_Toc241400860" w:history="1">
         <w:r>
           <w:rPr>
             <w:rStyle w:val="Hyperlink"/>
@@ -3009,7 +3009,7 @@
             <w:noProof/>
             <w:webHidden/>
           </w:rPr>
-          <w:instrText xml:space="preserve"> PAGEREF _Toc241394125 \h </w:instrText>
+          <w:instrText xml:space="preserve"> PAGEREF _Toc241400860 \h </w:instrText>
         </w:r>
         <w:r>
           <w:rPr>
@@ -3050,7 +3050,7 @@
           <w:noProof/>
         </w:rPr>
       </w:pPr>
-      <w:hyperlink w:anchor="_Toc241394126" w:history="1">
+      <w:hyperlink w:anchor="_Toc241400861" w:history="1">
         <w:r>
           <w:rPr>
             <w:rStyle w:val="Hyperlink"/>
@@ -3077,7 +3077,7 @@
             <w:noProof/>
             <w:webHidden/>
           </w:rPr>
-          <w:instrText xml:space="preserve"> PAGEREF _Toc241394126 \h </w:instrText>
+          <w:instrText xml:space="preserve"> PAGEREF _Toc241400861 \h </w:instrText>
         </w:r>
         <w:r>
           <w:rPr>
@@ -3109,6 +3109,74 @@
       </w:hyperlink>
     </w:p>
     <w:p>
+      <w:pPr>
+        <w:pStyle w:val="Sumrio2"/>
+        <w:tabs>
+          <w:tab w:val="right" w:leader="dot" w:pos="9402"/>
+        </w:tabs>
+        <w:rPr>
+          <w:noProof/>
+        </w:rPr>
+      </w:pPr>
+      <w:hyperlink w:anchor="_Toc241400862" w:history="1">
+        <w:r>
+          <w:rPr>
+            <w:rStyle w:val="Hyperlink"/>
+            <w:noProof/>
+          </w:rPr>
+          <w:t>2.24 Instalar no celular (clientes e equipe)</w:t>
+        </w:r>
+        <w:r>
+          <w:rPr>
+            <w:noProof/>
+            <w:webHidden/>
+          </w:rPr>
+          <w:tab/>
+        </w:r>
+        <w:r>
+          <w:rPr>
+            <w:noProof/>
+            <w:webHidden/>
+          </w:rPr>
+          <w:fldChar w:fldCharType="begin"/>
+        </w:r>
+        <w:r>
+          <w:rPr>
+            <w:noProof/>
+            <w:webHidden/>
+          </w:rPr>
+          <w:instrText xml:space="preserve"> PAGEREF _Toc241400862 \h </w:instrText>
+        </w:r>
+        <w:r>
+          <w:rPr>
+            <w:noProof/>
+            <w:webHidden/>
+          </w:rPr>
+        </w:r>
+        <w:r>
+          <w:rPr>
+            <w:noProof/>
+            <w:webHidden/>
+          </w:rPr>
+          <w:fldChar w:fldCharType="separate"/>
+        </w:r>
+        <w:r>
+          <w:rPr>
+            <w:noProof/>
+            <w:webHidden/>
+          </w:rPr>
+          <w:t>23</w:t>
+        </w:r>
+        <w:r>
+          <w:rPr>
+            <w:noProof/>
+            <w:webHidden/>
+          </w:rPr>
+          <w:fldChar w:fldCharType="end"/>
+        </w:r>
+      </w:hyperlink>
+    </w:p>
+    <w:p>
       <w:r>
         <w:fldChar w:fldCharType="end"/>
       </w:r>
@@ -3122,7 +3190,7 @@
       <w:pPr>
         <w:pStyle w:val="Ttulo1"/>
       </w:pPr>
-      <w:bookmarkStart w:id="0" w:name="_Toc241394084"/>
+      <w:bookmarkStart w:id="0" w:name="_Toc241400819"/>
       <w:r>
         <w:lastRenderedPageBreak/>
         <w:t>Parte 1 — Instalação</w:t>
@@ -3133,7 +3201,7 @@
       <w:pPr>
         <w:pStyle w:val="Ttulo2"/>
       </w:pPr>
-      <w:bookmarkStart w:id="1" w:name="_Toc241394085"/>
+      <w:bookmarkStart w:id="1" w:name="_Toc241400820"/>
       <w:r>
         <w:t>1.0 Antes de começar</w:t>
       </w:r>
@@ -4824,7 +4892,7 @@
       <w:pPr>
         <w:pStyle w:val="Ttulo2"/>
       </w:pPr>
-      <w:bookmarkStart w:id="2" w:name="_Toc241394086"/>
+      <w:bookmarkStart w:id="2" w:name="_Toc241400821"/>
       <w:r>
         <w:t>1.1 Criar o banco de dados</w:t>
       </w:r>
@@ -5153,7 +5221,7 @@
       <w:pPr>
         <w:pStyle w:val="Ttulo2"/>
       </w:pPr>
-      <w:bookmarkStart w:id="3" w:name="_Toc241394087"/>
+      <w:bookmarkStart w:id="3" w:name="_Toc241400822"/>
       <w:r>
         <w:t>1.2 Criar o e-mail da loja</w:t>
       </w:r>
@@ -5439,7 +5507,7 @@
       <w:pPr>
         <w:pStyle w:val="Ttulo2"/>
       </w:pPr>
-      <w:bookmarkStart w:id="4" w:name="_Toc241394088"/>
+      <w:bookmarkStart w:id="4" w:name="_Toc241400823"/>
       <w:r>
         <w:t>1.3 Escolher a versão do PHP</w:t>
       </w:r>
@@ -5729,7 +5797,7 @@
       <w:pPr>
         <w:pStyle w:val="Ttulo2"/>
       </w:pPr>
-      <w:bookmarkStart w:id="5" w:name="_Toc241394089"/>
+      <w:bookmarkStart w:id="5" w:name="_Toc241400824"/>
       <w:r>
         <w:t xml:space="preserve">1.4 Enviar e extrair o pacote no </w:t>
       </w:r>
@@ -6435,7 +6503,7 @@
       <w:pPr>
         <w:pStyle w:val="Ttulo2"/>
       </w:pPr>
-      <w:bookmarkStart w:id="6" w:name="_Toc241394090"/>
+      <w:bookmarkStart w:id="6" w:name="_Toc241400825"/>
       <w:r>
         <w:t>1.5 Ativar o HTTPS (cadeado)</w:t>
       </w:r>
@@ -6566,7 +6634,7 @@
       <w:pPr>
         <w:pStyle w:val="Ttulo2"/>
       </w:pPr>
-      <w:bookmarkStart w:id="7" w:name="_Toc241394091"/>
+      <w:bookmarkStart w:id="7" w:name="_Toc241400826"/>
       <w:r>
         <w:t>1.6 Conferir a proteção</w:t>
       </w:r>
@@ -6988,7 +7056,7 @@
       <w:pPr>
         <w:pStyle w:val="Ttulo2"/>
       </w:pPr>
-      <w:bookmarkStart w:id="8" w:name="_Toc241394092"/>
+      <w:bookmarkStart w:id="8" w:name="_Toc241400827"/>
       <w:r>
         <w:t>1.7 Instalar pelo assistente</w:t>
       </w:r>
@@ -7926,7 +7994,7 @@
       <w:pPr>
         <w:pStyle w:val="Ttulo2"/>
       </w:pPr>
-      <w:bookmarkStart w:id="9" w:name="_Toc241394093"/>
+      <w:bookmarkStart w:id="9" w:name="_Toc241400828"/>
       <w:r>
         <w:t>1.8 Primeiro acesso ao painel</w:t>
       </w:r>
@@ -8272,7 +8340,7 @@
       <w:pPr>
         <w:pStyle w:val="Ttulo2"/>
       </w:pPr>
-      <w:bookmarkStart w:id="10" w:name="_Toc241394094"/>
+      <w:bookmarkStart w:id="10" w:name="_Toc241400829"/>
       <w:r>
         <w:t xml:space="preserve">1.9 Apontar o domínio para </w:t>
       </w:r>
@@ -8645,7 +8713,7 @@
       <w:pPr>
         <w:pStyle w:val="Ttulo2"/>
       </w:pPr>
-      <w:bookmarkStart w:id="11" w:name="_Toc241394095"/>
+      <w:bookmarkStart w:id="11" w:name="_Toc241400830"/>
       <w:r>
         <w:t xml:space="preserve">1.10 Completar a configuração (arquivo </w:t>
       </w:r>
@@ -9502,7 +9570,7 @@
       <w:pPr>
         <w:pStyle w:val="Ttulo2"/>
       </w:pPr>
-      <w:bookmarkStart w:id="12" w:name="_Toc241394096"/>
+      <w:bookmarkStart w:id="12" w:name="_Toc241400831"/>
       <w:r>
         <w:t>1.11 Ligar as tarefas automáticas</w:t>
       </w:r>
@@ -9867,7 +9935,7 @@
       <w:pPr>
         <w:pStyle w:val="Ttulo2"/>
       </w:pPr>
-      <w:bookmarkStart w:id="13" w:name="_Toc241394097"/>
+      <w:bookmarkStart w:id="13" w:name="_Toc241400832"/>
       <w:r>
         <w:t>1.12 Conectar o Mercado Pago</w:t>
       </w:r>
@@ -10212,7 +10280,7 @@
       <w:pPr>
         <w:pStyle w:val="Ttulo2"/>
       </w:pPr>
-      <w:bookmarkStart w:id="14" w:name="_Toc241394098"/>
+      <w:bookmarkStart w:id="14" w:name="_Toc241400833"/>
       <w:r>
         <w:lastRenderedPageBreak/>
         <w:t>1.13 Ajustar a tabela de frete</w:t>
@@ -10802,7 +10870,7 @@
       <w:pPr>
         <w:pStyle w:val="Ttulo2"/>
       </w:pPr>
-      <w:bookmarkStart w:id="15" w:name="_Toc241394099"/>
+      <w:bookmarkStart w:id="15" w:name="_Toc241400834"/>
       <w:r>
         <w:t>1.14 Monitoramento (recomendado)</w:t>
       </w:r>
@@ -10947,7 +11015,7 @@
       <w:pPr>
         <w:pStyle w:val="Ttulo2"/>
       </w:pPr>
-      <w:bookmarkStart w:id="16" w:name="_Toc241394100"/>
+      <w:bookmarkStart w:id="16" w:name="_Toc241400835"/>
       <w:r>
         <w:t>1.15 Compra de teste</w:t>
       </w:r>
@@ -11313,7 +11381,7 @@
       <w:pPr>
         <w:pStyle w:val="Ttulo2"/>
       </w:pPr>
-      <w:bookmarkStart w:id="17" w:name="_Toc241394101"/>
+      <w:bookmarkStart w:id="17" w:name="_Toc241400836"/>
       <w:r>
         <w:t>1.16 Checklist final: loja pronta para vender</w:t>
       </w:r>
@@ -11761,7 +11829,7 @@
       <w:pPr>
         <w:pStyle w:val="Ttulo1"/>
       </w:pPr>
-      <w:bookmarkStart w:id="18" w:name="_Toc241394102"/>
+      <w:bookmarkStart w:id="18" w:name="_Toc241400837"/>
       <w:r>
         <w:lastRenderedPageBreak/>
         <w:t>Parte 2 — Uso do sistema</w:t>
@@ -11772,7 +11840,7 @@
       <w:pPr>
         <w:pStyle w:val="Ttulo2"/>
       </w:pPr>
-      <w:bookmarkStart w:id="19" w:name="_Toc241394103"/>
+      <w:bookmarkStart w:id="19" w:name="_Toc241400838"/>
       <w:r>
         <w:t>2.0 Quem faz o quê</w:t>
       </w:r>
@@ -12115,7 +12183,7 @@
       <w:pPr>
         <w:pStyle w:val="Ttulo2"/>
       </w:pPr>
-      <w:bookmarkStart w:id="20" w:name="_Toc241394104"/>
+      <w:bookmarkStart w:id="20" w:name="_Toc241400839"/>
       <w:r>
         <w:t>2.1 Primeiro dia (proprietário)</w:t>
       </w:r>
@@ -12432,7 +12500,7 @@
       <w:pPr>
         <w:pStyle w:val="Ttulo2"/>
       </w:pPr>
-      <w:bookmarkStart w:id="21" w:name="_Toc241394105"/>
+      <w:bookmarkStart w:id="21" w:name="_Toc241400840"/>
       <w:r>
         <w:t>2.2 Cadastro: a ordem que funciona</w:t>
       </w:r>
@@ -12507,7 +12575,7 @@
       <w:pPr>
         <w:pStyle w:val="Ttulo2"/>
       </w:pPr>
-      <w:bookmarkStart w:id="22" w:name="_Toc241394106"/>
+      <w:bookmarkStart w:id="22" w:name="_Toc241400841"/>
       <w:r>
         <w:t>2.3 Categorias (gestor)</w:t>
       </w:r>
@@ -12564,7 +12632,7 @@
       <w:pPr>
         <w:pStyle w:val="Ttulo2"/>
       </w:pPr>
-      <w:bookmarkStart w:id="23" w:name="_Toc241394107"/>
+      <w:bookmarkStart w:id="23" w:name="_Toc241400842"/>
       <w:r>
         <w:t>2.4 Produto (gestor)</w:t>
       </w:r>
@@ -13142,7 +13210,7 @@
       <w:pPr>
         <w:pStyle w:val="Ttulo2"/>
       </w:pPr>
-      <w:bookmarkStart w:id="24" w:name="_Toc241394108"/>
+      <w:bookmarkStart w:id="24" w:name="_Toc241400843"/>
       <w:r>
         <w:t>2.5 Variações (gestor)</w:t>
       </w:r>
@@ -13355,7 +13423,7 @@
       <w:pPr>
         <w:pStyle w:val="Ttulo2"/>
       </w:pPr>
-      <w:bookmarkStart w:id="25" w:name="_Toc241394109"/>
+      <w:bookmarkStart w:id="25" w:name="_Toc241400844"/>
       <w:r>
         <w:t>2.6 Personalização (gestor)</w:t>
       </w:r>
@@ -13789,7 +13857,7 @@
       <w:pPr>
         <w:pStyle w:val="Ttulo2"/>
       </w:pPr>
-      <w:bookmarkStart w:id="26" w:name="_Toc241394110"/>
+      <w:bookmarkStart w:id="26" w:name="_Toc241400845"/>
       <w:r>
         <w:t>2.7 Materiais e ficha de produção (gestor ou produção)</w:t>
       </w:r>
@@ -14185,7 +14253,7 @@
       <w:pPr>
         <w:pStyle w:val="Ttulo2"/>
       </w:pPr>
-      <w:bookmarkStart w:id="27" w:name="_Toc241394111"/>
+      <w:bookmarkStart w:id="27" w:name="_Toc241400846"/>
       <w:r>
         <w:t>2.8 Cupons (gestor)</w:t>
       </w:r>
@@ -14316,7 +14384,7 @@
       <w:pPr>
         <w:pStyle w:val="Ttulo2"/>
       </w:pPr>
-      <w:bookmarkStart w:id="28" w:name="_Toc241394112"/>
+      <w:bookmarkStart w:id="28" w:name="_Toc241400847"/>
       <w:r>
         <w:t>2.9 O caminho de um pedido</w:t>
       </w:r>
@@ -14543,7 +14611,7 @@
       <w:pPr>
         <w:pStyle w:val="Ttulo2"/>
       </w:pPr>
-      <w:bookmarkStart w:id="29" w:name="_Toc241394113"/>
+      <w:bookmarkStart w:id="29" w:name="_Toc241400848"/>
       <w:r>
         <w:t>2.10 Produção: a fila da oficina (produção ou gestor)</w:t>
       </w:r>
@@ -15031,7 +15099,7 @@
       <w:pPr>
         <w:pStyle w:val="Ttulo2"/>
       </w:pPr>
-      <w:bookmarkStart w:id="30" w:name="_Toc241394114"/>
+      <w:bookmarkStart w:id="30" w:name="_Toc241400849"/>
       <w:r>
         <w:t>2.11 Expedição (produção ou gestor)</w:t>
       </w:r>
@@ -15203,7 +15271,7 @@
       <w:pPr>
         <w:pStyle w:val="Ttulo2"/>
       </w:pPr>
-      <w:bookmarkStart w:id="31" w:name="_Toc241394115"/>
+      <w:bookmarkStart w:id="31" w:name="_Toc241400850"/>
       <w:r>
         <w:t>2.12 Atendimento (atendimento, gestor)</w:t>
       </w:r>
@@ -15507,7 +15575,7 @@
       <w:pPr>
         <w:pStyle w:val="Ttulo2"/>
       </w:pPr>
-      <w:bookmarkStart w:id="32" w:name="_Toc241394116"/>
+      <w:bookmarkStart w:id="32" w:name="_Toc241400851"/>
       <w:r>
         <w:t>2.13 Cancelar um pedido e estornar (gestor)</w:t>
       </w:r>
@@ -15651,7 +15719,7 @@
       <w:pPr>
         <w:pStyle w:val="Ttulo2"/>
       </w:pPr>
-      <w:bookmarkStart w:id="33" w:name="_Toc241394117"/>
+      <w:bookmarkStart w:id="33" w:name="_Toc241400852"/>
       <w:r>
         <w:t>2.14 Pedidos de dados pessoais — LGPD (proprietário)</w:t>
       </w:r>
@@ -15819,7 +15887,7 @@
       <w:pPr>
         <w:pStyle w:val="Ttulo2"/>
       </w:pPr>
-      <w:bookmarkStart w:id="34" w:name="_Toc241394118"/>
+      <w:bookmarkStart w:id="34" w:name="_Toc241400853"/>
       <w:r>
         <w:t>2.15 Senhas e acessos</w:t>
       </w:r>
@@ -15985,7 +16053,7 @@
       <w:pPr>
         <w:pStyle w:val="Ttulo2"/>
       </w:pPr>
-      <w:bookmarkStart w:id="35" w:name="_Toc241394119"/>
+      <w:bookmarkStart w:id="35" w:name="_Toc241400854"/>
       <w:r>
         <w:t>2.16 Rotinas</w:t>
       </w:r>
@@ -16689,7 +16757,7 @@
       <w:pPr>
         <w:pStyle w:val="Ttulo2"/>
       </w:pPr>
-      <w:bookmarkStart w:id="36" w:name="_Toc241394120"/>
+      <w:bookmarkStart w:id="36" w:name="_Toc241400855"/>
       <w:r>
         <w:t>2.17 Atualizar a loja (nova versão)</w:t>
       </w:r>
@@ -17123,7 +17191,7 @@
       <w:pPr>
         <w:pStyle w:val="Ttulo2"/>
       </w:pPr>
-      <w:bookmarkStart w:id="37" w:name="_Toc241394121"/>
+      <w:bookmarkStart w:id="37" w:name="_Toc241400856"/>
       <w:r>
         <w:lastRenderedPageBreak/>
         <w:t>2.18 Problemas comuns</w:t>
@@ -17834,6 +17902,56 @@
           </w:p>
         </w:tc>
       </w:tr>
+      <w:tr>
+        <w:trPr>
+          <w:cantSplit/>
+        </w:trPr>
+        <w:tc>
+          <w:tcPr>
+            <w:tcW w:w="4706" w:type="dxa"/>
+          </w:tcPr>
+          <w:p>
+            <w:pPr>
+              <w:spacing w:after="0" w:line="252" w:lineRule="auto"/>
+            </w:pPr>
+            <w:r>
+              <w:rPr>
+                <w:sz w:val="18"/>
+              </w:rPr>
+              <w:t>Layout desconfigurado depois de atualizar a loja (num navegador sim, noutro não)</w:t>
+            </w:r>
+          </w:p>
+        </w:tc>
+        <w:tc>
+          <w:tcPr>
+            <w:tcW w:w="4706" w:type="dxa"/>
+          </w:tcPr>
+          <w:p>
+            <w:pPr>
+              <w:spacing w:after="0" w:line="252" w:lineRule="auto"/>
+            </w:pPr>
+            <w:r>
+              <w:rPr>
+                <w:sz w:val="18"/>
+              </w:rPr>
+              <w:t xml:space="preserve">O navegador guardou o visual da versão anterior. Aperte </w:t>
+            </w:r>
+            <w:r>
+              <w:rPr>
+                <w:b/>
+                <w:sz w:val="18"/>
+              </w:rPr>
+              <w:t>Ctrl+F5</w:t>
+            </w:r>
+            <w:r>
+              <w:rPr>
+                <w:sz w:val="18"/>
+              </w:rPr>
+              <w:t xml:space="preserve"> uma vez (no celular: limpar o cache do navegador ou abrir numa aba anônima). Da versão de 27/09/2026 em diante, cada atualização troca o endereço dos arquivos de estilo e isso não acontece mais</w:t>
+            </w:r>
+          </w:p>
+        </w:tc>
+      </w:tr>
     </w:tbl>
     <w:p>
       <w:pPr>
@@ -17844,8 +17962,9 @@
       <w:pPr>
         <w:pStyle w:val="Ttulo2"/>
       </w:pPr>
-      <w:bookmarkStart w:id="38" w:name="_Toc241394122"/>
-      <w:r>
+      <w:bookmarkStart w:id="38" w:name="_Toc241400857"/>
+      <w:r>
+        <w:lastRenderedPageBreak/>
         <w:t>2.19 Configuração em arquivo (YAML)</w:t>
       </w:r>
       <w:bookmarkEnd w:id="38"/>
@@ -17933,7 +18052,6 @@
         <w:rPr>
           <w:color w:val="C4532D"/>
         </w:rPr>
-        <w:lastRenderedPageBreak/>
         <w:t>•</w:t>
       </w:r>
       <w:r>
@@ -18094,7 +18212,7 @@
       <w:pPr>
         <w:pStyle w:val="Ttulo2"/>
       </w:pPr>
-      <w:bookmarkStart w:id="39" w:name="_Toc241394123"/>
+      <w:bookmarkStart w:id="39" w:name="_Toc241400858"/>
       <w:r>
         <w:t>2.20 Restaurar um backup (proprietário)</w:t>
       </w:r>
@@ -18374,7 +18492,7 @@
       <w:pPr>
         <w:pStyle w:val="Ttulo2"/>
       </w:pPr>
-      <w:bookmarkStart w:id="40" w:name="_Toc241394124"/>
+      <w:bookmarkStart w:id="40" w:name="_Toc241400859"/>
       <w:r>
         <w:t>2.21 Visão geral do painel</w:t>
       </w:r>
@@ -18525,6 +18643,7 @@
     </w:p>
     <w:p>
       <w:r>
+        <w:lastRenderedPageBreak/>
         <w:t xml:space="preserve">A venda conta no dia em que foi </w:t>
       </w:r>
       <w:r>
@@ -18541,9 +18660,8 @@
       <w:pPr>
         <w:pStyle w:val="Ttulo2"/>
       </w:pPr>
-      <w:bookmarkStart w:id="41" w:name="_Toc241394125"/>
-      <w:r>
-        <w:lastRenderedPageBreak/>
+      <w:bookmarkStart w:id="41" w:name="_Toc241400860"/>
+      <w:r>
         <w:t>2.22 Estoque (gestor ou produção)</w:t>
       </w:r>
       <w:bookmarkEnd w:id="41"/>
@@ -18802,7 +18920,7 @@
       <w:pPr>
         <w:pStyle w:val="Ttulo2"/>
       </w:pPr>
-      <w:bookmarkStart w:id="42" w:name="_Toc241394126"/>
+      <w:bookmarkStart w:id="42" w:name="_Toc241400861"/>
       <w:r>
         <w:t>2.23 Relatórios (gestor ou proprietário)</w:t>
       </w:r>
@@ -19127,6 +19245,613 @@
       </w:r>
     </w:p>
     <w:p>
+      <w:pPr>
+        <w:pStyle w:val="Ttulo2"/>
+      </w:pPr>
+      <w:bookmarkStart w:id="43" w:name="_Toc241400862"/>
+      <w:r>
+        <w:t>2.24 Instalar no celular (clientes e equipe)</w:t>
+      </w:r>
+      <w:bookmarkEnd w:id="43"/>
+    </w:p>
+    <w:p>
+      <w:r>
+        <w:t xml:space="preserve">A loja e o painel podem ser </w:t>
+      </w:r>
+      <w:r>
+        <w:rPr>
+          <w:b/>
+        </w:rPr>
+        <w:t>salvos no celular como aplicativo</w:t>
+      </w:r>
+      <w:r>
+        <w:t>: um ícone na tela inicial que abre em tela cheia, sem a barra do navegador. São dois aplicativos separados, com ícones diferentes:</w:t>
+      </w:r>
+    </w:p>
+    <w:tbl>
+      <w:tblPr>
+        <w:tblW w:w="0" w:type="auto"/>
+        <w:tblBorders>
+          <w:top w:val="single" w:sz="4" w:space="0" w:color="D9D4CB"/>
+          <w:left w:val="single" w:sz="4" w:space="0" w:color="D9D4CB"/>
+          <w:bottom w:val="single" w:sz="4" w:space="0" w:color="D9D4CB"/>
+          <w:right w:val="single" w:sz="4" w:space="0" w:color="D9D4CB"/>
+          <w:insideH w:val="single" w:sz="4" w:space="0" w:color="D9D4CB"/>
+          <w:insideV w:val="single" w:sz="4" w:space="0" w:color="D9D4CB"/>
+        </w:tblBorders>
+        <w:tblCellMar>
+          <w:top w:w="60" w:type="dxa"/>
+          <w:left w:w="100" w:type="dxa"/>
+          <w:bottom w:w="60" w:type="dxa"/>
+          <w:right w:w="100" w:type="dxa"/>
+        </w:tblCellMar>
+        <w:tblLook w:val="04A0" w:firstRow="1" w:lastRow="0" w:firstColumn="1" w:lastColumn="0" w:noHBand="0" w:noVBand="1"/>
+      </w:tblPr>
+      <w:tblGrid>
+        <w:gridCol w:w="2353"/>
+        <w:gridCol w:w="2353"/>
+        <w:gridCol w:w="2353"/>
+        <w:gridCol w:w="2353"/>
+      </w:tblGrid>
+      <w:tr>
+        <w:trPr>
+          <w:cantSplit/>
+          <w:tblHeader/>
+        </w:trPr>
+        <w:tc>
+          <w:tcPr>
+            <w:tcW w:w="2353" w:type="dxa"/>
+            <w:shd w:val="clear" w:color="auto" w:fill="E8DCCB"/>
+          </w:tcPr>
+          <w:p>
+            <w:pPr>
+              <w:spacing w:after="0" w:line="252" w:lineRule="auto"/>
+            </w:pPr>
+            <w:r>
+              <w:rPr>
+                <w:b/>
+                <w:sz w:val="18"/>
+              </w:rPr>
+              <w:t>App</w:t>
+            </w:r>
+          </w:p>
+        </w:tc>
+        <w:tc>
+          <w:tcPr>
+            <w:tcW w:w="2353" w:type="dxa"/>
+            <w:shd w:val="clear" w:color="auto" w:fill="E8DCCB"/>
+          </w:tcPr>
+          <w:p>
+            <w:pPr>
+              <w:spacing w:after="0" w:line="252" w:lineRule="auto"/>
+            </w:pPr>
+            <w:r>
+              <w:rPr>
+                <w:b/>
+                <w:sz w:val="18"/>
+              </w:rPr>
+              <w:t>Ícone</w:t>
+            </w:r>
+          </w:p>
+        </w:tc>
+        <w:tc>
+          <w:tcPr>
+            <w:tcW w:w="2353" w:type="dxa"/>
+            <w:shd w:val="clear" w:color="auto" w:fill="E8DCCB"/>
+          </w:tcPr>
+          <w:p>
+            <w:pPr>
+              <w:spacing w:after="0" w:line="252" w:lineRule="auto"/>
+            </w:pPr>
+            <w:r>
+              <w:rPr>
+                <w:b/>
+                <w:sz w:val="18"/>
+              </w:rPr>
+              <w:t>Abre em</w:t>
+            </w:r>
+          </w:p>
+        </w:tc>
+        <w:tc>
+          <w:tcPr>
+            <w:tcW w:w="2353" w:type="dxa"/>
+            <w:shd w:val="clear" w:color="auto" w:fill="E8DCCB"/>
+          </w:tcPr>
+          <w:p>
+            <w:pPr>
+              <w:spacing w:after="0" w:line="252" w:lineRule="auto"/>
+            </w:pPr>
+            <w:r>
+              <w:rPr>
+                <w:b/>
+                <w:sz w:val="18"/>
+              </w:rPr>
+              <w:t>Para quem</w:t>
+            </w:r>
+          </w:p>
+        </w:tc>
+      </w:tr>
+      <w:tr>
+        <w:trPr>
+          <w:cantSplit/>
+        </w:trPr>
+        <w:tc>
+          <w:tcPr>
+            <w:tcW w:w="2353" w:type="dxa"/>
+          </w:tcPr>
+          <w:p>
+            <w:pPr>
+              <w:spacing w:after="0" w:line="252" w:lineRule="auto"/>
+            </w:pPr>
+            <w:r>
+              <w:rPr>
+                <w:b/>
+                <w:sz w:val="18"/>
+              </w:rPr>
+              <w:lastRenderedPageBreak/>
+              <w:t>G-Nesting</w:t>
+            </w:r>
+          </w:p>
+        </w:tc>
+        <w:tc>
+          <w:tcPr>
+            <w:tcW w:w="2353" w:type="dxa"/>
+          </w:tcPr>
+          <w:p>
+            <w:pPr>
+              <w:spacing w:after="0" w:line="252" w:lineRule="auto"/>
+            </w:pPr>
+            <w:r>
+              <w:rPr>
+                <w:sz w:val="18"/>
+              </w:rPr>
+              <w:t>G escuro sobre fundo claro</w:t>
+            </w:r>
+          </w:p>
+        </w:tc>
+        <w:tc>
+          <w:tcPr>
+            <w:tcW w:w="2353" w:type="dxa"/>
+          </w:tcPr>
+          <w:p>
+            <w:pPr>
+              <w:spacing w:after="0" w:line="252" w:lineRule="auto"/>
+            </w:pPr>
+            <w:r>
+              <w:rPr>
+                <w:sz w:val="18"/>
+              </w:rPr>
+              <w:t>a vitrine</w:t>
+            </w:r>
+          </w:p>
+        </w:tc>
+        <w:tc>
+          <w:tcPr>
+            <w:tcW w:w="2353" w:type="dxa"/>
+          </w:tcPr>
+          <w:p>
+            <w:pPr>
+              <w:spacing w:after="0" w:line="252" w:lineRule="auto"/>
+            </w:pPr>
+            <w:r>
+              <w:rPr>
+                <w:sz w:val="18"/>
+              </w:rPr>
+              <w:t>clientes</w:t>
+            </w:r>
+          </w:p>
+        </w:tc>
+      </w:tr>
+      <w:tr>
+        <w:trPr>
+          <w:cantSplit/>
+        </w:trPr>
+        <w:tc>
+          <w:tcPr>
+            <w:tcW w:w="2353" w:type="dxa"/>
+          </w:tcPr>
+          <w:p>
+            <w:pPr>
+              <w:spacing w:after="0" w:line="252" w:lineRule="auto"/>
+            </w:pPr>
+            <w:r>
+              <w:rPr>
+                <w:b/>
+                <w:sz w:val="18"/>
+              </w:rPr>
+              <w:t>Painel</w:t>
+            </w:r>
+          </w:p>
+        </w:tc>
+        <w:tc>
+          <w:tcPr>
+            <w:tcW w:w="2353" w:type="dxa"/>
+          </w:tcPr>
+          <w:p>
+            <w:pPr>
+              <w:spacing w:after="0" w:line="252" w:lineRule="auto"/>
+            </w:pPr>
+            <w:r>
+              <w:rPr>
+                <w:sz w:val="18"/>
+              </w:rPr>
+              <w:t>G claro sobre fundo escuro</w:t>
+            </w:r>
+          </w:p>
+        </w:tc>
+        <w:tc>
+          <w:tcPr>
+            <w:tcW w:w="2353" w:type="dxa"/>
+          </w:tcPr>
+          <w:p>
+            <w:pPr>
+              <w:spacing w:after="0" w:line="252" w:lineRule="auto"/>
+            </w:pPr>
+            <w:r>
+              <w:rPr>
+                <w:sz w:val="18"/>
+              </w:rPr>
+              <w:t>o login do painel</w:t>
+            </w:r>
+          </w:p>
+        </w:tc>
+        <w:tc>
+          <w:tcPr>
+            <w:tcW w:w="2353" w:type="dxa"/>
+          </w:tcPr>
+          <w:p>
+            <w:pPr>
+              <w:spacing w:after="0" w:line="252" w:lineRule="auto"/>
+            </w:pPr>
+            <w:r>
+              <w:rPr>
+                <w:sz w:val="18"/>
+              </w:rPr>
+              <w:t>a equipe (ótimo para a fila de produção no celular da oficina)</w:t>
+            </w:r>
+          </w:p>
+        </w:tc>
+      </w:tr>
+    </w:tbl>
+    <w:p>
+      <w:pPr>
+        <w:spacing w:after="40"/>
+      </w:pPr>
+    </w:p>
+    <w:p>
+      <w:r>
+        <w:t xml:space="preserve">Só funciona com a loja em </w:t>
+      </w:r>
+      <w:r>
+        <w:rPr>
+          <w:b/>
+        </w:rPr>
+        <w:t>https</w:t>
+      </w:r>
+      <w:r>
+        <w:t xml:space="preserve"> (passo 1.5).</w:t>
+      </w:r>
+    </w:p>
+    <w:p>
+      <w:r>
+        <w:rPr>
+          <w:b/>
+        </w:rPr>
+        <w:t>Android (Chrome, Samsung Internet, Edge):</w:t>
+      </w:r>
+    </w:p>
+    <w:p>
+      <w:pPr>
+        <w:tabs>
+          <w:tab w:val="left" w:pos="425"/>
+        </w:tabs>
+        <w:spacing w:after="60"/>
+        <w:ind w:left="425" w:hanging="340"/>
+      </w:pPr>
+      <w:r>
+        <w:rPr>
+          <w:b/>
+          <w:color w:val="A8431F"/>
+        </w:rPr>
+        <w:t>1.</w:t>
+      </w:r>
+      <w:r>
+        <w:rPr>
+          <w:b/>
+          <w:color w:val="A8431F"/>
+        </w:rPr>
+        <w:tab/>
+      </w:r>
+      <w:r>
+        <w:t xml:space="preserve">Abra a loja (ou </w:t>
+      </w:r>
+      <w:r>
+        <w:rPr>
+          <w:rFonts w:ascii="Consolas" w:eastAsia="Consolas" w:hAnsi="Consolas" w:cs="Consolas"/>
+          <w:color w:val="A8431F"/>
+          <w:sz w:val="19"/>
+        </w:rPr>
+        <w:t>/admin</w:t>
+      </w:r>
+      <w:r>
+        <w:t>, para o painel).</w:t>
+      </w:r>
+    </w:p>
+    <w:p>
+      <w:pPr>
+        <w:tabs>
+          <w:tab w:val="left" w:pos="425"/>
+        </w:tabs>
+        <w:spacing w:after="60"/>
+        <w:ind w:left="425" w:hanging="340"/>
+      </w:pPr>
+      <w:r>
+        <w:rPr>
+          <w:b/>
+          <w:color w:val="A8431F"/>
+        </w:rPr>
+        <w:t>2.</w:t>
+      </w:r>
+      <w:r>
+        <w:rPr>
+          <w:b/>
+          <w:color w:val="A8431F"/>
+        </w:rPr>
+        <w:tab/>
+      </w:r>
+      <w:r>
+        <w:t xml:space="preserve">Toque em </w:t>
+      </w:r>
+      <w:r>
+        <w:rPr>
+          <w:b/>
+        </w:rPr>
+        <w:t>Instalar o aplicativo</w:t>
+      </w:r>
+      <w:r>
+        <w:t xml:space="preserve">: fica no rodapé da loja e no menu ☰. No painel, é </w:t>
+      </w:r>
+      <w:r>
+        <w:rPr>
+          <w:b/>
+        </w:rPr>
+        <w:t>Instalar o painel no celular</w:t>
+      </w:r>
+      <w:r>
+        <w:t>, no fim do menu. O botão só aparece quando o navegador permite a instalação.</w:t>
+      </w:r>
+    </w:p>
+    <w:p>
+      <w:pPr>
+        <w:tabs>
+          <w:tab w:val="left" w:pos="425"/>
+        </w:tabs>
+        <w:spacing w:after="60"/>
+        <w:ind w:left="425" w:hanging="340"/>
+      </w:pPr>
+      <w:r>
+        <w:rPr>
+          <w:b/>
+          <w:color w:val="A8431F"/>
+        </w:rPr>
+        <w:t>3.</w:t>
+      </w:r>
+      <w:r>
+        <w:rPr>
+          <w:b/>
+          <w:color w:val="A8431F"/>
+        </w:rPr>
+        <w:tab/>
+      </w:r>
+      <w:r>
+        <w:t xml:space="preserve">Se o botão não aparecer, use o menu do navegador (⋮) → </w:t>
+      </w:r>
+      <w:r>
+        <w:rPr>
+          <w:b/>
+        </w:rPr>
+        <w:t>Instalar app</w:t>
+      </w:r>
+      <w:r>
+        <w:t xml:space="preserve"> ou </w:t>
+      </w:r>
+      <w:r>
+        <w:rPr>
+          <w:b/>
+        </w:rPr>
+        <w:t>Adicionar à tela inicial</w:t>
+      </w:r>
+      <w:r>
+        <w:t>.</w:t>
+      </w:r>
+    </w:p>
+    <w:p>
+      <w:r>
+        <w:rPr>
+          <w:b/>
+        </w:rPr>
+        <w:t>iPhone (Safari):</w:t>
+      </w:r>
+      <w:r>
+        <w:t xml:space="preserve"> toque em </w:t>
+      </w:r>
+      <w:r>
+        <w:rPr>
+          <w:b/>
+        </w:rPr>
+        <w:t>Compartilhar</w:t>
+      </w:r>
+      <w:r>
+        <w:t xml:space="preserve"> (quadrado com a seta) → </w:t>
+      </w:r>
+      <w:r>
+        <w:rPr>
+          <w:b/>
+        </w:rPr>
+        <w:t>Adicionar à Tela de Início</w:t>
+      </w:r>
+      <w:r>
+        <w:t>. A loja mostra essa instrução no rodapé quando é aberta no iPhone.</w:t>
+      </w:r>
+    </w:p>
+    <w:p>
+      <w:r>
+        <w:rPr>
+          <w:b/>
+        </w:rPr>
+        <w:t>Computador (Chrome ou Edge):</w:t>
+      </w:r>
+      <w:r>
+        <w:t xml:space="preserve"> o ícone de instalar aparece na barra de endereço.</w:t>
+      </w:r>
+    </w:p>
+    <w:p>
+      <w:r>
+        <w:t>Bom saber:</w:t>
+      </w:r>
+    </w:p>
+    <w:p>
+      <w:pPr>
+        <w:tabs>
+          <w:tab w:val="left" w:pos="425"/>
+        </w:tabs>
+        <w:spacing w:after="60"/>
+        <w:ind w:left="425" w:hanging="340"/>
+      </w:pPr>
+      <w:r>
+        <w:rPr>
+          <w:color w:val="C4532D"/>
+        </w:rPr>
+        <w:t>•</w:t>
+      </w:r>
+      <w:r>
+        <w:rPr>
+          <w:color w:val="C4532D"/>
+        </w:rPr>
+        <w:tab/>
+      </w:r>
+      <w:r>
+        <w:t>O aplicativo é a própria loja: tudo o que você muda no painel aparece nele na hora, sem publicar nada em loja de aplicativos.</w:t>
+      </w:r>
+    </w:p>
+    <w:p>
+      <w:pPr>
+        <w:tabs>
+          <w:tab w:val="left" w:pos="425"/>
+        </w:tabs>
+        <w:spacing w:after="60"/>
+        <w:ind w:left="425" w:hanging="340"/>
+      </w:pPr>
+      <w:r>
+        <w:rPr>
+          <w:color w:val="C4532D"/>
+        </w:rPr>
+        <w:t>•</w:t>
+      </w:r>
+      <w:r>
+        <w:rPr>
+          <w:color w:val="C4532D"/>
+        </w:rPr>
+        <w:tab/>
+      </w:r>
+      <w:r>
+        <w:rPr>
+          <w:b/>
+        </w:rPr>
+        <w:t>Sem internet</w:t>
+      </w:r>
+      <w:r>
+        <w:t>, aparece a página "Sem conexão". Nenhuma página com dados do cliente (conta, carrinho, pedido) fica guardada no celular.</w:t>
+      </w:r>
+    </w:p>
+    <w:p>
+      <w:pPr>
+        <w:tabs>
+          <w:tab w:val="left" w:pos="425"/>
+        </w:tabs>
+        <w:spacing w:after="60"/>
+        <w:ind w:left="425" w:hanging="340"/>
+      </w:pPr>
+      <w:r>
+        <w:rPr>
+          <w:color w:val="C4532D"/>
+        </w:rPr>
+        <w:t>•</w:t>
+      </w:r>
+      <w:r>
+        <w:rPr>
+          <w:color w:val="C4532D"/>
+        </w:rPr>
+        <w:tab/>
+      </w:r>
+      <w:r>
+        <w:t xml:space="preserve">Pressione o ícone por um instante para ver os </w:t>
+      </w:r>
+      <w:r>
+        <w:rPr>
+          <w:b/>
+        </w:rPr>
+        <w:t>atalhos</w:t>
+      </w:r>
+      <w:r>
+        <w:t xml:space="preserve">: </w:t>
+      </w:r>
+      <w:r>
+        <w:rPr>
+          <w:i/>
+        </w:rPr>
+        <w:t>Meus pedidos</w:t>
+      </w:r>
+      <w:r>
+        <w:t xml:space="preserve">, </w:t>
+      </w:r>
+      <w:r>
+        <w:rPr>
+          <w:i/>
+        </w:rPr>
+        <w:t>Carrinho</w:t>
+      </w:r>
+      <w:r>
+        <w:t xml:space="preserve"> e </w:t>
+      </w:r>
+      <w:r>
+        <w:rPr>
+          <w:i/>
+        </w:rPr>
+        <w:t>Favoritos</w:t>
+      </w:r>
+      <w:r>
+        <w:t xml:space="preserve"> na loja; </w:t>
+      </w:r>
+      <w:r>
+        <w:rPr>
+          <w:i/>
+        </w:rPr>
+        <w:t>Pedidos</w:t>
+      </w:r>
+      <w:r>
+        <w:t xml:space="preserve">, </w:t>
+      </w:r>
+      <w:r>
+        <w:rPr>
+          <w:i/>
+        </w:rPr>
+        <w:t>Fila de produção</w:t>
+      </w:r>
+      <w:r>
+        <w:t xml:space="preserve"> e </w:t>
+      </w:r>
+      <w:r>
+        <w:rPr>
+          <w:i/>
+        </w:rPr>
+        <w:t>Expedição</w:t>
+      </w:r>
+      <w:r>
+        <w:t xml:space="preserve"> no painel.</w:t>
+      </w:r>
+    </w:p>
+    <w:p>
       <w:r>
         <w:t xml:space="preserve">Referência técnica completa: </w:t>
       </w:r>
@@ -19405,31 +20130,31 @@
       </w:rPr>
     </w:lvl>
   </w:abstractNum>
-  <w:num w:numId="1" w16cid:durableId="2022662952">
+  <w:num w:numId="1" w16cid:durableId="1334843235">
     <w:abstractNumId w:val="8"/>
   </w:num>
-  <w:num w:numId="2" w16cid:durableId="1570505098">
+  <w:num w:numId="2" w16cid:durableId="120391499">
     <w:abstractNumId w:val="6"/>
   </w:num>
-  <w:num w:numId="3" w16cid:durableId="1005984510">
+  <w:num w:numId="3" w16cid:durableId="133068101">
     <w:abstractNumId w:val="5"/>
   </w:num>
-  <w:num w:numId="4" w16cid:durableId="1235386039">
+  <w:num w:numId="4" w16cid:durableId="1011486932">
     <w:abstractNumId w:val="4"/>
   </w:num>
-  <w:num w:numId="5" w16cid:durableId="1091704182">
+  <w:num w:numId="5" w16cid:durableId="1316298915">
     <w:abstractNumId w:val="7"/>
   </w:num>
-  <w:num w:numId="6" w16cid:durableId="1585332026">
+  <w:num w:numId="6" w16cid:durableId="588194269">
     <w:abstractNumId w:val="3"/>
   </w:num>
-  <w:num w:numId="7" w16cid:durableId="1409304847">
+  <w:num w:numId="7" w16cid:durableId="296909734">
     <w:abstractNumId w:val="2"/>
   </w:num>
-  <w:num w:numId="8" w16cid:durableId="1781604284">
+  <w:num w:numId="8" w16cid:durableId="879434573">
     <w:abstractNumId w:val="1"/>
   </w:num>
-  <w:num w:numId="9" w16cid:durableId="1996031139">
+  <w:num w:numId="9" w16cid:durableId="154806979">
     <w:abstractNumId w:val="0"/>
   </w:num>
 </w:numbering>
@@ -30822,7 +31547,7 @@
     <w:autoRedefine/>
     <w:uiPriority w:val="39"/>
     <w:unhideWhenUsed/>
-    <w:rsid w:val="007F059A"/>
+    <w:rsid w:val="007F1A7C"/>
     <w:pPr>
       <w:spacing w:after="100"/>
     </w:pPr>
@@ -30834,7 +31559,7 @@
     <w:autoRedefine/>
     <w:uiPriority w:val="39"/>
     <w:unhideWhenUsed/>
-    <w:rsid w:val="007F059A"/>
+    <w:rsid w:val="007F1A7C"/>
     <w:pPr>
       <w:spacing w:after="100"/>
       <w:ind w:left="210"/>
@@ -30845,7 +31570,7 @@
     <w:basedOn w:val="Fontepargpadro"/>
     <w:uiPriority w:val="99"/>
     <w:unhideWhenUsed/>
-    <w:rsid w:val="007F059A"/>
+    <w:rsid w:val="007F1A7C"/>
     <w:rPr>
       <w:color w:val="0000FF" w:themeColor="hyperlink"/>
       <w:u w:val="single"/>
